--- a/output/Anova_PondCYcle_Results_Table.docx
+++ b/output/Anova_PondCYcle_Results_Table.docx
@@ -36,7 +36,7 @@
       </w:tblPr>
       <w:tblGrid>
         <w:gridCol w:w="2404"/>
-        <w:gridCol w:w="961"/>
+        <w:gridCol w:w="839"/>
         <w:gridCol w:w="1084"/>
         <w:gridCol w:w="839"/>
         <w:gridCol w:w="1084"/>
@@ -624,7 +624,7 @@
       </w:tr>
       <w:tr>
         <w:trPr>
-          <w:trHeight w:val="612" w:hRule="auto"/>
+          <w:trHeight w:val="614" w:hRule="auto"/>
         </w:trPr>
         body 1
         <w:tc>
@@ -675,7 +675,7 @@
                 <w:szCs w:val="22"/>
                 <w:color w:val="000000"/>
               </w:rPr>
-              <w:t xml:space="preserve">Unique nodes</w:t>
+              <w:t xml:space="preserve">Node diversity</w:t>
             </w:r>
           </w:p>
         </w:tc>
@@ -727,7 +727,7 @@
                 <w:szCs w:val="22"/>
                 <w:color w:val="000000"/>
               </w:rPr>
-              <w:t xml:space="preserve">35.61</w:t>
+              <w:t xml:space="preserve">9.72</w:t>
             </w:r>
           </w:p>
         </w:tc>
@@ -831,7 +831,7 @@
                 <w:szCs w:val="22"/>
                 <w:color w:val="000000"/>
               </w:rPr>
-              <w:t xml:space="preserve">2.84</w:t>
+              <w:t xml:space="preserve">4.71</w:t>
             </w:r>
           </w:p>
         </w:tc>
@@ -883,7 +883,7 @@
                 <w:szCs w:val="22"/>
                 <w:color w:val="000000"/>
               </w:rPr>
-              <w:t xml:space="preserve">0.0939</w:t>
+              <w:t xml:space="preserve">0.0313</w:t>
             </w:r>
           </w:p>
         </w:tc>
@@ -935,7 +935,7 @@
                 <w:szCs w:val="22"/>
                 <w:color w:val="000000"/>
               </w:rPr>
-              <w:t xml:space="preserve">2.16</w:t>
+              <w:t xml:space="preserve">1.06</w:t>
             </w:r>
           </w:p>
         </w:tc>
@@ -987,7 +987,7 @@
                 <w:szCs w:val="22"/>
                 <w:color w:val="000000"/>
               </w:rPr>
-              <w:t xml:space="preserve">0.0000</w:t>
+              <w:t xml:space="preserve">0.0045</w:t>
             </w:r>
           </w:p>
         </w:tc>
@@ -1097,267 +1097,267 @@
                 <w:szCs w:val="22"/>
                 <w:color w:val="000000"/>
               </w:rPr>
-              <w:t xml:space="preserve">19.12</w:t>
-            </w:r>
-          </w:p>
-        </w:tc>
-        <w:tc>
-          <w:tcPr>
-            <w:tcBorders>
-              <w:bottom w:val="none" w:sz="0" w:space="0" w:color="000000"/>
-              <w:top w:val="none" w:sz="0" w:space="0" w:color="000000"/>
-              <w:left w:val="none" w:sz="0" w:space="0" w:color="000000"/>
-              <w:right w:val="none" w:sz="0" w:space="0" w:color="000000"/>
-            </w:tcBorders>
-            <w:shd w:val="clear" w:color="auto" w:fill="FFFFFF"/>
-            <w:tcMar>
-              <w:top w:w="0" w:type="dxa"/>
-              <w:bottom w:w="0" w:type="dxa"/>
-              <w:left w:w="0" w:type="dxa"/>
-              <w:right w:w="0" w:type="dxa"/>
-            </w:tcMar>
-            <w:vAlign w:val="center"/>
-          </w:tcPr>
-          <w:p>
-            <w:pPr>
-              <w:jc w:val="center"/>
-              <w:pBdr>
-                <w:bottom w:val="none" w:sz="0" w:space="0" w:color="000000"/>
-                <w:top w:val="none" w:sz="0" w:space="0" w:color="000000"/>
-                <w:left w:val="none" w:sz="0" w:space="0" w:color="000000"/>
-                <w:right w:val="none" w:sz="0" w:space="0" w:color="000000"/>
-              </w:pBdr>
-              <w:spacing w:after="100" w:before="100" w:line="240"/>
-              <w:ind w:left="100" w:right="100" w:firstLine="0" w:firstLineChars="0"/>
-              <w:rPr>
-                <w:rFonts w:ascii="Arial" w:hAnsi="Arial" w:eastAsia="Arial" w:cs="Arial"/>
-                <w:i w:val="false"/>
-                <w:b w:val="false"/>
-                <w:u w:val="none"/>
-                <w:sz w:val="22"/>
-                <w:szCs w:val="22"/>
-                <w:color w:val="000000"/>
-              </w:rPr>
-            </w:pPr>
-            <w:r>
-              <w:rPr>
-                <w:rFonts w:ascii="Arial" w:hAnsi="Arial" w:eastAsia="Arial" w:cs="Arial"/>
-                <w:i w:val="false"/>
-                <w:b w:val="false"/>
-                <w:u w:val="none"/>
-                <w:sz w:val="22"/>
-                <w:szCs w:val="22"/>
-                <w:color w:val="000000"/>
-              </w:rPr>
-              <w:t xml:space="preserve">0.0000</w:t>
-            </w:r>
-          </w:p>
-        </w:tc>
-        <w:tc>
-          <w:tcPr>
-            <w:tcBorders>
-              <w:bottom w:val="none" w:sz="0" w:space="0" w:color="000000"/>
-              <w:top w:val="none" w:sz="0" w:space="0" w:color="000000"/>
-              <w:left w:val="none" w:sz="0" w:space="0" w:color="000000"/>
-              <w:right w:val="none" w:sz="0" w:space="0" w:color="000000"/>
-            </w:tcBorders>
-            <w:shd w:val="clear" w:color="auto" w:fill="FFFFFF"/>
-            <w:tcMar>
-              <w:top w:w="0" w:type="dxa"/>
-              <w:bottom w:w="0" w:type="dxa"/>
-              <w:left w:w="0" w:type="dxa"/>
-              <w:right w:w="0" w:type="dxa"/>
-            </w:tcMar>
-            <w:vAlign w:val="center"/>
-          </w:tcPr>
-          <w:p>
-            <w:pPr>
-              <w:jc w:val="center"/>
-              <w:pBdr>
-                <w:bottom w:val="none" w:sz="0" w:space="0" w:color="000000"/>
-                <w:top w:val="none" w:sz="0" w:space="0" w:color="000000"/>
-                <w:left w:val="none" w:sz="0" w:space="0" w:color="000000"/>
-                <w:right w:val="none" w:sz="0" w:space="0" w:color="000000"/>
-              </w:pBdr>
-              <w:spacing w:after="100" w:before="100" w:line="240"/>
-              <w:ind w:left="100" w:right="100" w:firstLine="0" w:firstLineChars="0"/>
-              <w:rPr>
-                <w:rFonts w:ascii="Arial" w:hAnsi="Arial" w:eastAsia="Arial" w:cs="Arial"/>
-                <w:i w:val="false"/>
-                <w:b w:val="false"/>
-                <w:u w:val="none"/>
-                <w:sz w:val="22"/>
-                <w:szCs w:val="22"/>
-                <w:color w:val="000000"/>
-              </w:rPr>
-            </w:pPr>
-            <w:r>
-              <w:rPr>
-                <w:rFonts w:ascii="Arial" w:hAnsi="Arial" w:eastAsia="Arial" w:cs="Arial"/>
-                <w:i w:val="false"/>
-                <w:b w:val="false"/>
-                <w:u w:val="none"/>
-                <w:sz w:val="22"/>
-                <w:szCs w:val="22"/>
-                <w:color w:val="000000"/>
-              </w:rPr>
-              <w:t xml:space="preserve">2.04</w:t>
-            </w:r>
-          </w:p>
-        </w:tc>
-        <w:tc>
-          <w:tcPr>
-            <w:tcBorders>
-              <w:bottom w:val="none" w:sz="0" w:space="0" w:color="000000"/>
-              <w:top w:val="none" w:sz="0" w:space="0" w:color="000000"/>
-              <w:left w:val="none" w:sz="0" w:space="0" w:color="000000"/>
-              <w:right w:val="none" w:sz="0" w:space="0" w:color="000000"/>
-            </w:tcBorders>
-            <w:shd w:val="clear" w:color="auto" w:fill="FFFFFF"/>
-            <w:tcMar>
-              <w:top w:w="0" w:type="dxa"/>
-              <w:bottom w:w="0" w:type="dxa"/>
-              <w:left w:w="0" w:type="dxa"/>
-              <w:right w:w="0" w:type="dxa"/>
-            </w:tcMar>
-            <w:vAlign w:val="center"/>
-          </w:tcPr>
-          <w:p>
-            <w:pPr>
-              <w:jc w:val="center"/>
-              <w:pBdr>
-                <w:bottom w:val="none" w:sz="0" w:space="0" w:color="000000"/>
-                <w:top w:val="none" w:sz="0" w:space="0" w:color="000000"/>
-                <w:left w:val="none" w:sz="0" w:space="0" w:color="000000"/>
-                <w:right w:val="none" w:sz="0" w:space="0" w:color="000000"/>
-              </w:pBdr>
-              <w:spacing w:after="100" w:before="100" w:line="240"/>
-              <w:ind w:left="100" w:right="100" w:firstLine="0" w:firstLineChars="0"/>
-              <w:rPr>
-                <w:rFonts w:ascii="Arial" w:hAnsi="Arial" w:eastAsia="Arial" w:cs="Arial"/>
-                <w:i w:val="false"/>
-                <w:b w:val="false"/>
-                <w:u w:val="none"/>
-                <w:sz w:val="22"/>
-                <w:szCs w:val="22"/>
-                <w:color w:val="000000"/>
-              </w:rPr>
-            </w:pPr>
-            <w:r>
-              <w:rPr>
-                <w:rFonts w:ascii="Arial" w:hAnsi="Arial" w:eastAsia="Arial" w:cs="Arial"/>
-                <w:i w:val="false"/>
-                <w:b w:val="false"/>
-                <w:u w:val="none"/>
-                <w:sz w:val="22"/>
-                <w:szCs w:val="22"/>
-                <w:color w:val="000000"/>
-              </w:rPr>
-              <w:t xml:space="preserve">0.1552</w:t>
-            </w:r>
-          </w:p>
-        </w:tc>
-        <w:tc>
-          <w:tcPr>
-            <w:tcBorders>
-              <w:bottom w:val="none" w:sz="0" w:space="0" w:color="000000"/>
-              <w:top w:val="none" w:sz="0" w:space="0" w:color="000000"/>
-              <w:left w:val="none" w:sz="0" w:space="0" w:color="000000"/>
-              <w:right w:val="none" w:sz="0" w:space="0" w:color="000000"/>
-            </w:tcBorders>
-            <w:shd w:val="clear" w:color="auto" w:fill="FFFFFF"/>
-            <w:tcMar>
-              <w:top w:w="0" w:type="dxa"/>
-              <w:bottom w:w="0" w:type="dxa"/>
-              <w:left w:w="0" w:type="dxa"/>
-              <w:right w:w="0" w:type="dxa"/>
-            </w:tcMar>
-            <w:vAlign w:val="center"/>
-          </w:tcPr>
-          <w:p>
-            <w:pPr>
-              <w:jc w:val="center"/>
-              <w:pBdr>
-                <w:bottom w:val="none" w:sz="0" w:space="0" w:color="000000"/>
-                <w:top w:val="none" w:sz="0" w:space="0" w:color="000000"/>
-                <w:left w:val="none" w:sz="0" w:space="0" w:color="000000"/>
-                <w:right w:val="none" w:sz="0" w:space="0" w:color="000000"/>
-              </w:pBdr>
-              <w:spacing w:after="100" w:before="100" w:line="240"/>
-              <w:ind w:left="100" w:right="100" w:firstLine="0" w:firstLineChars="0"/>
-              <w:rPr>
-                <w:rFonts w:ascii="Arial" w:hAnsi="Arial" w:eastAsia="Arial" w:cs="Arial"/>
-                <w:i w:val="false"/>
-                <w:b w:val="false"/>
-                <w:u w:val="none"/>
-                <w:sz w:val="22"/>
-                <w:szCs w:val="22"/>
-                <w:color w:val="000000"/>
-              </w:rPr>
-            </w:pPr>
-            <w:r>
-              <w:rPr>
-                <w:rFonts w:ascii="Arial" w:hAnsi="Arial" w:eastAsia="Arial" w:cs="Arial"/>
-                <w:i w:val="false"/>
-                <w:b w:val="false"/>
-                <w:u w:val="none"/>
-                <w:sz w:val="22"/>
-                <w:szCs w:val="22"/>
-                <w:color w:val="000000"/>
-              </w:rPr>
-              <w:t xml:space="preserve">0.28</w:t>
-            </w:r>
-          </w:p>
-        </w:tc>
-        <w:tc>
-          <w:tcPr>
-            <w:tcBorders>
-              <w:bottom w:val="none" w:sz="0" w:space="0" w:color="000000"/>
-              <w:top w:val="none" w:sz="0" w:space="0" w:color="000000"/>
-              <w:left w:val="none" w:sz="0" w:space="0" w:color="000000"/>
-              <w:right w:val="none" w:sz="0" w:space="0" w:color="000000"/>
-            </w:tcBorders>
-            <w:shd w:val="clear" w:color="auto" w:fill="FFFFFF"/>
-            <w:tcMar>
-              <w:top w:w="0" w:type="dxa"/>
-              <w:bottom w:w="0" w:type="dxa"/>
-              <w:left w:w="0" w:type="dxa"/>
-              <w:right w:w="0" w:type="dxa"/>
-            </w:tcMar>
-            <w:vAlign w:val="center"/>
-          </w:tcPr>
-          <w:p>
-            <w:pPr>
-              <w:jc w:val="center"/>
-              <w:pBdr>
-                <w:bottom w:val="none" w:sz="0" w:space="0" w:color="000000"/>
-                <w:top w:val="none" w:sz="0" w:space="0" w:color="000000"/>
-                <w:left w:val="none" w:sz="0" w:space="0" w:color="000000"/>
-                <w:right w:val="none" w:sz="0" w:space="0" w:color="000000"/>
-              </w:pBdr>
-              <w:spacing w:after="100" w:before="100" w:line="240"/>
-              <w:ind w:left="100" w:right="100" w:firstLine="0" w:firstLineChars="0"/>
-              <w:rPr>
-                <w:rFonts w:ascii="Arial" w:hAnsi="Arial" w:eastAsia="Arial" w:cs="Arial"/>
-                <w:i w:val="false"/>
-                <w:b w:val="false"/>
-                <w:u w:val="none"/>
-                <w:sz w:val="22"/>
-                <w:szCs w:val="22"/>
-                <w:color w:val="000000"/>
-              </w:rPr>
-            </w:pPr>
-            <w:r>
-              <w:rPr>
-                <w:rFonts w:ascii="Arial" w:hAnsi="Arial" w:eastAsia="Arial" w:cs="Arial"/>
-                <w:i w:val="false"/>
-                <w:b w:val="false"/>
-                <w:u w:val="none"/>
-                <w:sz w:val="22"/>
-                <w:szCs w:val="22"/>
-                <w:color w:val="000000"/>
-              </w:rPr>
-              <w:t xml:space="preserve">0.0561</w:t>
+              <w:t xml:space="preserve">1.14</w:t>
+            </w:r>
+          </w:p>
+        </w:tc>
+        <w:tc>
+          <w:tcPr>
+            <w:tcBorders>
+              <w:bottom w:val="none" w:sz="0" w:space="0" w:color="000000"/>
+              <w:top w:val="none" w:sz="0" w:space="0" w:color="000000"/>
+              <w:left w:val="none" w:sz="0" w:space="0" w:color="000000"/>
+              <w:right w:val="none" w:sz="0" w:space="0" w:color="000000"/>
+            </w:tcBorders>
+            <w:shd w:val="clear" w:color="auto" w:fill="FFFFFF"/>
+            <w:tcMar>
+              <w:top w:w="0" w:type="dxa"/>
+              <w:bottom w:w="0" w:type="dxa"/>
+              <w:left w:w="0" w:type="dxa"/>
+              <w:right w:w="0" w:type="dxa"/>
+            </w:tcMar>
+            <w:vAlign w:val="center"/>
+          </w:tcPr>
+          <w:p>
+            <w:pPr>
+              <w:jc w:val="center"/>
+              <w:pBdr>
+                <w:bottom w:val="none" w:sz="0" w:space="0" w:color="000000"/>
+                <w:top w:val="none" w:sz="0" w:space="0" w:color="000000"/>
+                <w:left w:val="none" w:sz="0" w:space="0" w:color="000000"/>
+                <w:right w:val="none" w:sz="0" w:space="0" w:color="000000"/>
+              </w:pBdr>
+              <w:spacing w:after="100" w:before="100" w:line="240"/>
+              <w:ind w:left="100" w:right="100" w:firstLine="0" w:firstLineChars="0"/>
+              <w:rPr>
+                <w:rFonts w:ascii="Arial" w:hAnsi="Arial" w:eastAsia="Arial" w:cs="Arial"/>
+                <w:i w:val="false"/>
+                <w:b w:val="false"/>
+                <w:u w:val="none"/>
+                <w:sz w:val="22"/>
+                <w:szCs w:val="22"/>
+                <w:color w:val="000000"/>
+              </w:rPr>
+            </w:pPr>
+            <w:r>
+              <w:rPr>
+                <w:rFonts w:ascii="Arial" w:hAnsi="Arial" w:eastAsia="Arial" w:cs="Arial"/>
+                <w:i w:val="false"/>
+                <w:b w:val="false"/>
+                <w:u w:val="none"/>
+                <w:sz w:val="22"/>
+                <w:szCs w:val="22"/>
+                <w:color w:val="000000"/>
+              </w:rPr>
+              <w:t xml:space="preserve">0.3373</w:t>
+            </w:r>
+          </w:p>
+        </w:tc>
+        <w:tc>
+          <w:tcPr>
+            <w:tcBorders>
+              <w:bottom w:val="none" w:sz="0" w:space="0" w:color="000000"/>
+              <w:top w:val="none" w:sz="0" w:space="0" w:color="000000"/>
+              <w:left w:val="none" w:sz="0" w:space="0" w:color="000000"/>
+              <w:right w:val="none" w:sz="0" w:space="0" w:color="000000"/>
+            </w:tcBorders>
+            <w:shd w:val="clear" w:color="auto" w:fill="FFFFFF"/>
+            <w:tcMar>
+              <w:top w:w="0" w:type="dxa"/>
+              <w:bottom w:w="0" w:type="dxa"/>
+              <w:left w:w="0" w:type="dxa"/>
+              <w:right w:w="0" w:type="dxa"/>
+            </w:tcMar>
+            <w:vAlign w:val="center"/>
+          </w:tcPr>
+          <w:p>
+            <w:pPr>
+              <w:jc w:val="center"/>
+              <w:pBdr>
+                <w:bottom w:val="none" w:sz="0" w:space="0" w:color="000000"/>
+                <w:top w:val="none" w:sz="0" w:space="0" w:color="000000"/>
+                <w:left w:val="none" w:sz="0" w:space="0" w:color="000000"/>
+                <w:right w:val="none" w:sz="0" w:space="0" w:color="000000"/>
+              </w:pBdr>
+              <w:spacing w:after="100" w:before="100" w:line="240"/>
+              <w:ind w:left="100" w:right="100" w:firstLine="0" w:firstLineChars="0"/>
+              <w:rPr>
+                <w:rFonts w:ascii="Arial" w:hAnsi="Arial" w:eastAsia="Arial" w:cs="Arial"/>
+                <w:i w:val="false"/>
+                <w:b w:val="false"/>
+                <w:u w:val="none"/>
+                <w:sz w:val="22"/>
+                <w:szCs w:val="22"/>
+                <w:color w:val="000000"/>
+              </w:rPr>
+            </w:pPr>
+            <w:r>
+              <w:rPr>
+                <w:rFonts w:ascii="Arial" w:hAnsi="Arial" w:eastAsia="Arial" w:cs="Arial"/>
+                <w:i w:val="false"/>
+                <w:b w:val="false"/>
+                <w:u w:val="none"/>
+                <w:sz w:val="22"/>
+                <w:szCs w:val="22"/>
+                <w:color w:val="000000"/>
+              </w:rPr>
+              <w:t xml:space="preserve">3.60</w:t>
+            </w:r>
+          </w:p>
+        </w:tc>
+        <w:tc>
+          <w:tcPr>
+            <w:tcBorders>
+              <w:bottom w:val="none" w:sz="0" w:space="0" w:color="000000"/>
+              <w:top w:val="none" w:sz="0" w:space="0" w:color="000000"/>
+              <w:left w:val="none" w:sz="0" w:space="0" w:color="000000"/>
+              <w:right w:val="none" w:sz="0" w:space="0" w:color="000000"/>
+            </w:tcBorders>
+            <w:shd w:val="clear" w:color="auto" w:fill="FFFFFF"/>
+            <w:tcMar>
+              <w:top w:w="0" w:type="dxa"/>
+              <w:bottom w:w="0" w:type="dxa"/>
+              <w:left w:w="0" w:type="dxa"/>
+              <w:right w:w="0" w:type="dxa"/>
+            </w:tcMar>
+            <w:vAlign w:val="center"/>
+          </w:tcPr>
+          <w:p>
+            <w:pPr>
+              <w:jc w:val="center"/>
+              <w:pBdr>
+                <w:bottom w:val="none" w:sz="0" w:space="0" w:color="000000"/>
+                <w:top w:val="none" w:sz="0" w:space="0" w:color="000000"/>
+                <w:left w:val="none" w:sz="0" w:space="0" w:color="000000"/>
+                <w:right w:val="none" w:sz="0" w:space="0" w:color="000000"/>
+              </w:pBdr>
+              <w:spacing w:after="100" w:before="100" w:line="240"/>
+              <w:ind w:left="100" w:right="100" w:firstLine="0" w:firstLineChars="0"/>
+              <w:rPr>
+                <w:rFonts w:ascii="Arial" w:hAnsi="Arial" w:eastAsia="Arial" w:cs="Arial"/>
+                <w:i w:val="false"/>
+                <w:b w:val="false"/>
+                <w:u w:val="none"/>
+                <w:sz w:val="22"/>
+                <w:szCs w:val="22"/>
+                <w:color w:val="000000"/>
+              </w:rPr>
+            </w:pPr>
+            <w:r>
+              <w:rPr>
+                <w:rFonts w:ascii="Arial" w:hAnsi="Arial" w:eastAsia="Arial" w:cs="Arial"/>
+                <w:i w:val="false"/>
+                <w:b w:val="false"/>
+                <w:u w:val="none"/>
+                <w:sz w:val="22"/>
+                <w:szCs w:val="22"/>
+                <w:color w:val="000000"/>
+              </w:rPr>
+              <w:t xml:space="preserve">0.0592</w:t>
+            </w:r>
+          </w:p>
+        </w:tc>
+        <w:tc>
+          <w:tcPr>
+            <w:tcBorders>
+              <w:bottom w:val="none" w:sz="0" w:space="0" w:color="000000"/>
+              <w:top w:val="none" w:sz="0" w:space="0" w:color="000000"/>
+              <w:left w:val="none" w:sz="0" w:space="0" w:color="000000"/>
+              <w:right w:val="none" w:sz="0" w:space="0" w:color="000000"/>
+            </w:tcBorders>
+            <w:shd w:val="clear" w:color="auto" w:fill="FFFFFF"/>
+            <w:tcMar>
+              <w:top w:w="0" w:type="dxa"/>
+              <w:bottom w:w="0" w:type="dxa"/>
+              <w:left w:w="0" w:type="dxa"/>
+              <w:right w:w="0" w:type="dxa"/>
+            </w:tcMar>
+            <w:vAlign w:val="center"/>
+          </w:tcPr>
+          <w:p>
+            <w:pPr>
+              <w:jc w:val="center"/>
+              <w:pBdr>
+                <w:bottom w:val="none" w:sz="0" w:space="0" w:color="000000"/>
+                <w:top w:val="none" w:sz="0" w:space="0" w:color="000000"/>
+                <w:left w:val="none" w:sz="0" w:space="0" w:color="000000"/>
+                <w:right w:val="none" w:sz="0" w:space="0" w:color="000000"/>
+              </w:pBdr>
+              <w:spacing w:after="100" w:before="100" w:line="240"/>
+              <w:ind w:left="100" w:right="100" w:firstLine="0" w:firstLineChars="0"/>
+              <w:rPr>
+                <w:rFonts w:ascii="Arial" w:hAnsi="Arial" w:eastAsia="Arial" w:cs="Arial"/>
+                <w:i w:val="false"/>
+                <w:b w:val="false"/>
+                <w:u w:val="none"/>
+                <w:sz w:val="22"/>
+                <w:szCs w:val="22"/>
+                <w:color w:val="000000"/>
+              </w:rPr>
+            </w:pPr>
+            <w:r>
+              <w:rPr>
+                <w:rFonts w:ascii="Arial" w:hAnsi="Arial" w:eastAsia="Arial" w:cs="Arial"/>
+                <w:i w:val="false"/>
+                <w:b w:val="false"/>
+                <w:u w:val="none"/>
+                <w:sz w:val="22"/>
+                <w:szCs w:val="22"/>
+                <w:color w:val="000000"/>
+              </w:rPr>
+              <w:t xml:space="preserve">0.11</w:t>
+            </w:r>
+          </w:p>
+        </w:tc>
+        <w:tc>
+          <w:tcPr>
+            <w:tcBorders>
+              <w:bottom w:val="none" w:sz="0" w:space="0" w:color="000000"/>
+              <w:top w:val="none" w:sz="0" w:space="0" w:color="000000"/>
+              <w:left w:val="none" w:sz="0" w:space="0" w:color="000000"/>
+              <w:right w:val="none" w:sz="0" w:space="0" w:color="000000"/>
+            </w:tcBorders>
+            <w:shd w:val="clear" w:color="auto" w:fill="FFFFFF"/>
+            <w:tcMar>
+              <w:top w:w="0" w:type="dxa"/>
+              <w:bottom w:w="0" w:type="dxa"/>
+              <w:left w:w="0" w:type="dxa"/>
+              <w:right w:w="0" w:type="dxa"/>
+            </w:tcMar>
+            <w:vAlign w:val="center"/>
+          </w:tcPr>
+          <w:p>
+            <w:pPr>
+              <w:jc w:val="center"/>
+              <w:pBdr>
+                <w:bottom w:val="none" w:sz="0" w:space="0" w:color="000000"/>
+                <w:top w:val="none" w:sz="0" w:space="0" w:color="000000"/>
+                <w:left w:val="none" w:sz="0" w:space="0" w:color="000000"/>
+                <w:right w:val="none" w:sz="0" w:space="0" w:color="000000"/>
+              </w:pBdr>
+              <w:spacing w:after="100" w:before="100" w:line="240"/>
+              <w:ind w:left="100" w:right="100" w:firstLine="0" w:firstLineChars="0"/>
+              <w:rPr>
+                <w:rFonts w:ascii="Arial" w:hAnsi="Arial" w:eastAsia="Arial" w:cs="Arial"/>
+                <w:i w:val="false"/>
+                <w:b w:val="false"/>
+                <w:u w:val="none"/>
+                <w:sz w:val="22"/>
+                <w:szCs w:val="22"/>
+                <w:color w:val="000000"/>
+              </w:rPr>
+            </w:pPr>
+            <w:r>
+              <w:rPr>
+                <w:rFonts w:ascii="Arial" w:hAnsi="Arial" w:eastAsia="Arial" w:cs="Arial"/>
+                <w:i w:val="false"/>
+                <w:b w:val="false"/>
+                <w:u w:val="none"/>
+                <w:sz w:val="22"/>
+                <w:szCs w:val="22"/>
+                <w:color w:val="000000"/>
+              </w:rPr>
+              <w:t xml:space="preserve">0.1766</w:t>
             </w:r>
           </w:p>
         </w:tc>
@@ -1467,215 +1467,215 @@
                 <w:szCs w:val="22"/>
                 <w:color w:val="000000"/>
               </w:rPr>
-              <w:t xml:space="preserve">2.24</w:t>
-            </w:r>
-          </w:p>
-        </w:tc>
-        <w:tc>
-          <w:tcPr>
-            <w:tcBorders>
-              <w:bottom w:val="none" w:sz="0" w:space="0" w:color="000000"/>
-              <w:top w:val="none" w:sz="0" w:space="0" w:color="000000"/>
-              <w:left w:val="none" w:sz="0" w:space="0" w:color="000000"/>
-              <w:right w:val="none" w:sz="0" w:space="0" w:color="000000"/>
-            </w:tcBorders>
-            <w:shd w:val="clear" w:color="auto" w:fill="FFFFFF"/>
-            <w:tcMar>
-              <w:top w:w="0" w:type="dxa"/>
-              <w:bottom w:w="0" w:type="dxa"/>
-              <w:left w:w="0" w:type="dxa"/>
-              <w:right w:w="0" w:type="dxa"/>
-            </w:tcMar>
-            <w:vAlign w:val="center"/>
-          </w:tcPr>
-          <w:p>
-            <w:pPr>
-              <w:jc w:val="center"/>
-              <w:pBdr>
-                <w:bottom w:val="none" w:sz="0" w:space="0" w:color="000000"/>
-                <w:top w:val="none" w:sz="0" w:space="0" w:color="000000"/>
-                <w:left w:val="none" w:sz="0" w:space="0" w:color="000000"/>
-                <w:right w:val="none" w:sz="0" w:space="0" w:color="000000"/>
-              </w:pBdr>
-              <w:spacing w:after="100" w:before="100" w:line="240"/>
-              <w:ind w:left="100" w:right="100" w:firstLine="0" w:firstLineChars="0"/>
-              <w:rPr>
-                <w:rFonts w:ascii="Arial" w:hAnsi="Arial" w:eastAsia="Arial" w:cs="Arial"/>
-                <w:i w:val="false"/>
-                <w:b w:val="false"/>
-                <w:u w:val="none"/>
-                <w:sz w:val="22"/>
-                <w:szCs w:val="22"/>
-                <w:color w:val="000000"/>
-              </w:rPr>
-            </w:pPr>
-            <w:r>
-              <w:rPr>
-                <w:rFonts w:ascii="Arial" w:hAnsi="Arial" w:eastAsia="Arial" w:cs="Arial"/>
-                <w:i w:val="false"/>
-                <w:b w:val="false"/>
-                <w:u w:val="none"/>
-                <w:sz w:val="22"/>
-                <w:szCs w:val="22"/>
-                <w:color w:val="000000"/>
-              </w:rPr>
-              <w:t xml:space="preserve">0.0332</w:t>
-            </w:r>
-          </w:p>
-        </w:tc>
-        <w:tc>
-          <w:tcPr>
-            <w:tcBorders>
-              <w:bottom w:val="none" w:sz="0" w:space="0" w:color="000000"/>
-              <w:top w:val="none" w:sz="0" w:space="0" w:color="000000"/>
-              <w:left w:val="none" w:sz="0" w:space="0" w:color="000000"/>
-              <w:right w:val="none" w:sz="0" w:space="0" w:color="000000"/>
-            </w:tcBorders>
-            <w:shd w:val="clear" w:color="auto" w:fill="FFFFFF"/>
-            <w:tcMar>
-              <w:top w:w="0" w:type="dxa"/>
-              <w:bottom w:w="0" w:type="dxa"/>
-              <w:left w:w="0" w:type="dxa"/>
-              <w:right w:w="0" w:type="dxa"/>
-            </w:tcMar>
-            <w:vAlign w:val="center"/>
-          </w:tcPr>
-          <w:p>
-            <w:pPr>
-              <w:jc w:val="center"/>
-              <w:pBdr>
-                <w:bottom w:val="none" w:sz="0" w:space="0" w:color="000000"/>
-                <w:top w:val="none" w:sz="0" w:space="0" w:color="000000"/>
-                <w:left w:val="none" w:sz="0" w:space="0" w:color="000000"/>
-                <w:right w:val="none" w:sz="0" w:space="0" w:color="000000"/>
-              </w:pBdr>
-              <w:spacing w:after="100" w:before="100" w:line="240"/>
-              <w:ind w:left="100" w:right="100" w:firstLine="0" w:firstLineChars="0"/>
-              <w:rPr>
-                <w:rFonts w:ascii="Arial" w:hAnsi="Arial" w:eastAsia="Arial" w:cs="Arial"/>
-                <w:i w:val="false"/>
-                <w:b w:val="false"/>
-                <w:u w:val="none"/>
-                <w:sz w:val="22"/>
-                <w:szCs w:val="22"/>
-                <w:color w:val="000000"/>
-              </w:rPr>
-            </w:pPr>
-            <w:r>
-              <w:rPr>
-                <w:rFonts w:ascii="Arial" w:hAnsi="Arial" w:eastAsia="Arial" w:cs="Arial"/>
-                <w:i w:val="false"/>
-                <w:b w:val="false"/>
-                <w:u w:val="none"/>
-                <w:sz w:val="22"/>
-                <w:szCs w:val="22"/>
-                <w:color w:val="000000"/>
-              </w:rPr>
-              <w:t xml:space="preserve">2.39</w:t>
-            </w:r>
-          </w:p>
-        </w:tc>
-        <w:tc>
-          <w:tcPr>
-            <w:tcBorders>
-              <w:bottom w:val="none" w:sz="0" w:space="0" w:color="000000"/>
-              <w:top w:val="none" w:sz="0" w:space="0" w:color="000000"/>
-              <w:left w:val="none" w:sz="0" w:space="0" w:color="000000"/>
-              <w:right w:val="none" w:sz="0" w:space="0" w:color="000000"/>
-            </w:tcBorders>
-            <w:shd w:val="clear" w:color="auto" w:fill="FFFFFF"/>
-            <w:tcMar>
-              <w:top w:w="0" w:type="dxa"/>
-              <w:bottom w:w="0" w:type="dxa"/>
-              <w:left w:w="0" w:type="dxa"/>
-              <w:right w:w="0" w:type="dxa"/>
-            </w:tcMar>
-            <w:vAlign w:val="center"/>
-          </w:tcPr>
-          <w:p>
-            <w:pPr>
-              <w:jc w:val="center"/>
-              <w:pBdr>
-                <w:bottom w:val="none" w:sz="0" w:space="0" w:color="000000"/>
-                <w:top w:val="none" w:sz="0" w:space="0" w:color="000000"/>
-                <w:left w:val="none" w:sz="0" w:space="0" w:color="000000"/>
-                <w:right w:val="none" w:sz="0" w:space="0" w:color="000000"/>
-              </w:pBdr>
-              <w:spacing w:after="100" w:before="100" w:line="240"/>
-              <w:ind w:left="100" w:right="100" w:firstLine="0" w:firstLineChars="0"/>
-              <w:rPr>
-                <w:rFonts w:ascii="Arial" w:hAnsi="Arial" w:eastAsia="Arial" w:cs="Arial"/>
-                <w:i w:val="false"/>
-                <w:b w:val="false"/>
-                <w:u w:val="none"/>
-                <w:sz w:val="22"/>
-                <w:szCs w:val="22"/>
-                <w:color w:val="000000"/>
-              </w:rPr>
-            </w:pPr>
-            <w:r>
-              <w:rPr>
-                <w:rFonts w:ascii="Arial" w:hAnsi="Arial" w:eastAsia="Arial" w:cs="Arial"/>
-                <w:i w:val="false"/>
-                <w:b w:val="false"/>
-                <w:u w:val="none"/>
-                <w:sz w:val="22"/>
-                <w:szCs w:val="22"/>
-                <w:color w:val="000000"/>
-              </w:rPr>
-              <w:t xml:space="preserve">0.1236</w:t>
-            </w:r>
-          </w:p>
-        </w:tc>
-        <w:tc>
-          <w:tcPr>
-            <w:tcBorders>
-              <w:bottom w:val="none" w:sz="0" w:space="0" w:color="000000"/>
-              <w:top w:val="none" w:sz="0" w:space="0" w:color="000000"/>
-              <w:left w:val="none" w:sz="0" w:space="0" w:color="000000"/>
-              <w:right w:val="none" w:sz="0" w:space="0" w:color="000000"/>
-            </w:tcBorders>
-            <w:shd w:val="clear" w:color="auto" w:fill="FFFFFF"/>
-            <w:tcMar>
-              <w:top w:w="0" w:type="dxa"/>
-              <w:bottom w:w="0" w:type="dxa"/>
-              <w:left w:w="0" w:type="dxa"/>
-              <w:right w:w="0" w:type="dxa"/>
-            </w:tcMar>
-            <w:vAlign w:val="center"/>
-          </w:tcPr>
-          <w:p>
-            <w:pPr>
-              <w:jc w:val="center"/>
-              <w:pBdr>
-                <w:bottom w:val="none" w:sz="0" w:space="0" w:color="000000"/>
-                <w:top w:val="none" w:sz="0" w:space="0" w:color="000000"/>
-                <w:left w:val="none" w:sz="0" w:space="0" w:color="000000"/>
-                <w:right w:val="none" w:sz="0" w:space="0" w:color="000000"/>
-              </w:pBdr>
-              <w:spacing w:after="100" w:before="100" w:line="240"/>
-              <w:ind w:left="100" w:right="100" w:firstLine="0" w:firstLineChars="0"/>
-              <w:rPr>
-                <w:rFonts w:ascii="Arial" w:hAnsi="Arial" w:eastAsia="Arial" w:cs="Arial"/>
-                <w:i w:val="false"/>
-                <w:b w:val="false"/>
-                <w:u w:val="none"/>
-                <w:sz w:val="22"/>
-                <w:szCs w:val="22"/>
-                <w:color w:val="000000"/>
-              </w:rPr>
-            </w:pPr>
-            <w:r>
-              <w:rPr>
-                <w:rFonts w:ascii="Arial" w:hAnsi="Arial" w:eastAsia="Arial" w:cs="Arial"/>
-                <w:i w:val="false"/>
-                <w:b w:val="false"/>
-                <w:u w:val="none"/>
-                <w:sz w:val="22"/>
-                <w:szCs w:val="22"/>
-                <w:color w:val="000000"/>
-              </w:rPr>
-              <w:t xml:space="preserve">0.92</w:t>
+              <w:t xml:space="preserve">2.13</w:t>
+            </w:r>
+          </w:p>
+        </w:tc>
+        <w:tc>
+          <w:tcPr>
+            <w:tcBorders>
+              <w:bottom w:val="none" w:sz="0" w:space="0" w:color="000000"/>
+              <w:top w:val="none" w:sz="0" w:space="0" w:color="000000"/>
+              <w:left w:val="none" w:sz="0" w:space="0" w:color="000000"/>
+              <w:right w:val="none" w:sz="0" w:space="0" w:color="000000"/>
+            </w:tcBorders>
+            <w:shd w:val="clear" w:color="auto" w:fill="FFFFFF"/>
+            <w:tcMar>
+              <w:top w:w="0" w:type="dxa"/>
+              <w:bottom w:w="0" w:type="dxa"/>
+              <w:left w:w="0" w:type="dxa"/>
+              <w:right w:w="0" w:type="dxa"/>
+            </w:tcMar>
+            <w:vAlign w:val="center"/>
+          </w:tcPr>
+          <w:p>
+            <w:pPr>
+              <w:jc w:val="center"/>
+              <w:pBdr>
+                <w:bottom w:val="none" w:sz="0" w:space="0" w:color="000000"/>
+                <w:top w:val="none" w:sz="0" w:space="0" w:color="000000"/>
+                <w:left w:val="none" w:sz="0" w:space="0" w:color="000000"/>
+                <w:right w:val="none" w:sz="0" w:space="0" w:color="000000"/>
+              </w:pBdr>
+              <w:spacing w:after="100" w:before="100" w:line="240"/>
+              <w:ind w:left="100" w:right="100" w:firstLine="0" w:firstLineChars="0"/>
+              <w:rPr>
+                <w:rFonts w:ascii="Arial" w:hAnsi="Arial" w:eastAsia="Arial" w:cs="Arial"/>
+                <w:i w:val="false"/>
+                <w:b w:val="false"/>
+                <w:u w:val="none"/>
+                <w:sz w:val="22"/>
+                <w:szCs w:val="22"/>
+                <w:color w:val="000000"/>
+              </w:rPr>
+            </w:pPr>
+            <w:r>
+              <w:rPr>
+                <w:rFonts w:ascii="Arial" w:hAnsi="Arial" w:eastAsia="Arial" w:cs="Arial"/>
+                <w:i w:val="false"/>
+                <w:b w:val="false"/>
+                <w:u w:val="none"/>
+                <w:sz w:val="22"/>
+                <w:szCs w:val="22"/>
+                <w:color w:val="000000"/>
+              </w:rPr>
+              <w:t xml:space="preserve">0.0430</w:t>
+            </w:r>
+          </w:p>
+        </w:tc>
+        <w:tc>
+          <w:tcPr>
+            <w:tcBorders>
+              <w:bottom w:val="none" w:sz="0" w:space="0" w:color="000000"/>
+              <w:top w:val="none" w:sz="0" w:space="0" w:color="000000"/>
+              <w:left w:val="none" w:sz="0" w:space="0" w:color="000000"/>
+              <w:right w:val="none" w:sz="0" w:space="0" w:color="000000"/>
+            </w:tcBorders>
+            <w:shd w:val="clear" w:color="auto" w:fill="FFFFFF"/>
+            <w:tcMar>
+              <w:top w:w="0" w:type="dxa"/>
+              <w:bottom w:w="0" w:type="dxa"/>
+              <w:left w:w="0" w:type="dxa"/>
+              <w:right w:w="0" w:type="dxa"/>
+            </w:tcMar>
+            <w:vAlign w:val="center"/>
+          </w:tcPr>
+          <w:p>
+            <w:pPr>
+              <w:jc w:val="center"/>
+              <w:pBdr>
+                <w:bottom w:val="none" w:sz="0" w:space="0" w:color="000000"/>
+                <w:top w:val="none" w:sz="0" w:space="0" w:color="000000"/>
+                <w:left w:val="none" w:sz="0" w:space="0" w:color="000000"/>
+                <w:right w:val="none" w:sz="0" w:space="0" w:color="000000"/>
+              </w:pBdr>
+              <w:spacing w:after="100" w:before="100" w:line="240"/>
+              <w:ind w:left="100" w:right="100" w:firstLine="0" w:firstLineChars="0"/>
+              <w:rPr>
+                <w:rFonts w:ascii="Arial" w:hAnsi="Arial" w:eastAsia="Arial" w:cs="Arial"/>
+                <w:i w:val="false"/>
+                <w:b w:val="false"/>
+                <w:u w:val="none"/>
+                <w:sz w:val="22"/>
+                <w:szCs w:val="22"/>
+                <w:color w:val="000000"/>
+              </w:rPr>
+            </w:pPr>
+            <w:r>
+              <w:rPr>
+                <w:rFonts w:ascii="Arial" w:hAnsi="Arial" w:eastAsia="Arial" w:cs="Arial"/>
+                <w:i w:val="false"/>
+                <w:b w:val="false"/>
+                <w:u w:val="none"/>
+                <w:sz w:val="22"/>
+                <w:szCs w:val="22"/>
+                <w:color w:val="000000"/>
+              </w:rPr>
+              <w:t xml:space="preserve">2.34</w:t>
+            </w:r>
+          </w:p>
+        </w:tc>
+        <w:tc>
+          <w:tcPr>
+            <w:tcBorders>
+              <w:bottom w:val="none" w:sz="0" w:space="0" w:color="000000"/>
+              <w:top w:val="none" w:sz="0" w:space="0" w:color="000000"/>
+              <w:left w:val="none" w:sz="0" w:space="0" w:color="000000"/>
+              <w:right w:val="none" w:sz="0" w:space="0" w:color="000000"/>
+            </w:tcBorders>
+            <w:shd w:val="clear" w:color="auto" w:fill="FFFFFF"/>
+            <w:tcMar>
+              <w:top w:w="0" w:type="dxa"/>
+              <w:bottom w:w="0" w:type="dxa"/>
+              <w:left w:w="0" w:type="dxa"/>
+              <w:right w:w="0" w:type="dxa"/>
+            </w:tcMar>
+            <w:vAlign w:val="center"/>
+          </w:tcPr>
+          <w:p>
+            <w:pPr>
+              <w:jc w:val="center"/>
+              <w:pBdr>
+                <w:bottom w:val="none" w:sz="0" w:space="0" w:color="000000"/>
+                <w:top w:val="none" w:sz="0" w:space="0" w:color="000000"/>
+                <w:left w:val="none" w:sz="0" w:space="0" w:color="000000"/>
+                <w:right w:val="none" w:sz="0" w:space="0" w:color="000000"/>
+              </w:pBdr>
+              <w:spacing w:after="100" w:before="100" w:line="240"/>
+              <w:ind w:left="100" w:right="100" w:firstLine="0" w:firstLineChars="0"/>
+              <w:rPr>
+                <w:rFonts w:ascii="Arial" w:hAnsi="Arial" w:eastAsia="Arial" w:cs="Arial"/>
+                <w:i w:val="false"/>
+                <w:b w:val="false"/>
+                <w:u w:val="none"/>
+                <w:sz w:val="22"/>
+                <w:szCs w:val="22"/>
+                <w:color w:val="000000"/>
+              </w:rPr>
+            </w:pPr>
+            <w:r>
+              <w:rPr>
+                <w:rFonts w:ascii="Arial" w:hAnsi="Arial" w:eastAsia="Arial" w:cs="Arial"/>
+                <w:i w:val="false"/>
+                <w:b w:val="false"/>
+                <w:u w:val="none"/>
+                <w:sz w:val="22"/>
+                <w:szCs w:val="22"/>
+                <w:color w:val="000000"/>
+              </w:rPr>
+              <w:t xml:space="preserve">0.1282</w:t>
+            </w:r>
+          </w:p>
+        </w:tc>
+        <w:tc>
+          <w:tcPr>
+            <w:tcBorders>
+              <w:bottom w:val="none" w:sz="0" w:space="0" w:color="000000"/>
+              <w:top w:val="none" w:sz="0" w:space="0" w:color="000000"/>
+              <w:left w:val="none" w:sz="0" w:space="0" w:color="000000"/>
+              <w:right w:val="none" w:sz="0" w:space="0" w:color="000000"/>
+            </w:tcBorders>
+            <w:shd w:val="clear" w:color="auto" w:fill="FFFFFF"/>
+            <w:tcMar>
+              <w:top w:w="0" w:type="dxa"/>
+              <w:bottom w:w="0" w:type="dxa"/>
+              <w:left w:w="0" w:type="dxa"/>
+              <w:right w:w="0" w:type="dxa"/>
+            </w:tcMar>
+            <w:vAlign w:val="center"/>
+          </w:tcPr>
+          <w:p>
+            <w:pPr>
+              <w:jc w:val="center"/>
+              <w:pBdr>
+                <w:bottom w:val="none" w:sz="0" w:space="0" w:color="000000"/>
+                <w:top w:val="none" w:sz="0" w:space="0" w:color="000000"/>
+                <w:left w:val="none" w:sz="0" w:space="0" w:color="000000"/>
+                <w:right w:val="none" w:sz="0" w:space="0" w:color="000000"/>
+              </w:pBdr>
+              <w:spacing w:after="100" w:before="100" w:line="240"/>
+              <w:ind w:left="100" w:right="100" w:firstLine="0" w:firstLineChars="0"/>
+              <w:rPr>
+                <w:rFonts w:ascii="Arial" w:hAnsi="Arial" w:eastAsia="Arial" w:cs="Arial"/>
+                <w:i w:val="false"/>
+                <w:b w:val="false"/>
+                <w:u w:val="none"/>
+                <w:sz w:val="22"/>
+                <w:szCs w:val="22"/>
+                <w:color w:val="000000"/>
+              </w:rPr>
+            </w:pPr>
+            <w:r>
+              <w:rPr>
+                <w:rFonts w:ascii="Arial" w:hAnsi="Arial" w:eastAsia="Arial" w:cs="Arial"/>
+                <w:i w:val="false"/>
+                <w:b w:val="false"/>
+                <w:u w:val="none"/>
+                <w:sz w:val="22"/>
+                <w:szCs w:val="22"/>
+                <w:color w:val="000000"/>
+              </w:rPr>
+              <w:t xml:space="preserve">0.90</w:t>
             </w:r>
           </w:p>
         </w:tc>
@@ -1837,267 +1837,267 @@
                 <w:szCs w:val="22"/>
                 <w:color w:val="000000"/>
               </w:rPr>
-              <w:t xml:space="preserve">19.71</w:t>
-            </w:r>
-          </w:p>
-        </w:tc>
-        <w:tc>
-          <w:tcPr>
-            <w:tcBorders>
-              <w:bottom w:val="none" w:sz="0" w:space="0" w:color="000000"/>
-              <w:top w:val="none" w:sz="0" w:space="0" w:color="000000"/>
-              <w:left w:val="none" w:sz="0" w:space="0" w:color="000000"/>
-              <w:right w:val="none" w:sz="0" w:space="0" w:color="000000"/>
-            </w:tcBorders>
-            <w:shd w:val="clear" w:color="auto" w:fill="FFFFFF"/>
-            <w:tcMar>
-              <w:top w:w="0" w:type="dxa"/>
-              <w:bottom w:w="0" w:type="dxa"/>
-              <w:left w:w="0" w:type="dxa"/>
-              <w:right w:w="0" w:type="dxa"/>
-            </w:tcMar>
-            <w:vAlign w:val="center"/>
-          </w:tcPr>
-          <w:p>
-            <w:pPr>
-              <w:jc w:val="center"/>
-              <w:pBdr>
-                <w:bottom w:val="none" w:sz="0" w:space="0" w:color="000000"/>
-                <w:top w:val="none" w:sz="0" w:space="0" w:color="000000"/>
-                <w:left w:val="none" w:sz="0" w:space="0" w:color="000000"/>
-                <w:right w:val="none" w:sz="0" w:space="0" w:color="000000"/>
-              </w:pBdr>
-              <w:spacing w:after="100" w:before="100" w:line="240"/>
-              <w:ind w:left="100" w:right="100" w:firstLine="0" w:firstLineChars="0"/>
-              <w:rPr>
-                <w:rFonts w:ascii="Arial" w:hAnsi="Arial" w:eastAsia="Arial" w:cs="Arial"/>
-                <w:i w:val="false"/>
-                <w:b w:val="false"/>
-                <w:u w:val="none"/>
-                <w:sz w:val="22"/>
-                <w:szCs w:val="22"/>
-                <w:color w:val="000000"/>
-              </w:rPr>
-            </w:pPr>
-            <w:r>
-              <w:rPr>
-                <w:rFonts w:ascii="Arial" w:hAnsi="Arial" w:eastAsia="Arial" w:cs="Arial"/>
-                <w:i w:val="false"/>
-                <w:b w:val="false"/>
-                <w:u w:val="none"/>
-                <w:sz w:val="22"/>
-                <w:szCs w:val="22"/>
-                <w:color w:val="000000"/>
-              </w:rPr>
-              <w:t xml:space="preserve">0.0000</w:t>
-            </w:r>
-          </w:p>
-        </w:tc>
-        <w:tc>
-          <w:tcPr>
-            <w:tcBorders>
-              <w:bottom w:val="none" w:sz="0" w:space="0" w:color="000000"/>
-              <w:top w:val="none" w:sz="0" w:space="0" w:color="000000"/>
-              <w:left w:val="none" w:sz="0" w:space="0" w:color="000000"/>
-              <w:right w:val="none" w:sz="0" w:space="0" w:color="000000"/>
-            </w:tcBorders>
-            <w:shd w:val="clear" w:color="auto" w:fill="FFFFFF"/>
-            <w:tcMar>
-              <w:top w:w="0" w:type="dxa"/>
-              <w:bottom w:w="0" w:type="dxa"/>
-              <w:left w:w="0" w:type="dxa"/>
-              <w:right w:w="0" w:type="dxa"/>
-            </w:tcMar>
-            <w:vAlign w:val="center"/>
-          </w:tcPr>
-          <w:p>
-            <w:pPr>
-              <w:jc w:val="center"/>
-              <w:pBdr>
-                <w:bottom w:val="none" w:sz="0" w:space="0" w:color="000000"/>
-                <w:top w:val="none" w:sz="0" w:space="0" w:color="000000"/>
-                <w:left w:val="none" w:sz="0" w:space="0" w:color="000000"/>
-                <w:right w:val="none" w:sz="0" w:space="0" w:color="000000"/>
-              </w:pBdr>
-              <w:spacing w:after="100" w:before="100" w:line="240"/>
-              <w:ind w:left="100" w:right="100" w:firstLine="0" w:firstLineChars="0"/>
-              <w:rPr>
-                <w:rFonts w:ascii="Arial" w:hAnsi="Arial" w:eastAsia="Arial" w:cs="Arial"/>
-                <w:i w:val="false"/>
-                <w:b w:val="false"/>
-                <w:u w:val="none"/>
-                <w:sz w:val="22"/>
-                <w:szCs w:val="22"/>
-                <w:color w:val="000000"/>
-              </w:rPr>
-            </w:pPr>
-            <w:r>
-              <w:rPr>
-                <w:rFonts w:ascii="Arial" w:hAnsi="Arial" w:eastAsia="Arial" w:cs="Arial"/>
-                <w:i w:val="false"/>
-                <w:b w:val="false"/>
-                <w:u w:val="none"/>
-                <w:sz w:val="22"/>
-                <w:szCs w:val="22"/>
-                <w:color w:val="000000"/>
-              </w:rPr>
-              <w:t xml:space="preserve">2.84</w:t>
-            </w:r>
-          </w:p>
-        </w:tc>
-        <w:tc>
-          <w:tcPr>
-            <w:tcBorders>
-              <w:bottom w:val="none" w:sz="0" w:space="0" w:color="000000"/>
-              <w:top w:val="none" w:sz="0" w:space="0" w:color="000000"/>
-              <w:left w:val="none" w:sz="0" w:space="0" w:color="000000"/>
-              <w:right w:val="none" w:sz="0" w:space="0" w:color="000000"/>
-            </w:tcBorders>
-            <w:shd w:val="clear" w:color="auto" w:fill="FFFFFF"/>
-            <w:tcMar>
-              <w:top w:w="0" w:type="dxa"/>
-              <w:bottom w:w="0" w:type="dxa"/>
-              <w:left w:w="0" w:type="dxa"/>
-              <w:right w:w="0" w:type="dxa"/>
-            </w:tcMar>
-            <w:vAlign w:val="center"/>
-          </w:tcPr>
-          <w:p>
-            <w:pPr>
-              <w:jc w:val="center"/>
-              <w:pBdr>
-                <w:bottom w:val="none" w:sz="0" w:space="0" w:color="000000"/>
-                <w:top w:val="none" w:sz="0" w:space="0" w:color="000000"/>
-                <w:left w:val="none" w:sz="0" w:space="0" w:color="000000"/>
-                <w:right w:val="none" w:sz="0" w:space="0" w:color="000000"/>
-              </w:pBdr>
-              <w:spacing w:after="100" w:before="100" w:line="240"/>
-              <w:ind w:left="100" w:right="100" w:firstLine="0" w:firstLineChars="0"/>
-              <w:rPr>
-                <w:rFonts w:ascii="Arial" w:hAnsi="Arial" w:eastAsia="Arial" w:cs="Arial"/>
-                <w:i w:val="false"/>
-                <w:b w:val="false"/>
-                <w:u w:val="none"/>
-                <w:sz w:val="22"/>
-                <w:szCs w:val="22"/>
-                <w:color w:val="000000"/>
-              </w:rPr>
-            </w:pPr>
-            <w:r>
-              <w:rPr>
-                <w:rFonts w:ascii="Arial" w:hAnsi="Arial" w:eastAsia="Arial" w:cs="Arial"/>
-                <w:i w:val="false"/>
-                <w:b w:val="false"/>
-                <w:u w:val="none"/>
-                <w:sz w:val="22"/>
-                <w:szCs w:val="22"/>
-                <w:color w:val="000000"/>
-              </w:rPr>
-              <w:t xml:space="preserve">0.1108</w:t>
-            </w:r>
-          </w:p>
-        </w:tc>
-        <w:tc>
-          <w:tcPr>
-            <w:tcBorders>
-              <w:bottom w:val="none" w:sz="0" w:space="0" w:color="000000"/>
-              <w:top w:val="none" w:sz="0" w:space="0" w:color="000000"/>
-              <w:left w:val="none" w:sz="0" w:space="0" w:color="000000"/>
-              <w:right w:val="none" w:sz="0" w:space="0" w:color="000000"/>
-            </w:tcBorders>
-            <w:shd w:val="clear" w:color="auto" w:fill="FFFFFF"/>
-            <w:tcMar>
-              <w:top w:w="0" w:type="dxa"/>
-              <w:bottom w:w="0" w:type="dxa"/>
-              <w:left w:w="0" w:type="dxa"/>
-              <w:right w:w="0" w:type="dxa"/>
-            </w:tcMar>
-            <w:vAlign w:val="center"/>
-          </w:tcPr>
-          <w:p>
-            <w:pPr>
-              <w:jc w:val="center"/>
-              <w:pBdr>
-                <w:bottom w:val="none" w:sz="0" w:space="0" w:color="000000"/>
-                <w:top w:val="none" w:sz="0" w:space="0" w:color="000000"/>
-                <w:left w:val="none" w:sz="0" w:space="0" w:color="000000"/>
-                <w:right w:val="none" w:sz="0" w:space="0" w:color="000000"/>
-              </w:pBdr>
-              <w:spacing w:after="100" w:before="100" w:line="240"/>
-              <w:ind w:left="100" w:right="100" w:firstLine="0" w:firstLineChars="0"/>
-              <w:rPr>
-                <w:rFonts w:ascii="Arial" w:hAnsi="Arial" w:eastAsia="Arial" w:cs="Arial"/>
-                <w:i w:val="false"/>
-                <w:b w:val="false"/>
-                <w:u w:val="none"/>
-                <w:sz w:val="22"/>
-                <w:szCs w:val="22"/>
-                <w:color w:val="000000"/>
-              </w:rPr>
-            </w:pPr>
-            <w:r>
-              <w:rPr>
-                <w:rFonts w:ascii="Arial" w:hAnsi="Arial" w:eastAsia="Arial" w:cs="Arial"/>
-                <w:i w:val="false"/>
-                <w:b w:val="false"/>
-                <w:u w:val="none"/>
-                <w:sz w:val="22"/>
-                <w:szCs w:val="22"/>
-                <w:color w:val="000000"/>
-              </w:rPr>
-              <w:t xml:space="preserve">1.09</w:t>
-            </w:r>
-          </w:p>
-        </w:tc>
-        <w:tc>
-          <w:tcPr>
-            <w:tcBorders>
-              <w:bottom w:val="none" w:sz="0" w:space="0" w:color="000000"/>
-              <w:top w:val="none" w:sz="0" w:space="0" w:color="000000"/>
-              <w:left w:val="none" w:sz="0" w:space="0" w:color="000000"/>
-              <w:right w:val="none" w:sz="0" w:space="0" w:color="000000"/>
-            </w:tcBorders>
-            <w:shd w:val="clear" w:color="auto" w:fill="FFFFFF"/>
-            <w:tcMar>
-              <w:top w:w="0" w:type="dxa"/>
-              <w:bottom w:w="0" w:type="dxa"/>
-              <w:left w:w="0" w:type="dxa"/>
-              <w:right w:w="0" w:type="dxa"/>
-            </w:tcMar>
-            <w:vAlign w:val="center"/>
-          </w:tcPr>
-          <w:p>
-            <w:pPr>
-              <w:jc w:val="center"/>
-              <w:pBdr>
-                <w:bottom w:val="none" w:sz="0" w:space="0" w:color="000000"/>
-                <w:top w:val="none" w:sz="0" w:space="0" w:color="000000"/>
-                <w:left w:val="none" w:sz="0" w:space="0" w:color="000000"/>
-                <w:right w:val="none" w:sz="0" w:space="0" w:color="000000"/>
-              </w:pBdr>
-              <w:spacing w:after="100" w:before="100" w:line="240"/>
-              <w:ind w:left="100" w:right="100" w:firstLine="0" w:firstLineChars="0"/>
-              <w:rPr>
-                <w:rFonts w:ascii="Arial" w:hAnsi="Arial" w:eastAsia="Arial" w:cs="Arial"/>
-                <w:i w:val="false"/>
-                <w:b w:val="false"/>
-                <w:u w:val="none"/>
-                <w:sz w:val="22"/>
-                <w:szCs w:val="22"/>
-                <w:color w:val="000000"/>
-              </w:rPr>
-            </w:pPr>
-            <w:r>
-              <w:rPr>
-                <w:rFonts w:ascii="Arial" w:hAnsi="Arial" w:eastAsia="Arial" w:cs="Arial"/>
-                <w:i w:val="false"/>
-                <w:b w:val="false"/>
-                <w:u w:val="none"/>
-                <w:sz w:val="22"/>
-                <w:szCs w:val="22"/>
-                <w:color w:val="000000"/>
-              </w:rPr>
-              <w:t xml:space="preserve">0.0001</w:t>
+              <w:t xml:space="preserve">3.41</w:t>
+            </w:r>
+          </w:p>
+        </w:tc>
+        <w:tc>
+          <w:tcPr>
+            <w:tcBorders>
+              <w:bottom w:val="none" w:sz="0" w:space="0" w:color="000000"/>
+              <w:top w:val="none" w:sz="0" w:space="0" w:color="000000"/>
+              <w:left w:val="none" w:sz="0" w:space="0" w:color="000000"/>
+              <w:right w:val="none" w:sz="0" w:space="0" w:color="000000"/>
+            </w:tcBorders>
+            <w:shd w:val="clear" w:color="auto" w:fill="FFFFFF"/>
+            <w:tcMar>
+              <w:top w:w="0" w:type="dxa"/>
+              <w:bottom w:w="0" w:type="dxa"/>
+              <w:left w:w="0" w:type="dxa"/>
+              <w:right w:w="0" w:type="dxa"/>
+            </w:tcMar>
+            <w:vAlign w:val="center"/>
+          </w:tcPr>
+          <w:p>
+            <w:pPr>
+              <w:jc w:val="center"/>
+              <w:pBdr>
+                <w:bottom w:val="none" w:sz="0" w:space="0" w:color="000000"/>
+                <w:top w:val="none" w:sz="0" w:space="0" w:color="000000"/>
+                <w:left w:val="none" w:sz="0" w:space="0" w:color="000000"/>
+                <w:right w:val="none" w:sz="0" w:space="0" w:color="000000"/>
+              </w:pBdr>
+              <w:spacing w:after="100" w:before="100" w:line="240"/>
+              <w:ind w:left="100" w:right="100" w:firstLine="0" w:firstLineChars="0"/>
+              <w:rPr>
+                <w:rFonts w:ascii="Arial" w:hAnsi="Arial" w:eastAsia="Arial" w:cs="Arial"/>
+                <w:i w:val="false"/>
+                <w:b w:val="false"/>
+                <w:u w:val="none"/>
+                <w:sz w:val="22"/>
+                <w:szCs w:val="22"/>
+                <w:color w:val="000000"/>
+              </w:rPr>
+            </w:pPr>
+            <w:r>
+              <w:rPr>
+                <w:rFonts w:ascii="Arial" w:hAnsi="Arial" w:eastAsia="Arial" w:cs="Arial"/>
+                <w:i w:val="false"/>
+                <w:b w:val="false"/>
+                <w:u w:val="none"/>
+                <w:sz w:val="22"/>
+                <w:szCs w:val="22"/>
+                <w:color w:val="000000"/>
+              </w:rPr>
+              <w:t xml:space="preserve">0.0019</w:t>
+            </w:r>
+          </w:p>
+        </w:tc>
+        <w:tc>
+          <w:tcPr>
+            <w:tcBorders>
+              <w:bottom w:val="none" w:sz="0" w:space="0" w:color="000000"/>
+              <w:top w:val="none" w:sz="0" w:space="0" w:color="000000"/>
+              <w:left w:val="none" w:sz="0" w:space="0" w:color="000000"/>
+              <w:right w:val="none" w:sz="0" w:space="0" w:color="000000"/>
+            </w:tcBorders>
+            <w:shd w:val="clear" w:color="auto" w:fill="FFFFFF"/>
+            <w:tcMar>
+              <w:top w:w="0" w:type="dxa"/>
+              <w:bottom w:w="0" w:type="dxa"/>
+              <w:left w:w="0" w:type="dxa"/>
+              <w:right w:w="0" w:type="dxa"/>
+            </w:tcMar>
+            <w:vAlign w:val="center"/>
+          </w:tcPr>
+          <w:p>
+            <w:pPr>
+              <w:jc w:val="center"/>
+              <w:pBdr>
+                <w:bottom w:val="none" w:sz="0" w:space="0" w:color="000000"/>
+                <w:top w:val="none" w:sz="0" w:space="0" w:color="000000"/>
+                <w:left w:val="none" w:sz="0" w:space="0" w:color="000000"/>
+                <w:right w:val="none" w:sz="0" w:space="0" w:color="000000"/>
+              </w:pBdr>
+              <w:spacing w:after="100" w:before="100" w:line="240"/>
+              <w:ind w:left="100" w:right="100" w:firstLine="0" w:firstLineChars="0"/>
+              <w:rPr>
+                <w:rFonts w:ascii="Arial" w:hAnsi="Arial" w:eastAsia="Arial" w:cs="Arial"/>
+                <w:i w:val="false"/>
+                <w:b w:val="false"/>
+                <w:u w:val="none"/>
+                <w:sz w:val="22"/>
+                <w:szCs w:val="22"/>
+                <w:color w:val="000000"/>
+              </w:rPr>
+            </w:pPr>
+            <w:r>
+              <w:rPr>
+                <w:rFonts w:ascii="Arial" w:hAnsi="Arial" w:eastAsia="Arial" w:cs="Arial"/>
+                <w:i w:val="false"/>
+                <w:b w:val="false"/>
+                <w:u w:val="none"/>
+                <w:sz w:val="22"/>
+                <w:szCs w:val="22"/>
+                <w:color w:val="000000"/>
+              </w:rPr>
+              <w:t xml:space="preserve">3.88</w:t>
+            </w:r>
+          </w:p>
+        </w:tc>
+        <w:tc>
+          <w:tcPr>
+            <w:tcBorders>
+              <w:bottom w:val="none" w:sz="0" w:space="0" w:color="000000"/>
+              <w:top w:val="none" w:sz="0" w:space="0" w:color="000000"/>
+              <w:left w:val="none" w:sz="0" w:space="0" w:color="000000"/>
+              <w:right w:val="none" w:sz="0" w:space="0" w:color="000000"/>
+            </w:tcBorders>
+            <w:shd w:val="clear" w:color="auto" w:fill="FFFFFF"/>
+            <w:tcMar>
+              <w:top w:w="0" w:type="dxa"/>
+              <w:bottom w:w="0" w:type="dxa"/>
+              <w:left w:w="0" w:type="dxa"/>
+              <w:right w:w="0" w:type="dxa"/>
+            </w:tcMar>
+            <w:vAlign w:val="center"/>
+          </w:tcPr>
+          <w:p>
+            <w:pPr>
+              <w:jc w:val="center"/>
+              <w:pBdr>
+                <w:bottom w:val="none" w:sz="0" w:space="0" w:color="000000"/>
+                <w:top w:val="none" w:sz="0" w:space="0" w:color="000000"/>
+                <w:left w:val="none" w:sz="0" w:space="0" w:color="000000"/>
+                <w:right w:val="none" w:sz="0" w:space="0" w:color="000000"/>
+              </w:pBdr>
+              <w:spacing w:after="100" w:before="100" w:line="240"/>
+              <w:ind w:left="100" w:right="100" w:firstLine="0" w:firstLineChars="0"/>
+              <w:rPr>
+                <w:rFonts w:ascii="Arial" w:hAnsi="Arial" w:eastAsia="Arial" w:cs="Arial"/>
+                <w:i w:val="false"/>
+                <w:b w:val="false"/>
+                <w:u w:val="none"/>
+                <w:sz w:val="22"/>
+                <w:szCs w:val="22"/>
+                <w:color w:val="000000"/>
+              </w:rPr>
+            </w:pPr>
+            <w:r>
+              <w:rPr>
+                <w:rFonts w:ascii="Arial" w:hAnsi="Arial" w:eastAsia="Arial" w:cs="Arial"/>
+                <w:i w:val="false"/>
+                <w:b w:val="false"/>
+                <w:u w:val="none"/>
+                <w:sz w:val="22"/>
+                <w:szCs w:val="22"/>
+                <w:color w:val="000000"/>
+              </w:rPr>
+              <w:t xml:space="preserve">0.0504</w:t>
+            </w:r>
+          </w:p>
+        </w:tc>
+        <w:tc>
+          <w:tcPr>
+            <w:tcBorders>
+              <w:bottom w:val="none" w:sz="0" w:space="0" w:color="000000"/>
+              <w:top w:val="none" w:sz="0" w:space="0" w:color="000000"/>
+              <w:left w:val="none" w:sz="0" w:space="0" w:color="000000"/>
+              <w:right w:val="none" w:sz="0" w:space="0" w:color="000000"/>
+            </w:tcBorders>
+            <w:shd w:val="clear" w:color="auto" w:fill="FFFFFF"/>
+            <w:tcMar>
+              <w:top w:w="0" w:type="dxa"/>
+              <w:bottom w:w="0" w:type="dxa"/>
+              <w:left w:w="0" w:type="dxa"/>
+              <w:right w:w="0" w:type="dxa"/>
+            </w:tcMar>
+            <w:vAlign w:val="center"/>
+          </w:tcPr>
+          <w:p>
+            <w:pPr>
+              <w:jc w:val="center"/>
+              <w:pBdr>
+                <w:bottom w:val="none" w:sz="0" w:space="0" w:color="000000"/>
+                <w:top w:val="none" w:sz="0" w:space="0" w:color="000000"/>
+                <w:left w:val="none" w:sz="0" w:space="0" w:color="000000"/>
+                <w:right w:val="none" w:sz="0" w:space="0" w:color="000000"/>
+              </w:pBdr>
+              <w:spacing w:after="100" w:before="100" w:line="240"/>
+              <w:ind w:left="100" w:right="100" w:firstLine="0" w:firstLineChars="0"/>
+              <w:rPr>
+                <w:rFonts w:ascii="Arial" w:hAnsi="Arial" w:eastAsia="Arial" w:cs="Arial"/>
+                <w:i w:val="false"/>
+                <w:b w:val="false"/>
+                <w:u w:val="none"/>
+                <w:sz w:val="22"/>
+                <w:szCs w:val="22"/>
+                <w:color w:val="000000"/>
+              </w:rPr>
+            </w:pPr>
+            <w:r>
+              <w:rPr>
+                <w:rFonts w:ascii="Arial" w:hAnsi="Arial" w:eastAsia="Arial" w:cs="Arial"/>
+                <w:i w:val="false"/>
+                <w:b w:val="false"/>
+                <w:u w:val="none"/>
+                <w:sz w:val="22"/>
+                <w:szCs w:val="22"/>
+                <w:color w:val="000000"/>
+              </w:rPr>
+              <w:t xml:space="preserve">0.52</w:t>
+            </w:r>
+          </w:p>
+        </w:tc>
+        <w:tc>
+          <w:tcPr>
+            <w:tcBorders>
+              <w:bottom w:val="none" w:sz="0" w:space="0" w:color="000000"/>
+              <w:top w:val="none" w:sz="0" w:space="0" w:color="000000"/>
+              <w:left w:val="none" w:sz="0" w:space="0" w:color="000000"/>
+              <w:right w:val="none" w:sz="0" w:space="0" w:color="000000"/>
+            </w:tcBorders>
+            <w:shd w:val="clear" w:color="auto" w:fill="FFFFFF"/>
+            <w:tcMar>
+              <w:top w:w="0" w:type="dxa"/>
+              <w:bottom w:w="0" w:type="dxa"/>
+              <w:left w:w="0" w:type="dxa"/>
+              <w:right w:w="0" w:type="dxa"/>
+            </w:tcMar>
+            <w:vAlign w:val="center"/>
+          </w:tcPr>
+          <w:p>
+            <w:pPr>
+              <w:jc w:val="center"/>
+              <w:pBdr>
+                <w:bottom w:val="none" w:sz="0" w:space="0" w:color="000000"/>
+                <w:top w:val="none" w:sz="0" w:space="0" w:color="000000"/>
+                <w:left w:val="none" w:sz="0" w:space="0" w:color="000000"/>
+                <w:right w:val="none" w:sz="0" w:space="0" w:color="000000"/>
+              </w:pBdr>
+              <w:spacing w:after="100" w:before="100" w:line="240"/>
+              <w:ind w:left="100" w:right="100" w:firstLine="0" w:firstLineChars="0"/>
+              <w:rPr>
+                <w:rFonts w:ascii="Arial" w:hAnsi="Arial" w:eastAsia="Arial" w:cs="Arial"/>
+                <w:i w:val="false"/>
+                <w:b w:val="false"/>
+                <w:u w:val="none"/>
+                <w:sz w:val="22"/>
+                <w:szCs w:val="22"/>
+                <w:color w:val="000000"/>
+              </w:rPr>
+            </w:pPr>
+            <w:r>
+              <w:rPr>
+                <w:rFonts w:ascii="Arial" w:hAnsi="Arial" w:eastAsia="Arial" w:cs="Arial"/>
+                <w:i w:val="false"/>
+                <w:b w:val="false"/>
+                <w:u w:val="none"/>
+                <w:sz w:val="22"/>
+                <w:szCs w:val="22"/>
+                <w:color w:val="000000"/>
+              </w:rPr>
+              <w:t xml:space="preserve">0.0089</w:t>
             </w:r>
           </w:p>
         </w:tc>
@@ -2207,7 +2207,7 @@
                 <w:szCs w:val="22"/>
                 <w:color w:val="000000"/>
               </w:rPr>
-              <w:t xml:space="preserve">26.14</w:t>
+              <w:t xml:space="preserve">6.53</w:t>
             </w:r>
           </w:p>
         </w:tc>
@@ -2311,163 +2311,163 @@
                 <w:szCs w:val="22"/>
                 <w:color w:val="000000"/>
               </w:rPr>
-              <w:t xml:space="preserve">2.38</w:t>
-            </w:r>
-          </w:p>
-        </w:tc>
-        <w:tc>
-          <w:tcPr>
-            <w:tcBorders>
-              <w:bottom w:val="none" w:sz="0" w:space="0" w:color="000000"/>
-              <w:top w:val="none" w:sz="0" w:space="0" w:color="000000"/>
-              <w:left w:val="none" w:sz="0" w:space="0" w:color="000000"/>
-              <w:right w:val="none" w:sz="0" w:space="0" w:color="000000"/>
-            </w:tcBorders>
-            <w:shd w:val="clear" w:color="auto" w:fill="FFFFFF"/>
-            <w:tcMar>
-              <w:top w:w="0" w:type="dxa"/>
-              <w:bottom w:w="0" w:type="dxa"/>
-              <w:left w:w="0" w:type="dxa"/>
-              <w:right w:w="0" w:type="dxa"/>
-            </w:tcMar>
-            <w:vAlign w:val="center"/>
-          </w:tcPr>
-          <w:p>
-            <w:pPr>
-              <w:jc w:val="center"/>
-              <w:pBdr>
-                <w:bottom w:val="none" w:sz="0" w:space="0" w:color="000000"/>
-                <w:top w:val="none" w:sz="0" w:space="0" w:color="000000"/>
-                <w:left w:val="none" w:sz="0" w:space="0" w:color="000000"/>
-                <w:right w:val="none" w:sz="0" w:space="0" w:color="000000"/>
-              </w:pBdr>
-              <w:spacing w:after="100" w:before="100" w:line="240"/>
-              <w:ind w:left="100" w:right="100" w:firstLine="0" w:firstLineChars="0"/>
-              <w:rPr>
-                <w:rFonts w:ascii="Arial" w:hAnsi="Arial" w:eastAsia="Arial" w:cs="Arial"/>
-                <w:i w:val="false"/>
-                <w:b w:val="false"/>
-                <w:u w:val="none"/>
-                <w:sz w:val="22"/>
-                <w:szCs w:val="22"/>
-                <w:color w:val="000000"/>
-              </w:rPr>
-            </w:pPr>
-            <w:r>
-              <w:rPr>
-                <w:rFonts w:ascii="Arial" w:hAnsi="Arial" w:eastAsia="Arial" w:cs="Arial"/>
-                <w:i w:val="false"/>
-                <w:b w:val="false"/>
-                <w:u w:val="none"/>
-                <w:sz w:val="22"/>
-                <w:szCs w:val="22"/>
-                <w:color w:val="000000"/>
-              </w:rPr>
-              <w:t xml:space="preserve">0.1246</w:t>
-            </w:r>
-          </w:p>
-        </w:tc>
-        <w:tc>
-          <w:tcPr>
-            <w:tcBorders>
-              <w:bottom w:val="none" w:sz="0" w:space="0" w:color="000000"/>
-              <w:top w:val="none" w:sz="0" w:space="0" w:color="000000"/>
-              <w:left w:val="none" w:sz="0" w:space="0" w:color="000000"/>
-              <w:right w:val="none" w:sz="0" w:space="0" w:color="000000"/>
-            </w:tcBorders>
-            <w:shd w:val="clear" w:color="auto" w:fill="FFFFFF"/>
-            <w:tcMar>
-              <w:top w:w="0" w:type="dxa"/>
-              <w:bottom w:w="0" w:type="dxa"/>
-              <w:left w:w="0" w:type="dxa"/>
-              <w:right w:w="0" w:type="dxa"/>
-            </w:tcMar>
-            <w:vAlign w:val="center"/>
-          </w:tcPr>
-          <w:p>
-            <w:pPr>
-              <w:jc w:val="center"/>
-              <w:pBdr>
-                <w:bottom w:val="none" w:sz="0" w:space="0" w:color="000000"/>
-                <w:top w:val="none" w:sz="0" w:space="0" w:color="000000"/>
-                <w:left w:val="none" w:sz="0" w:space="0" w:color="000000"/>
-                <w:right w:val="none" w:sz="0" w:space="0" w:color="000000"/>
-              </w:pBdr>
-              <w:spacing w:after="100" w:before="100" w:line="240"/>
-              <w:ind w:left="100" w:right="100" w:firstLine="0" w:firstLineChars="0"/>
-              <w:rPr>
-                <w:rFonts w:ascii="Arial" w:hAnsi="Arial" w:eastAsia="Arial" w:cs="Arial"/>
-                <w:i w:val="false"/>
-                <w:b w:val="false"/>
-                <w:u w:val="none"/>
-                <w:sz w:val="22"/>
-                <w:szCs w:val="22"/>
-                <w:color w:val="000000"/>
-              </w:rPr>
-            </w:pPr>
-            <w:r>
-              <w:rPr>
-                <w:rFonts w:ascii="Arial" w:hAnsi="Arial" w:eastAsia="Arial" w:cs="Arial"/>
-                <w:i w:val="false"/>
-                <w:b w:val="false"/>
-                <w:u w:val="none"/>
-                <w:sz w:val="22"/>
-                <w:szCs w:val="22"/>
-                <w:color w:val="000000"/>
-              </w:rPr>
-              <w:t xml:space="preserve">0.87</w:t>
-            </w:r>
-          </w:p>
-        </w:tc>
-        <w:tc>
-          <w:tcPr>
-            <w:tcBorders>
-              <w:bottom w:val="none" w:sz="0" w:space="0" w:color="000000"/>
-              <w:top w:val="none" w:sz="0" w:space="0" w:color="000000"/>
-              <w:left w:val="none" w:sz="0" w:space="0" w:color="000000"/>
-              <w:right w:val="none" w:sz="0" w:space="0" w:color="000000"/>
-            </w:tcBorders>
-            <w:shd w:val="clear" w:color="auto" w:fill="FFFFFF"/>
-            <w:tcMar>
-              <w:top w:w="0" w:type="dxa"/>
-              <w:bottom w:w="0" w:type="dxa"/>
-              <w:left w:w="0" w:type="dxa"/>
-              <w:right w:w="0" w:type="dxa"/>
-            </w:tcMar>
-            <w:vAlign w:val="center"/>
-          </w:tcPr>
-          <w:p>
-            <w:pPr>
-              <w:jc w:val="center"/>
-              <w:pBdr>
-                <w:bottom w:val="none" w:sz="0" w:space="0" w:color="000000"/>
-                <w:top w:val="none" w:sz="0" w:space="0" w:color="000000"/>
-                <w:left w:val="none" w:sz="0" w:space="0" w:color="000000"/>
-                <w:right w:val="none" w:sz="0" w:space="0" w:color="000000"/>
-              </w:pBdr>
-              <w:spacing w:after="100" w:before="100" w:line="240"/>
-              <w:ind w:left="100" w:right="100" w:firstLine="0" w:firstLineChars="0"/>
-              <w:rPr>
-                <w:rFonts w:ascii="Arial" w:hAnsi="Arial" w:eastAsia="Arial" w:cs="Arial"/>
-                <w:i w:val="false"/>
-                <w:b w:val="false"/>
-                <w:u w:val="none"/>
-                <w:sz w:val="22"/>
-                <w:szCs w:val="22"/>
-                <w:color w:val="000000"/>
-              </w:rPr>
-            </w:pPr>
-            <w:r>
-              <w:rPr>
-                <w:rFonts w:ascii="Arial" w:hAnsi="Arial" w:eastAsia="Arial" w:cs="Arial"/>
-                <w:i w:val="false"/>
-                <w:b w:val="false"/>
-                <w:u w:val="none"/>
-                <w:sz w:val="22"/>
-                <w:szCs w:val="22"/>
-                <w:color w:val="000000"/>
-              </w:rPr>
-              <w:t xml:space="preserve">0.0085</w:t>
+              <w:t xml:space="preserve">3.93</w:t>
+            </w:r>
+          </w:p>
+        </w:tc>
+        <w:tc>
+          <w:tcPr>
+            <w:tcBorders>
+              <w:bottom w:val="none" w:sz="0" w:space="0" w:color="000000"/>
+              <w:top w:val="none" w:sz="0" w:space="0" w:color="000000"/>
+              <w:left w:val="none" w:sz="0" w:space="0" w:color="000000"/>
+              <w:right w:val="none" w:sz="0" w:space="0" w:color="000000"/>
+            </w:tcBorders>
+            <w:shd w:val="clear" w:color="auto" w:fill="FFFFFF"/>
+            <w:tcMar>
+              <w:top w:w="0" w:type="dxa"/>
+              <w:bottom w:w="0" w:type="dxa"/>
+              <w:left w:w="0" w:type="dxa"/>
+              <w:right w:w="0" w:type="dxa"/>
+            </w:tcMar>
+            <w:vAlign w:val="center"/>
+          </w:tcPr>
+          <w:p>
+            <w:pPr>
+              <w:jc w:val="center"/>
+              <w:pBdr>
+                <w:bottom w:val="none" w:sz="0" w:space="0" w:color="000000"/>
+                <w:top w:val="none" w:sz="0" w:space="0" w:color="000000"/>
+                <w:left w:val="none" w:sz="0" w:space="0" w:color="000000"/>
+                <w:right w:val="none" w:sz="0" w:space="0" w:color="000000"/>
+              </w:pBdr>
+              <w:spacing w:after="100" w:before="100" w:line="240"/>
+              <w:ind w:left="100" w:right="100" w:firstLine="0" w:firstLineChars="0"/>
+              <w:rPr>
+                <w:rFonts w:ascii="Arial" w:hAnsi="Arial" w:eastAsia="Arial" w:cs="Arial"/>
+                <w:i w:val="false"/>
+                <w:b w:val="false"/>
+                <w:u w:val="none"/>
+                <w:sz w:val="22"/>
+                <w:szCs w:val="22"/>
+                <w:color w:val="000000"/>
+              </w:rPr>
+            </w:pPr>
+            <w:r>
+              <w:rPr>
+                <w:rFonts w:ascii="Arial" w:hAnsi="Arial" w:eastAsia="Arial" w:cs="Arial"/>
+                <w:i w:val="false"/>
+                <w:b w:val="false"/>
+                <w:u w:val="none"/>
+                <w:sz w:val="22"/>
+                <w:szCs w:val="22"/>
+                <w:color w:val="000000"/>
+              </w:rPr>
+              <w:t xml:space="preserve">0.0489</w:t>
+            </w:r>
+          </w:p>
+        </w:tc>
+        <w:tc>
+          <w:tcPr>
+            <w:tcBorders>
+              <w:bottom w:val="none" w:sz="0" w:space="0" w:color="000000"/>
+              <w:top w:val="none" w:sz="0" w:space="0" w:color="000000"/>
+              <w:left w:val="none" w:sz="0" w:space="0" w:color="000000"/>
+              <w:right w:val="none" w:sz="0" w:space="0" w:color="000000"/>
+            </w:tcBorders>
+            <w:shd w:val="clear" w:color="auto" w:fill="FFFFFF"/>
+            <w:tcMar>
+              <w:top w:w="0" w:type="dxa"/>
+              <w:bottom w:w="0" w:type="dxa"/>
+              <w:left w:w="0" w:type="dxa"/>
+              <w:right w:w="0" w:type="dxa"/>
+            </w:tcMar>
+            <w:vAlign w:val="center"/>
+          </w:tcPr>
+          <w:p>
+            <w:pPr>
+              <w:jc w:val="center"/>
+              <w:pBdr>
+                <w:bottom w:val="none" w:sz="0" w:space="0" w:color="000000"/>
+                <w:top w:val="none" w:sz="0" w:space="0" w:color="000000"/>
+                <w:left w:val="none" w:sz="0" w:space="0" w:color="000000"/>
+                <w:right w:val="none" w:sz="0" w:space="0" w:color="000000"/>
+              </w:pBdr>
+              <w:spacing w:after="100" w:before="100" w:line="240"/>
+              <w:ind w:left="100" w:right="100" w:firstLine="0" w:firstLineChars="0"/>
+              <w:rPr>
+                <w:rFonts w:ascii="Arial" w:hAnsi="Arial" w:eastAsia="Arial" w:cs="Arial"/>
+                <w:i w:val="false"/>
+                <w:b w:val="false"/>
+                <w:u w:val="none"/>
+                <w:sz w:val="22"/>
+                <w:szCs w:val="22"/>
+                <w:color w:val="000000"/>
+              </w:rPr>
+            </w:pPr>
+            <w:r>
+              <w:rPr>
+                <w:rFonts w:ascii="Arial" w:hAnsi="Arial" w:eastAsia="Arial" w:cs="Arial"/>
+                <w:i w:val="false"/>
+                <w:b w:val="false"/>
+                <w:u w:val="none"/>
+                <w:sz w:val="22"/>
+                <w:szCs w:val="22"/>
+                <w:color w:val="000000"/>
+              </w:rPr>
+              <w:t xml:space="preserve">0.22</w:t>
+            </w:r>
+          </w:p>
+        </w:tc>
+        <w:tc>
+          <w:tcPr>
+            <w:tcBorders>
+              <w:bottom w:val="none" w:sz="0" w:space="0" w:color="000000"/>
+              <w:top w:val="none" w:sz="0" w:space="0" w:color="000000"/>
+              <w:left w:val="none" w:sz="0" w:space="0" w:color="000000"/>
+              <w:right w:val="none" w:sz="0" w:space="0" w:color="000000"/>
+            </w:tcBorders>
+            <w:shd w:val="clear" w:color="auto" w:fill="FFFFFF"/>
+            <w:tcMar>
+              <w:top w:w="0" w:type="dxa"/>
+              <w:bottom w:w="0" w:type="dxa"/>
+              <w:left w:w="0" w:type="dxa"/>
+              <w:right w:w="0" w:type="dxa"/>
+            </w:tcMar>
+            <w:vAlign w:val="center"/>
+          </w:tcPr>
+          <w:p>
+            <w:pPr>
+              <w:jc w:val="center"/>
+              <w:pBdr>
+                <w:bottom w:val="none" w:sz="0" w:space="0" w:color="000000"/>
+                <w:top w:val="none" w:sz="0" w:space="0" w:color="000000"/>
+                <w:left w:val="none" w:sz="0" w:space="0" w:color="000000"/>
+                <w:right w:val="none" w:sz="0" w:space="0" w:color="000000"/>
+              </w:pBdr>
+              <w:spacing w:after="100" w:before="100" w:line="240"/>
+              <w:ind w:left="100" w:right="100" w:firstLine="0" w:firstLineChars="0"/>
+              <w:rPr>
+                <w:rFonts w:ascii="Arial" w:hAnsi="Arial" w:eastAsia="Arial" w:cs="Arial"/>
+                <w:i w:val="false"/>
+                <w:b w:val="false"/>
+                <w:u w:val="none"/>
+                <w:sz w:val="22"/>
+                <w:szCs w:val="22"/>
+                <w:color w:val="000000"/>
+              </w:rPr>
+            </w:pPr>
+            <w:r>
+              <w:rPr>
+                <w:rFonts w:ascii="Arial" w:hAnsi="Arial" w:eastAsia="Arial" w:cs="Arial"/>
+                <w:i w:val="false"/>
+                <w:b w:val="false"/>
+                <w:u w:val="none"/>
+                <w:sz w:val="22"/>
+                <w:szCs w:val="22"/>
+                <w:color w:val="000000"/>
+              </w:rPr>
+              <w:t xml:space="preserve">0.1941</w:t>
             </w:r>
           </w:p>
         </w:tc>
@@ -2577,267 +2577,267 @@
                 <w:szCs w:val="22"/>
                 <w:color w:val="000000"/>
               </w:rPr>
-              <w:t xml:space="preserve">8.00</w:t>
-            </w:r>
-          </w:p>
-        </w:tc>
-        <w:tc>
-          <w:tcPr>
-            <w:tcBorders>
-              <w:bottom w:val="none" w:sz="0" w:space="0" w:color="000000"/>
-              <w:top w:val="none" w:sz="0" w:space="0" w:color="000000"/>
-              <w:left w:val="none" w:sz="0" w:space="0" w:color="000000"/>
-              <w:right w:val="none" w:sz="0" w:space="0" w:color="000000"/>
-            </w:tcBorders>
-            <w:shd w:val="clear" w:color="auto" w:fill="FFFFFF"/>
-            <w:tcMar>
-              <w:top w:w="0" w:type="dxa"/>
-              <w:bottom w:w="0" w:type="dxa"/>
-              <w:left w:w="0" w:type="dxa"/>
-              <w:right w:w="0" w:type="dxa"/>
-            </w:tcMar>
-            <w:vAlign w:val="center"/>
-          </w:tcPr>
-          <w:p>
-            <w:pPr>
-              <w:jc w:val="center"/>
-              <w:pBdr>
-                <w:bottom w:val="none" w:sz="0" w:space="0" w:color="000000"/>
-                <w:top w:val="none" w:sz="0" w:space="0" w:color="000000"/>
-                <w:left w:val="none" w:sz="0" w:space="0" w:color="000000"/>
-                <w:right w:val="none" w:sz="0" w:space="0" w:color="000000"/>
-              </w:pBdr>
-              <w:spacing w:after="100" w:before="100" w:line="240"/>
-              <w:ind w:left="100" w:right="100" w:firstLine="0" w:firstLineChars="0"/>
-              <w:rPr>
-                <w:rFonts w:ascii="Arial" w:hAnsi="Arial" w:eastAsia="Arial" w:cs="Arial"/>
-                <w:i w:val="false"/>
-                <w:b w:val="false"/>
-                <w:u w:val="none"/>
-                <w:sz w:val="22"/>
-                <w:szCs w:val="22"/>
-                <w:color w:val="000000"/>
-              </w:rPr>
-            </w:pPr>
-            <w:r>
-              <w:rPr>
-                <w:rFonts w:ascii="Arial" w:hAnsi="Arial" w:eastAsia="Arial" w:cs="Arial"/>
-                <w:i w:val="false"/>
-                <w:b w:val="false"/>
-                <w:u w:val="none"/>
-                <w:sz w:val="22"/>
-                <w:szCs w:val="22"/>
-                <w:color w:val="000000"/>
-              </w:rPr>
-              <w:t xml:space="preserve">0.0000</w:t>
-            </w:r>
-          </w:p>
-        </w:tc>
-        <w:tc>
-          <w:tcPr>
-            <w:tcBorders>
-              <w:bottom w:val="none" w:sz="0" w:space="0" w:color="000000"/>
-              <w:top w:val="none" w:sz="0" w:space="0" w:color="000000"/>
-              <w:left w:val="none" w:sz="0" w:space="0" w:color="000000"/>
-              <w:right w:val="none" w:sz="0" w:space="0" w:color="000000"/>
-            </w:tcBorders>
-            <w:shd w:val="clear" w:color="auto" w:fill="FFFFFF"/>
-            <w:tcMar>
-              <w:top w:w="0" w:type="dxa"/>
-              <w:bottom w:w="0" w:type="dxa"/>
-              <w:left w:w="0" w:type="dxa"/>
-              <w:right w:w="0" w:type="dxa"/>
-            </w:tcMar>
-            <w:vAlign w:val="center"/>
-          </w:tcPr>
-          <w:p>
-            <w:pPr>
-              <w:jc w:val="center"/>
-              <w:pBdr>
-                <w:bottom w:val="none" w:sz="0" w:space="0" w:color="000000"/>
-                <w:top w:val="none" w:sz="0" w:space="0" w:color="000000"/>
-                <w:left w:val="none" w:sz="0" w:space="0" w:color="000000"/>
-                <w:right w:val="none" w:sz="0" w:space="0" w:color="000000"/>
-              </w:pBdr>
-              <w:spacing w:after="100" w:before="100" w:line="240"/>
-              <w:ind w:left="100" w:right="100" w:firstLine="0" w:firstLineChars="0"/>
-              <w:rPr>
-                <w:rFonts w:ascii="Arial" w:hAnsi="Arial" w:eastAsia="Arial" w:cs="Arial"/>
-                <w:i w:val="false"/>
-                <w:b w:val="false"/>
-                <w:u w:val="none"/>
-                <w:sz w:val="22"/>
-                <w:szCs w:val="22"/>
-                <w:color w:val="000000"/>
-              </w:rPr>
-            </w:pPr>
-            <w:r>
-              <w:rPr>
-                <w:rFonts w:ascii="Arial" w:hAnsi="Arial" w:eastAsia="Arial" w:cs="Arial"/>
-                <w:i w:val="false"/>
-                <w:b w:val="false"/>
-                <w:u w:val="none"/>
-                <w:sz w:val="22"/>
-                <w:szCs w:val="22"/>
-                <w:color w:val="000000"/>
-              </w:rPr>
-              <w:t xml:space="preserve">3.62</w:t>
-            </w:r>
-          </w:p>
-        </w:tc>
-        <w:tc>
-          <w:tcPr>
-            <w:tcBorders>
-              <w:bottom w:val="none" w:sz="0" w:space="0" w:color="000000"/>
-              <w:top w:val="none" w:sz="0" w:space="0" w:color="000000"/>
-              <w:left w:val="none" w:sz="0" w:space="0" w:color="000000"/>
-              <w:right w:val="none" w:sz="0" w:space="0" w:color="000000"/>
-            </w:tcBorders>
-            <w:shd w:val="clear" w:color="auto" w:fill="FFFFFF"/>
-            <w:tcMar>
-              <w:top w:w="0" w:type="dxa"/>
-              <w:bottom w:w="0" w:type="dxa"/>
-              <w:left w:w="0" w:type="dxa"/>
-              <w:right w:w="0" w:type="dxa"/>
-            </w:tcMar>
-            <w:vAlign w:val="center"/>
-          </w:tcPr>
-          <w:p>
-            <w:pPr>
-              <w:jc w:val="center"/>
-              <w:pBdr>
-                <w:bottom w:val="none" w:sz="0" w:space="0" w:color="000000"/>
-                <w:top w:val="none" w:sz="0" w:space="0" w:color="000000"/>
-                <w:left w:val="none" w:sz="0" w:space="0" w:color="000000"/>
-                <w:right w:val="none" w:sz="0" w:space="0" w:color="000000"/>
-              </w:pBdr>
-              <w:spacing w:after="100" w:before="100" w:line="240"/>
-              <w:ind w:left="100" w:right="100" w:firstLine="0" w:firstLineChars="0"/>
-              <w:rPr>
-                <w:rFonts w:ascii="Arial" w:hAnsi="Arial" w:eastAsia="Arial" w:cs="Arial"/>
-                <w:i w:val="false"/>
-                <w:b w:val="false"/>
-                <w:u w:val="none"/>
-                <w:sz w:val="22"/>
-                <w:szCs w:val="22"/>
-                <w:color w:val="000000"/>
-              </w:rPr>
-            </w:pPr>
-            <w:r>
-              <w:rPr>
-                <w:rFonts w:ascii="Arial" w:hAnsi="Arial" w:eastAsia="Arial" w:cs="Arial"/>
-                <w:i w:val="false"/>
-                <w:b w:val="false"/>
-                <w:u w:val="none"/>
-                <w:sz w:val="22"/>
-                <w:szCs w:val="22"/>
-                <w:color w:val="000000"/>
-              </w:rPr>
-              <w:t xml:space="preserve">0.0586</w:t>
-            </w:r>
-          </w:p>
-        </w:tc>
-        <w:tc>
-          <w:tcPr>
-            <w:tcBorders>
-              <w:bottom w:val="none" w:sz="0" w:space="0" w:color="000000"/>
-              <w:top w:val="none" w:sz="0" w:space="0" w:color="000000"/>
-              <w:left w:val="none" w:sz="0" w:space="0" w:color="000000"/>
-              <w:right w:val="none" w:sz="0" w:space="0" w:color="000000"/>
-            </w:tcBorders>
-            <w:shd w:val="clear" w:color="auto" w:fill="FFFFFF"/>
-            <w:tcMar>
-              <w:top w:w="0" w:type="dxa"/>
-              <w:bottom w:w="0" w:type="dxa"/>
-              <w:left w:w="0" w:type="dxa"/>
-              <w:right w:w="0" w:type="dxa"/>
-            </w:tcMar>
-            <w:vAlign w:val="center"/>
-          </w:tcPr>
-          <w:p>
-            <w:pPr>
-              <w:jc w:val="center"/>
-              <w:pBdr>
-                <w:bottom w:val="none" w:sz="0" w:space="0" w:color="000000"/>
-                <w:top w:val="none" w:sz="0" w:space="0" w:color="000000"/>
-                <w:left w:val="none" w:sz="0" w:space="0" w:color="000000"/>
-                <w:right w:val="none" w:sz="0" w:space="0" w:color="000000"/>
-              </w:pBdr>
-              <w:spacing w:after="100" w:before="100" w:line="240"/>
-              <w:ind w:left="100" w:right="100" w:firstLine="0" w:firstLineChars="0"/>
-              <w:rPr>
-                <w:rFonts w:ascii="Arial" w:hAnsi="Arial" w:eastAsia="Arial" w:cs="Arial"/>
-                <w:i w:val="false"/>
-                <w:b w:val="false"/>
-                <w:u w:val="none"/>
-                <w:sz w:val="22"/>
-                <w:szCs w:val="22"/>
-                <w:color w:val="000000"/>
-              </w:rPr>
-            </w:pPr>
-            <w:r>
-              <w:rPr>
-                <w:rFonts w:ascii="Arial" w:hAnsi="Arial" w:eastAsia="Arial" w:cs="Arial"/>
-                <w:i w:val="false"/>
-                <w:b w:val="false"/>
-                <w:u w:val="none"/>
-                <w:sz w:val="22"/>
-                <w:szCs w:val="22"/>
-                <w:color w:val="000000"/>
-              </w:rPr>
-              <w:t xml:space="preserve">0.69</w:t>
-            </w:r>
-          </w:p>
-        </w:tc>
-        <w:tc>
-          <w:tcPr>
-            <w:tcBorders>
-              <w:bottom w:val="none" w:sz="0" w:space="0" w:color="000000"/>
-              <w:top w:val="none" w:sz="0" w:space="0" w:color="000000"/>
-              <w:left w:val="none" w:sz="0" w:space="0" w:color="000000"/>
-              <w:right w:val="none" w:sz="0" w:space="0" w:color="000000"/>
-            </w:tcBorders>
-            <w:shd w:val="clear" w:color="auto" w:fill="FFFFFF"/>
-            <w:tcMar>
-              <w:top w:w="0" w:type="dxa"/>
-              <w:bottom w:w="0" w:type="dxa"/>
-              <w:left w:w="0" w:type="dxa"/>
-              <w:right w:w="0" w:type="dxa"/>
-            </w:tcMar>
-            <w:vAlign w:val="center"/>
-          </w:tcPr>
-          <w:p>
-            <w:pPr>
-              <w:jc w:val="center"/>
-              <w:pBdr>
-                <w:bottom w:val="none" w:sz="0" w:space="0" w:color="000000"/>
-                <w:top w:val="none" w:sz="0" w:space="0" w:color="000000"/>
-                <w:left w:val="none" w:sz="0" w:space="0" w:color="000000"/>
-                <w:right w:val="none" w:sz="0" w:space="0" w:color="000000"/>
-              </w:pBdr>
-              <w:spacing w:after="100" w:before="100" w:line="240"/>
-              <w:ind w:left="100" w:right="100" w:firstLine="0" w:firstLineChars="0"/>
-              <w:rPr>
-                <w:rFonts w:ascii="Arial" w:hAnsi="Arial" w:eastAsia="Arial" w:cs="Arial"/>
-                <w:i w:val="false"/>
-                <w:b w:val="false"/>
-                <w:u w:val="none"/>
-                <w:sz w:val="22"/>
-                <w:szCs w:val="22"/>
-                <w:color w:val="000000"/>
-              </w:rPr>
-            </w:pPr>
-            <w:r>
-              <w:rPr>
-                <w:rFonts w:ascii="Arial" w:hAnsi="Arial" w:eastAsia="Arial" w:cs="Arial"/>
-                <w:i w:val="false"/>
-                <w:b w:val="false"/>
-                <w:u w:val="none"/>
-                <w:sz w:val="22"/>
-                <w:szCs w:val="22"/>
-                <w:color w:val="000000"/>
-              </w:rPr>
-              <w:t xml:space="preserve">0.0085</w:t>
+              <w:t xml:space="preserve">4.39</w:t>
+            </w:r>
+          </w:p>
+        </w:tc>
+        <w:tc>
+          <w:tcPr>
+            <w:tcBorders>
+              <w:bottom w:val="none" w:sz="0" w:space="0" w:color="000000"/>
+              <w:top w:val="none" w:sz="0" w:space="0" w:color="000000"/>
+              <w:left w:val="none" w:sz="0" w:space="0" w:color="000000"/>
+              <w:right w:val="none" w:sz="0" w:space="0" w:color="000000"/>
+            </w:tcBorders>
+            <w:shd w:val="clear" w:color="auto" w:fill="FFFFFF"/>
+            <w:tcMar>
+              <w:top w:w="0" w:type="dxa"/>
+              <w:bottom w:w="0" w:type="dxa"/>
+              <w:left w:w="0" w:type="dxa"/>
+              <w:right w:w="0" w:type="dxa"/>
+            </w:tcMar>
+            <w:vAlign w:val="center"/>
+          </w:tcPr>
+          <w:p>
+            <w:pPr>
+              <w:jc w:val="center"/>
+              <w:pBdr>
+                <w:bottom w:val="none" w:sz="0" w:space="0" w:color="000000"/>
+                <w:top w:val="none" w:sz="0" w:space="0" w:color="000000"/>
+                <w:left w:val="none" w:sz="0" w:space="0" w:color="000000"/>
+                <w:right w:val="none" w:sz="0" w:space="0" w:color="000000"/>
+              </w:pBdr>
+              <w:spacing w:after="100" w:before="100" w:line="240"/>
+              <w:ind w:left="100" w:right="100" w:firstLine="0" w:firstLineChars="0"/>
+              <w:rPr>
+                <w:rFonts w:ascii="Arial" w:hAnsi="Arial" w:eastAsia="Arial" w:cs="Arial"/>
+                <w:i w:val="false"/>
+                <w:b w:val="false"/>
+                <w:u w:val="none"/>
+                <w:sz w:val="22"/>
+                <w:szCs w:val="22"/>
+                <w:color w:val="000000"/>
+              </w:rPr>
+            </w:pPr>
+            <w:r>
+              <w:rPr>
+                <w:rFonts w:ascii="Arial" w:hAnsi="Arial" w:eastAsia="Arial" w:cs="Arial"/>
+                <w:i w:val="false"/>
+                <w:b w:val="false"/>
+                <w:u w:val="none"/>
+                <w:sz w:val="22"/>
+                <w:szCs w:val="22"/>
+                <w:color w:val="000000"/>
+              </w:rPr>
+              <w:t xml:space="preserve">0.0002</w:t>
+            </w:r>
+          </w:p>
+        </w:tc>
+        <w:tc>
+          <w:tcPr>
+            <w:tcBorders>
+              <w:bottom w:val="none" w:sz="0" w:space="0" w:color="000000"/>
+              <w:top w:val="none" w:sz="0" w:space="0" w:color="000000"/>
+              <w:left w:val="none" w:sz="0" w:space="0" w:color="000000"/>
+              <w:right w:val="none" w:sz="0" w:space="0" w:color="000000"/>
+            </w:tcBorders>
+            <w:shd w:val="clear" w:color="auto" w:fill="FFFFFF"/>
+            <w:tcMar>
+              <w:top w:w="0" w:type="dxa"/>
+              <w:bottom w:w="0" w:type="dxa"/>
+              <w:left w:w="0" w:type="dxa"/>
+              <w:right w:w="0" w:type="dxa"/>
+            </w:tcMar>
+            <w:vAlign w:val="center"/>
+          </w:tcPr>
+          <w:p>
+            <w:pPr>
+              <w:jc w:val="center"/>
+              <w:pBdr>
+                <w:bottom w:val="none" w:sz="0" w:space="0" w:color="000000"/>
+                <w:top w:val="none" w:sz="0" w:space="0" w:color="000000"/>
+                <w:left w:val="none" w:sz="0" w:space="0" w:color="000000"/>
+                <w:right w:val="none" w:sz="0" w:space="0" w:color="000000"/>
+              </w:pBdr>
+              <w:spacing w:after="100" w:before="100" w:line="240"/>
+              <w:ind w:left="100" w:right="100" w:firstLine="0" w:firstLineChars="0"/>
+              <w:rPr>
+                <w:rFonts w:ascii="Arial" w:hAnsi="Arial" w:eastAsia="Arial" w:cs="Arial"/>
+                <w:i w:val="false"/>
+                <w:b w:val="false"/>
+                <w:u w:val="none"/>
+                <w:sz w:val="22"/>
+                <w:szCs w:val="22"/>
+                <w:color w:val="000000"/>
+              </w:rPr>
+            </w:pPr>
+            <w:r>
+              <w:rPr>
+                <w:rFonts w:ascii="Arial" w:hAnsi="Arial" w:eastAsia="Arial" w:cs="Arial"/>
+                <w:i w:val="false"/>
+                <w:b w:val="false"/>
+                <w:u w:val="none"/>
+                <w:sz w:val="22"/>
+                <w:szCs w:val="22"/>
+                <w:color w:val="000000"/>
+              </w:rPr>
+              <w:t xml:space="preserve">1.38</w:t>
+            </w:r>
+          </w:p>
+        </w:tc>
+        <w:tc>
+          <w:tcPr>
+            <w:tcBorders>
+              <w:bottom w:val="none" w:sz="0" w:space="0" w:color="000000"/>
+              <w:top w:val="none" w:sz="0" w:space="0" w:color="000000"/>
+              <w:left w:val="none" w:sz="0" w:space="0" w:color="000000"/>
+              <w:right w:val="none" w:sz="0" w:space="0" w:color="000000"/>
+            </w:tcBorders>
+            <w:shd w:val="clear" w:color="auto" w:fill="FFFFFF"/>
+            <w:tcMar>
+              <w:top w:w="0" w:type="dxa"/>
+              <w:bottom w:w="0" w:type="dxa"/>
+              <w:left w:w="0" w:type="dxa"/>
+              <w:right w:w="0" w:type="dxa"/>
+            </w:tcMar>
+            <w:vAlign w:val="center"/>
+          </w:tcPr>
+          <w:p>
+            <w:pPr>
+              <w:jc w:val="center"/>
+              <w:pBdr>
+                <w:bottom w:val="none" w:sz="0" w:space="0" w:color="000000"/>
+                <w:top w:val="none" w:sz="0" w:space="0" w:color="000000"/>
+                <w:left w:val="none" w:sz="0" w:space="0" w:color="000000"/>
+                <w:right w:val="none" w:sz="0" w:space="0" w:color="000000"/>
+              </w:pBdr>
+              <w:spacing w:after="100" w:before="100" w:line="240"/>
+              <w:ind w:left="100" w:right="100" w:firstLine="0" w:firstLineChars="0"/>
+              <w:rPr>
+                <w:rFonts w:ascii="Arial" w:hAnsi="Arial" w:eastAsia="Arial" w:cs="Arial"/>
+                <w:i w:val="false"/>
+                <w:b w:val="false"/>
+                <w:u w:val="none"/>
+                <w:sz w:val="22"/>
+                <w:szCs w:val="22"/>
+                <w:color w:val="000000"/>
+              </w:rPr>
+            </w:pPr>
+            <w:r>
+              <w:rPr>
+                <w:rFonts w:ascii="Arial" w:hAnsi="Arial" w:eastAsia="Arial" w:cs="Arial"/>
+                <w:i w:val="false"/>
+                <w:b w:val="false"/>
+                <w:u w:val="none"/>
+                <w:sz w:val="22"/>
+                <w:szCs w:val="22"/>
+                <w:color w:val="000000"/>
+              </w:rPr>
+              <w:t xml:space="preserve">0.2418</w:t>
+            </w:r>
+          </w:p>
+        </w:tc>
+        <w:tc>
+          <w:tcPr>
+            <w:tcBorders>
+              <w:bottom w:val="none" w:sz="0" w:space="0" w:color="000000"/>
+              <w:top w:val="none" w:sz="0" w:space="0" w:color="000000"/>
+              <w:left w:val="none" w:sz="0" w:space="0" w:color="000000"/>
+              <w:right w:val="none" w:sz="0" w:space="0" w:color="000000"/>
+            </w:tcBorders>
+            <w:shd w:val="clear" w:color="auto" w:fill="FFFFFF"/>
+            <w:tcMar>
+              <w:top w:w="0" w:type="dxa"/>
+              <w:bottom w:w="0" w:type="dxa"/>
+              <w:left w:w="0" w:type="dxa"/>
+              <w:right w:w="0" w:type="dxa"/>
+            </w:tcMar>
+            <w:vAlign w:val="center"/>
+          </w:tcPr>
+          <w:p>
+            <w:pPr>
+              <w:jc w:val="center"/>
+              <w:pBdr>
+                <w:bottom w:val="none" w:sz="0" w:space="0" w:color="000000"/>
+                <w:top w:val="none" w:sz="0" w:space="0" w:color="000000"/>
+                <w:left w:val="none" w:sz="0" w:space="0" w:color="000000"/>
+                <w:right w:val="none" w:sz="0" w:space="0" w:color="000000"/>
+              </w:pBdr>
+              <w:spacing w:after="100" w:before="100" w:line="240"/>
+              <w:ind w:left="100" w:right="100" w:firstLine="0" w:firstLineChars="0"/>
+              <w:rPr>
+                <w:rFonts w:ascii="Arial" w:hAnsi="Arial" w:eastAsia="Arial" w:cs="Arial"/>
+                <w:i w:val="false"/>
+                <w:b w:val="false"/>
+                <w:u w:val="none"/>
+                <w:sz w:val="22"/>
+                <w:szCs w:val="22"/>
+                <w:color w:val="000000"/>
+              </w:rPr>
+            </w:pPr>
+            <w:r>
+              <w:rPr>
+                <w:rFonts w:ascii="Arial" w:hAnsi="Arial" w:eastAsia="Arial" w:cs="Arial"/>
+                <w:i w:val="false"/>
+                <w:b w:val="false"/>
+                <w:u w:val="none"/>
+                <w:sz w:val="22"/>
+                <w:szCs w:val="22"/>
+                <w:color w:val="000000"/>
+              </w:rPr>
+              <w:t xml:space="preserve">0.88</w:t>
+            </w:r>
+          </w:p>
+        </w:tc>
+        <w:tc>
+          <w:tcPr>
+            <w:tcBorders>
+              <w:bottom w:val="none" w:sz="0" w:space="0" w:color="000000"/>
+              <w:top w:val="none" w:sz="0" w:space="0" w:color="000000"/>
+              <w:left w:val="none" w:sz="0" w:space="0" w:color="000000"/>
+              <w:right w:val="none" w:sz="0" w:space="0" w:color="000000"/>
+            </w:tcBorders>
+            <w:shd w:val="clear" w:color="auto" w:fill="FFFFFF"/>
+            <w:tcMar>
+              <w:top w:w="0" w:type="dxa"/>
+              <w:bottom w:w="0" w:type="dxa"/>
+              <w:left w:w="0" w:type="dxa"/>
+              <w:right w:w="0" w:type="dxa"/>
+            </w:tcMar>
+            <w:vAlign w:val="center"/>
+          </w:tcPr>
+          <w:p>
+            <w:pPr>
+              <w:jc w:val="center"/>
+              <w:pBdr>
+                <w:bottom w:val="none" w:sz="0" w:space="0" w:color="000000"/>
+                <w:top w:val="none" w:sz="0" w:space="0" w:color="000000"/>
+                <w:left w:val="none" w:sz="0" w:space="0" w:color="000000"/>
+                <w:right w:val="none" w:sz="0" w:space="0" w:color="000000"/>
+              </w:pBdr>
+              <w:spacing w:after="100" w:before="100" w:line="240"/>
+              <w:ind w:left="100" w:right="100" w:firstLine="0" w:firstLineChars="0"/>
+              <w:rPr>
+                <w:rFonts w:ascii="Arial" w:hAnsi="Arial" w:eastAsia="Arial" w:cs="Arial"/>
+                <w:i w:val="false"/>
+                <w:b w:val="false"/>
+                <w:u w:val="none"/>
+                <w:sz w:val="22"/>
+                <w:szCs w:val="22"/>
+                <w:color w:val="000000"/>
+              </w:rPr>
+            </w:pPr>
+            <w:r>
+              <w:rPr>
+                <w:rFonts w:ascii="Arial" w:hAnsi="Arial" w:eastAsia="Arial" w:cs="Arial"/>
+                <w:i w:val="false"/>
+                <w:b w:val="false"/>
+                <w:u w:val="none"/>
+                <w:sz w:val="22"/>
+                <w:szCs w:val="22"/>
+                <w:color w:val="000000"/>
+              </w:rPr>
+              <w:t xml:space="preserve">0.0036</w:t>
             </w:r>
           </w:p>
         </w:tc>
@@ -2947,7 +2947,7 @@
                 <w:szCs w:val="22"/>
                 <w:color w:val="000000"/>
               </w:rPr>
-              <w:t xml:space="preserve">24.03</w:t>
+              <w:t xml:space="preserve">7.74</w:t>
             </w:r>
           </w:p>
         </w:tc>
@@ -3051,163 +3051,163 @@
                 <w:szCs w:val="22"/>
                 <w:color w:val="000000"/>
               </w:rPr>
-              <w:t xml:space="preserve">0.55</w:t>
-            </w:r>
-          </w:p>
-        </w:tc>
-        <w:tc>
-          <w:tcPr>
-            <w:tcBorders>
-              <w:bottom w:val="none" w:sz="0" w:space="0" w:color="000000"/>
-              <w:top w:val="none" w:sz="0" w:space="0" w:color="000000"/>
-              <w:left w:val="none" w:sz="0" w:space="0" w:color="000000"/>
-              <w:right w:val="none" w:sz="0" w:space="0" w:color="000000"/>
-            </w:tcBorders>
-            <w:shd w:val="clear" w:color="auto" w:fill="FFFFFF"/>
-            <w:tcMar>
-              <w:top w:w="0" w:type="dxa"/>
-              <w:bottom w:w="0" w:type="dxa"/>
-              <w:left w:w="0" w:type="dxa"/>
-              <w:right w:w="0" w:type="dxa"/>
-            </w:tcMar>
-            <w:vAlign w:val="center"/>
-          </w:tcPr>
-          <w:p>
-            <w:pPr>
-              <w:jc w:val="center"/>
-              <w:pBdr>
-                <w:bottom w:val="none" w:sz="0" w:space="0" w:color="000000"/>
-                <w:top w:val="none" w:sz="0" w:space="0" w:color="000000"/>
-                <w:left w:val="none" w:sz="0" w:space="0" w:color="000000"/>
-                <w:right w:val="none" w:sz="0" w:space="0" w:color="000000"/>
-              </w:pBdr>
-              <w:spacing w:after="100" w:before="100" w:line="240"/>
-              <w:ind w:left="100" w:right="100" w:firstLine="0" w:firstLineChars="0"/>
-              <w:rPr>
-                <w:rFonts w:ascii="Arial" w:hAnsi="Arial" w:eastAsia="Arial" w:cs="Arial"/>
-                <w:i w:val="false"/>
-                <w:b w:val="false"/>
-                <w:u w:val="none"/>
-                <w:sz w:val="22"/>
-                <w:szCs w:val="22"/>
-                <w:color w:val="000000"/>
-              </w:rPr>
-            </w:pPr>
-            <w:r>
-              <w:rPr>
-                <w:rFonts w:ascii="Arial" w:hAnsi="Arial" w:eastAsia="Arial" w:cs="Arial"/>
-                <w:i w:val="false"/>
-                <w:b w:val="false"/>
-                <w:u w:val="none"/>
-                <w:sz w:val="22"/>
-                <w:szCs w:val="22"/>
-                <w:color w:val="000000"/>
-              </w:rPr>
-              <w:t xml:space="preserve">0.4600</w:t>
-            </w:r>
-          </w:p>
-        </w:tc>
-        <w:tc>
-          <w:tcPr>
-            <w:tcBorders>
-              <w:bottom w:val="none" w:sz="0" w:space="0" w:color="000000"/>
-              <w:top w:val="none" w:sz="0" w:space="0" w:color="000000"/>
-              <w:left w:val="none" w:sz="0" w:space="0" w:color="000000"/>
-              <w:right w:val="none" w:sz="0" w:space="0" w:color="000000"/>
-            </w:tcBorders>
-            <w:shd w:val="clear" w:color="auto" w:fill="FFFFFF"/>
-            <w:tcMar>
-              <w:top w:w="0" w:type="dxa"/>
-              <w:bottom w:w="0" w:type="dxa"/>
-              <w:left w:w="0" w:type="dxa"/>
-              <w:right w:w="0" w:type="dxa"/>
-            </w:tcMar>
-            <w:vAlign w:val="center"/>
-          </w:tcPr>
-          <w:p>
-            <w:pPr>
-              <w:jc w:val="center"/>
-              <w:pBdr>
-                <w:bottom w:val="none" w:sz="0" w:space="0" w:color="000000"/>
-                <w:top w:val="none" w:sz="0" w:space="0" w:color="000000"/>
-                <w:left w:val="none" w:sz="0" w:space="0" w:color="000000"/>
-                <w:right w:val="none" w:sz="0" w:space="0" w:color="000000"/>
-              </w:pBdr>
-              <w:spacing w:after="100" w:before="100" w:line="240"/>
-              <w:ind w:left="100" w:right="100" w:firstLine="0" w:firstLineChars="0"/>
-              <w:rPr>
-                <w:rFonts w:ascii="Arial" w:hAnsi="Arial" w:eastAsia="Arial" w:cs="Arial"/>
-                <w:i w:val="false"/>
-                <w:b w:val="false"/>
-                <w:u w:val="none"/>
-                <w:sz w:val="22"/>
-                <w:szCs w:val="22"/>
-                <w:color w:val="000000"/>
-              </w:rPr>
-            </w:pPr>
-            <w:r>
-              <w:rPr>
-                <w:rFonts w:ascii="Arial" w:hAnsi="Arial" w:eastAsia="Arial" w:cs="Arial"/>
-                <w:i w:val="false"/>
-                <w:b w:val="false"/>
-                <w:u w:val="none"/>
-                <w:sz w:val="22"/>
-                <w:szCs w:val="22"/>
-                <w:color w:val="000000"/>
-              </w:rPr>
-              <w:t xml:space="preserve">1.18</w:t>
-            </w:r>
-          </w:p>
-        </w:tc>
-        <w:tc>
-          <w:tcPr>
-            <w:tcBorders>
-              <w:bottom w:val="none" w:sz="0" w:space="0" w:color="000000"/>
-              <w:top w:val="none" w:sz="0" w:space="0" w:color="000000"/>
-              <w:left w:val="none" w:sz="0" w:space="0" w:color="000000"/>
-              <w:right w:val="none" w:sz="0" w:space="0" w:color="000000"/>
-            </w:tcBorders>
-            <w:shd w:val="clear" w:color="auto" w:fill="FFFFFF"/>
-            <w:tcMar>
-              <w:top w:w="0" w:type="dxa"/>
-              <w:bottom w:w="0" w:type="dxa"/>
-              <w:left w:w="0" w:type="dxa"/>
-              <w:right w:w="0" w:type="dxa"/>
-            </w:tcMar>
-            <w:vAlign w:val="center"/>
-          </w:tcPr>
-          <w:p>
-            <w:pPr>
-              <w:jc w:val="center"/>
-              <w:pBdr>
-                <w:bottom w:val="none" w:sz="0" w:space="0" w:color="000000"/>
-                <w:top w:val="none" w:sz="0" w:space="0" w:color="000000"/>
-                <w:left w:val="none" w:sz="0" w:space="0" w:color="000000"/>
-                <w:right w:val="none" w:sz="0" w:space="0" w:color="000000"/>
-              </w:pBdr>
-              <w:spacing w:after="100" w:before="100" w:line="240"/>
-              <w:ind w:left="100" w:right="100" w:firstLine="0" w:firstLineChars="0"/>
-              <w:rPr>
-                <w:rFonts w:ascii="Arial" w:hAnsi="Arial" w:eastAsia="Arial" w:cs="Arial"/>
-                <w:i w:val="false"/>
-                <w:b w:val="false"/>
-                <w:u w:val="none"/>
-                <w:sz w:val="22"/>
-                <w:szCs w:val="22"/>
-                <w:color w:val="000000"/>
-              </w:rPr>
-            </w:pPr>
-            <w:r>
-              <w:rPr>
-                <w:rFonts w:ascii="Arial" w:hAnsi="Arial" w:eastAsia="Arial" w:cs="Arial"/>
-                <w:i w:val="false"/>
-                <w:b w:val="false"/>
-                <w:u w:val="none"/>
-                <w:sz w:val="22"/>
-                <w:szCs w:val="22"/>
-                <w:color w:val="000000"/>
-              </w:rPr>
-              <w:t xml:space="preserve">0.0000</w:t>
+              <w:t xml:space="preserve">0.61</w:t>
+            </w:r>
+          </w:p>
+        </w:tc>
+        <w:tc>
+          <w:tcPr>
+            <w:tcBorders>
+              <w:bottom w:val="none" w:sz="0" w:space="0" w:color="000000"/>
+              <w:top w:val="none" w:sz="0" w:space="0" w:color="000000"/>
+              <w:left w:val="none" w:sz="0" w:space="0" w:color="000000"/>
+              <w:right w:val="none" w:sz="0" w:space="0" w:color="000000"/>
+            </w:tcBorders>
+            <w:shd w:val="clear" w:color="auto" w:fill="FFFFFF"/>
+            <w:tcMar>
+              <w:top w:w="0" w:type="dxa"/>
+              <w:bottom w:w="0" w:type="dxa"/>
+              <w:left w:w="0" w:type="dxa"/>
+              <w:right w:w="0" w:type="dxa"/>
+            </w:tcMar>
+            <w:vAlign w:val="center"/>
+          </w:tcPr>
+          <w:p>
+            <w:pPr>
+              <w:jc w:val="center"/>
+              <w:pBdr>
+                <w:bottom w:val="none" w:sz="0" w:space="0" w:color="000000"/>
+                <w:top w:val="none" w:sz="0" w:space="0" w:color="000000"/>
+                <w:left w:val="none" w:sz="0" w:space="0" w:color="000000"/>
+                <w:right w:val="none" w:sz="0" w:space="0" w:color="000000"/>
+              </w:pBdr>
+              <w:spacing w:after="100" w:before="100" w:line="240"/>
+              <w:ind w:left="100" w:right="100" w:firstLine="0" w:firstLineChars="0"/>
+              <w:rPr>
+                <w:rFonts w:ascii="Arial" w:hAnsi="Arial" w:eastAsia="Arial" w:cs="Arial"/>
+                <w:i w:val="false"/>
+                <w:b w:val="false"/>
+                <w:u w:val="none"/>
+                <w:sz w:val="22"/>
+                <w:szCs w:val="22"/>
+                <w:color w:val="000000"/>
+              </w:rPr>
+            </w:pPr>
+            <w:r>
+              <w:rPr>
+                <w:rFonts w:ascii="Arial" w:hAnsi="Arial" w:eastAsia="Arial" w:cs="Arial"/>
+                <w:i w:val="false"/>
+                <w:b w:val="false"/>
+                <w:u w:val="none"/>
+                <w:sz w:val="22"/>
+                <w:szCs w:val="22"/>
+                <w:color w:val="000000"/>
+              </w:rPr>
+              <w:t xml:space="preserve">0.4377</w:t>
+            </w:r>
+          </w:p>
+        </w:tc>
+        <w:tc>
+          <w:tcPr>
+            <w:tcBorders>
+              <w:bottom w:val="none" w:sz="0" w:space="0" w:color="000000"/>
+              <w:top w:val="none" w:sz="0" w:space="0" w:color="000000"/>
+              <w:left w:val="none" w:sz="0" w:space="0" w:color="000000"/>
+              <w:right w:val="none" w:sz="0" w:space="0" w:color="000000"/>
+            </w:tcBorders>
+            <w:shd w:val="clear" w:color="auto" w:fill="FFFFFF"/>
+            <w:tcMar>
+              <w:top w:w="0" w:type="dxa"/>
+              <w:bottom w:w="0" w:type="dxa"/>
+              <w:left w:w="0" w:type="dxa"/>
+              <w:right w:w="0" w:type="dxa"/>
+            </w:tcMar>
+            <w:vAlign w:val="center"/>
+          </w:tcPr>
+          <w:p>
+            <w:pPr>
+              <w:jc w:val="center"/>
+              <w:pBdr>
+                <w:bottom w:val="none" w:sz="0" w:space="0" w:color="000000"/>
+                <w:top w:val="none" w:sz="0" w:space="0" w:color="000000"/>
+                <w:left w:val="none" w:sz="0" w:space="0" w:color="000000"/>
+                <w:right w:val="none" w:sz="0" w:space="0" w:color="000000"/>
+              </w:pBdr>
+              <w:spacing w:after="100" w:before="100" w:line="240"/>
+              <w:ind w:left="100" w:right="100" w:firstLine="0" w:firstLineChars="0"/>
+              <w:rPr>
+                <w:rFonts w:ascii="Arial" w:hAnsi="Arial" w:eastAsia="Arial" w:cs="Arial"/>
+                <w:i w:val="false"/>
+                <w:b w:val="false"/>
+                <w:u w:val="none"/>
+                <w:sz w:val="22"/>
+                <w:szCs w:val="22"/>
+                <w:color w:val="000000"/>
+              </w:rPr>
+            </w:pPr>
+            <w:r>
+              <w:rPr>
+                <w:rFonts w:ascii="Arial" w:hAnsi="Arial" w:eastAsia="Arial" w:cs="Arial"/>
+                <w:i w:val="false"/>
+                <w:b w:val="false"/>
+                <w:u w:val="none"/>
+                <w:sz w:val="22"/>
+                <w:szCs w:val="22"/>
+                <w:color w:val="000000"/>
+              </w:rPr>
+              <w:t xml:space="preserve">0.85</w:t>
+            </w:r>
+          </w:p>
+        </w:tc>
+        <w:tc>
+          <w:tcPr>
+            <w:tcBorders>
+              <w:bottom w:val="none" w:sz="0" w:space="0" w:color="000000"/>
+              <w:top w:val="none" w:sz="0" w:space="0" w:color="000000"/>
+              <w:left w:val="none" w:sz="0" w:space="0" w:color="000000"/>
+              <w:right w:val="none" w:sz="0" w:space="0" w:color="000000"/>
+            </w:tcBorders>
+            <w:shd w:val="clear" w:color="auto" w:fill="FFFFFF"/>
+            <w:tcMar>
+              <w:top w:w="0" w:type="dxa"/>
+              <w:bottom w:w="0" w:type="dxa"/>
+              <w:left w:w="0" w:type="dxa"/>
+              <w:right w:w="0" w:type="dxa"/>
+            </w:tcMar>
+            <w:vAlign w:val="center"/>
+          </w:tcPr>
+          <w:p>
+            <w:pPr>
+              <w:jc w:val="center"/>
+              <w:pBdr>
+                <w:bottom w:val="none" w:sz="0" w:space="0" w:color="000000"/>
+                <w:top w:val="none" w:sz="0" w:space="0" w:color="000000"/>
+                <w:left w:val="none" w:sz="0" w:space="0" w:color="000000"/>
+                <w:right w:val="none" w:sz="0" w:space="0" w:color="000000"/>
+              </w:pBdr>
+              <w:spacing w:after="100" w:before="100" w:line="240"/>
+              <w:ind w:left="100" w:right="100" w:firstLine="0" w:firstLineChars="0"/>
+              <w:rPr>
+                <w:rFonts w:ascii="Arial" w:hAnsi="Arial" w:eastAsia="Arial" w:cs="Arial"/>
+                <w:i w:val="false"/>
+                <w:b w:val="false"/>
+                <w:u w:val="none"/>
+                <w:sz w:val="22"/>
+                <w:szCs w:val="22"/>
+                <w:color w:val="000000"/>
+              </w:rPr>
+            </w:pPr>
+            <w:r>
+              <w:rPr>
+                <w:rFonts w:ascii="Arial" w:hAnsi="Arial" w:eastAsia="Arial" w:cs="Arial"/>
+                <w:i w:val="false"/>
+                <w:b w:val="false"/>
+                <w:u w:val="none"/>
+                <w:sz w:val="22"/>
+                <w:szCs w:val="22"/>
+                <w:color w:val="000000"/>
+              </w:rPr>
+              <w:t xml:space="preserve">0.0005</w:t>
             </w:r>
           </w:p>
         </w:tc>
@@ -3317,267 +3317,267 @@
                 <w:szCs w:val="22"/>
                 <w:color w:val="000000"/>
               </w:rPr>
-              <w:t xml:space="preserve">7.53</w:t>
-            </w:r>
-          </w:p>
-        </w:tc>
-        <w:tc>
-          <w:tcPr>
-            <w:tcBorders>
-              <w:bottom w:val="none" w:sz="0" w:space="0" w:color="000000"/>
-              <w:top w:val="none" w:sz="0" w:space="0" w:color="000000"/>
-              <w:left w:val="none" w:sz="0" w:space="0" w:color="000000"/>
-              <w:right w:val="none" w:sz="0" w:space="0" w:color="000000"/>
-            </w:tcBorders>
-            <w:shd w:val="clear" w:color="auto" w:fill="FFFFFF"/>
-            <w:tcMar>
-              <w:top w:w="0" w:type="dxa"/>
-              <w:bottom w:w="0" w:type="dxa"/>
-              <w:left w:w="0" w:type="dxa"/>
-              <w:right w:w="0" w:type="dxa"/>
-            </w:tcMar>
-            <w:vAlign w:val="center"/>
-          </w:tcPr>
-          <w:p>
-            <w:pPr>
-              <w:jc w:val="center"/>
-              <w:pBdr>
-                <w:bottom w:val="none" w:sz="0" w:space="0" w:color="000000"/>
-                <w:top w:val="none" w:sz="0" w:space="0" w:color="000000"/>
-                <w:left w:val="none" w:sz="0" w:space="0" w:color="000000"/>
-                <w:right w:val="none" w:sz="0" w:space="0" w:color="000000"/>
-              </w:pBdr>
-              <w:spacing w:after="100" w:before="100" w:line="240"/>
-              <w:ind w:left="100" w:right="100" w:firstLine="0" w:firstLineChars="0"/>
-              <w:rPr>
-                <w:rFonts w:ascii="Arial" w:hAnsi="Arial" w:eastAsia="Arial" w:cs="Arial"/>
-                <w:i w:val="false"/>
-                <w:b w:val="false"/>
-                <w:u w:val="none"/>
-                <w:sz w:val="22"/>
-                <w:szCs w:val="22"/>
-                <w:color w:val="000000"/>
-              </w:rPr>
-            </w:pPr>
-            <w:r>
-              <w:rPr>
-                <w:rFonts w:ascii="Arial" w:hAnsi="Arial" w:eastAsia="Arial" w:cs="Arial"/>
-                <w:i w:val="false"/>
-                <w:b w:val="false"/>
-                <w:u w:val="none"/>
-                <w:sz w:val="22"/>
-                <w:szCs w:val="22"/>
-                <w:color w:val="000000"/>
-              </w:rPr>
-              <w:t xml:space="preserve">0.0000</w:t>
-            </w:r>
-          </w:p>
-        </w:tc>
-        <w:tc>
-          <w:tcPr>
-            <w:tcBorders>
-              <w:bottom w:val="none" w:sz="0" w:space="0" w:color="000000"/>
-              <w:top w:val="none" w:sz="0" w:space="0" w:color="000000"/>
-              <w:left w:val="none" w:sz="0" w:space="0" w:color="000000"/>
-              <w:right w:val="none" w:sz="0" w:space="0" w:color="000000"/>
-            </w:tcBorders>
-            <w:shd w:val="clear" w:color="auto" w:fill="FFFFFF"/>
-            <w:tcMar>
-              <w:top w:w="0" w:type="dxa"/>
-              <w:bottom w:w="0" w:type="dxa"/>
-              <w:left w:w="0" w:type="dxa"/>
-              <w:right w:w="0" w:type="dxa"/>
-            </w:tcMar>
-            <w:vAlign w:val="center"/>
-          </w:tcPr>
-          <w:p>
-            <w:pPr>
-              <w:jc w:val="center"/>
-              <w:pBdr>
-                <w:bottom w:val="none" w:sz="0" w:space="0" w:color="000000"/>
-                <w:top w:val="none" w:sz="0" w:space="0" w:color="000000"/>
-                <w:left w:val="none" w:sz="0" w:space="0" w:color="000000"/>
-                <w:right w:val="none" w:sz="0" w:space="0" w:color="000000"/>
-              </w:pBdr>
-              <w:spacing w:after="100" w:before="100" w:line="240"/>
-              <w:ind w:left="100" w:right="100" w:firstLine="0" w:firstLineChars="0"/>
-              <w:rPr>
-                <w:rFonts w:ascii="Arial" w:hAnsi="Arial" w:eastAsia="Arial" w:cs="Arial"/>
-                <w:i w:val="false"/>
-                <w:b w:val="false"/>
-                <w:u w:val="none"/>
-                <w:sz w:val="22"/>
-                <w:szCs w:val="22"/>
-                <w:color w:val="000000"/>
-              </w:rPr>
-            </w:pPr>
-            <w:r>
-              <w:rPr>
-                <w:rFonts w:ascii="Arial" w:hAnsi="Arial" w:eastAsia="Arial" w:cs="Arial"/>
-                <w:i w:val="false"/>
-                <w:b w:val="false"/>
-                <w:u w:val="none"/>
-                <w:sz w:val="22"/>
-                <w:szCs w:val="22"/>
-                <w:color w:val="000000"/>
-              </w:rPr>
-              <w:t xml:space="preserve">1.39</w:t>
-            </w:r>
-          </w:p>
-        </w:tc>
-        <w:tc>
-          <w:tcPr>
-            <w:tcBorders>
-              <w:bottom w:val="none" w:sz="0" w:space="0" w:color="000000"/>
-              <w:top w:val="none" w:sz="0" w:space="0" w:color="000000"/>
-              <w:left w:val="none" w:sz="0" w:space="0" w:color="000000"/>
-              <w:right w:val="none" w:sz="0" w:space="0" w:color="000000"/>
-            </w:tcBorders>
-            <w:shd w:val="clear" w:color="auto" w:fill="FFFFFF"/>
-            <w:tcMar>
-              <w:top w:w="0" w:type="dxa"/>
-              <w:bottom w:w="0" w:type="dxa"/>
-              <w:left w:w="0" w:type="dxa"/>
-              <w:right w:w="0" w:type="dxa"/>
-            </w:tcMar>
-            <w:vAlign w:val="center"/>
-          </w:tcPr>
-          <w:p>
-            <w:pPr>
-              <w:jc w:val="center"/>
-              <w:pBdr>
-                <w:bottom w:val="none" w:sz="0" w:space="0" w:color="000000"/>
-                <w:top w:val="none" w:sz="0" w:space="0" w:color="000000"/>
-                <w:left w:val="none" w:sz="0" w:space="0" w:color="000000"/>
-                <w:right w:val="none" w:sz="0" w:space="0" w:color="000000"/>
-              </w:pBdr>
-              <w:spacing w:after="100" w:before="100" w:line="240"/>
-              <w:ind w:left="100" w:right="100" w:firstLine="0" w:firstLineChars="0"/>
-              <w:rPr>
-                <w:rFonts w:ascii="Arial" w:hAnsi="Arial" w:eastAsia="Arial" w:cs="Arial"/>
-                <w:i w:val="false"/>
-                <w:b w:val="false"/>
-                <w:u w:val="none"/>
-                <w:sz w:val="22"/>
-                <w:szCs w:val="22"/>
-                <w:color w:val="000000"/>
-              </w:rPr>
-            </w:pPr>
-            <w:r>
-              <w:rPr>
-                <w:rFonts w:ascii="Arial" w:hAnsi="Arial" w:eastAsia="Arial" w:cs="Arial"/>
-                <w:i w:val="false"/>
-                <w:b w:val="false"/>
-                <w:u w:val="none"/>
-                <w:sz w:val="22"/>
-                <w:szCs w:val="22"/>
-                <w:color w:val="000000"/>
-              </w:rPr>
-              <w:t xml:space="preserve">0.2405</w:t>
-            </w:r>
-          </w:p>
-        </w:tc>
-        <w:tc>
-          <w:tcPr>
-            <w:tcBorders>
-              <w:bottom w:val="none" w:sz="0" w:space="0" w:color="000000"/>
-              <w:top w:val="none" w:sz="0" w:space="0" w:color="000000"/>
-              <w:left w:val="none" w:sz="0" w:space="0" w:color="000000"/>
-              <w:right w:val="none" w:sz="0" w:space="0" w:color="000000"/>
-            </w:tcBorders>
-            <w:shd w:val="clear" w:color="auto" w:fill="FFFFFF"/>
-            <w:tcMar>
-              <w:top w:w="0" w:type="dxa"/>
-              <w:bottom w:w="0" w:type="dxa"/>
-              <w:left w:w="0" w:type="dxa"/>
-              <w:right w:w="0" w:type="dxa"/>
-            </w:tcMar>
-            <w:vAlign w:val="center"/>
-          </w:tcPr>
-          <w:p>
-            <w:pPr>
-              <w:jc w:val="center"/>
-              <w:pBdr>
-                <w:bottom w:val="none" w:sz="0" w:space="0" w:color="000000"/>
-                <w:top w:val="none" w:sz="0" w:space="0" w:color="000000"/>
-                <w:left w:val="none" w:sz="0" w:space="0" w:color="000000"/>
-                <w:right w:val="none" w:sz="0" w:space="0" w:color="000000"/>
-              </w:pBdr>
-              <w:spacing w:after="100" w:before="100" w:line="240"/>
-              <w:ind w:left="100" w:right="100" w:firstLine="0" w:firstLineChars="0"/>
-              <w:rPr>
-                <w:rFonts w:ascii="Arial" w:hAnsi="Arial" w:eastAsia="Arial" w:cs="Arial"/>
-                <w:i w:val="false"/>
-                <w:b w:val="false"/>
-                <w:u w:val="none"/>
-                <w:sz w:val="22"/>
-                <w:szCs w:val="22"/>
-                <w:color w:val="000000"/>
-              </w:rPr>
-            </w:pPr>
-            <w:r>
-              <w:rPr>
-                <w:rFonts w:ascii="Arial" w:hAnsi="Arial" w:eastAsia="Arial" w:cs="Arial"/>
-                <w:i w:val="false"/>
-                <w:b w:val="false"/>
-                <w:u w:val="none"/>
-                <w:sz w:val="22"/>
-                <w:szCs w:val="22"/>
-                <w:color w:val="000000"/>
-              </w:rPr>
-              <w:t xml:space="preserve">0.35</w:t>
-            </w:r>
-          </w:p>
-        </w:tc>
-        <w:tc>
-          <w:tcPr>
-            <w:tcBorders>
-              <w:bottom w:val="none" w:sz="0" w:space="0" w:color="000000"/>
-              <w:top w:val="none" w:sz="0" w:space="0" w:color="000000"/>
-              <w:left w:val="none" w:sz="0" w:space="0" w:color="000000"/>
-              <w:right w:val="none" w:sz="0" w:space="0" w:color="000000"/>
-            </w:tcBorders>
-            <w:shd w:val="clear" w:color="auto" w:fill="FFFFFF"/>
-            <w:tcMar>
-              <w:top w:w="0" w:type="dxa"/>
-              <w:bottom w:w="0" w:type="dxa"/>
-              <w:left w:w="0" w:type="dxa"/>
-              <w:right w:w="0" w:type="dxa"/>
-            </w:tcMar>
-            <w:vAlign w:val="center"/>
-          </w:tcPr>
-          <w:p>
-            <w:pPr>
-              <w:jc w:val="center"/>
-              <w:pBdr>
-                <w:bottom w:val="none" w:sz="0" w:space="0" w:color="000000"/>
-                <w:top w:val="none" w:sz="0" w:space="0" w:color="000000"/>
-                <w:left w:val="none" w:sz="0" w:space="0" w:color="000000"/>
-                <w:right w:val="none" w:sz="0" w:space="0" w:color="000000"/>
-              </w:pBdr>
-              <w:spacing w:after="100" w:before="100" w:line="240"/>
-              <w:ind w:left="100" w:right="100" w:firstLine="0" w:firstLineChars="0"/>
-              <w:rPr>
-                <w:rFonts w:ascii="Arial" w:hAnsi="Arial" w:eastAsia="Arial" w:cs="Arial"/>
-                <w:i w:val="false"/>
-                <w:b w:val="false"/>
-                <w:u w:val="none"/>
-                <w:sz w:val="22"/>
-                <w:szCs w:val="22"/>
-                <w:color w:val="000000"/>
-              </w:rPr>
-            </w:pPr>
-            <w:r>
-              <w:rPr>
-                <w:rFonts w:ascii="Arial" w:hAnsi="Arial" w:eastAsia="Arial" w:cs="Arial"/>
-                <w:i w:val="false"/>
-                <w:b w:val="false"/>
-                <w:u w:val="none"/>
-                <w:sz w:val="22"/>
-                <w:szCs w:val="22"/>
-                <w:color w:val="000000"/>
-              </w:rPr>
-              <w:t xml:space="preserve">0.1138</w:t>
+              <w:t xml:space="preserve">2.54</w:t>
+            </w:r>
+          </w:p>
+        </w:tc>
+        <w:tc>
+          <w:tcPr>
+            <w:tcBorders>
+              <w:bottom w:val="none" w:sz="0" w:space="0" w:color="000000"/>
+              <w:top w:val="none" w:sz="0" w:space="0" w:color="000000"/>
+              <w:left w:val="none" w:sz="0" w:space="0" w:color="000000"/>
+              <w:right w:val="none" w:sz="0" w:space="0" w:color="000000"/>
+            </w:tcBorders>
+            <w:shd w:val="clear" w:color="auto" w:fill="FFFFFF"/>
+            <w:tcMar>
+              <w:top w:w="0" w:type="dxa"/>
+              <w:bottom w:w="0" w:type="dxa"/>
+              <w:left w:w="0" w:type="dxa"/>
+              <w:right w:w="0" w:type="dxa"/>
+            </w:tcMar>
+            <w:vAlign w:val="center"/>
+          </w:tcPr>
+          <w:p>
+            <w:pPr>
+              <w:jc w:val="center"/>
+              <w:pBdr>
+                <w:bottom w:val="none" w:sz="0" w:space="0" w:color="000000"/>
+                <w:top w:val="none" w:sz="0" w:space="0" w:color="000000"/>
+                <w:left w:val="none" w:sz="0" w:space="0" w:color="000000"/>
+                <w:right w:val="none" w:sz="0" w:space="0" w:color="000000"/>
+              </w:pBdr>
+              <w:spacing w:after="100" w:before="100" w:line="240"/>
+              <w:ind w:left="100" w:right="100" w:firstLine="0" w:firstLineChars="0"/>
+              <w:rPr>
+                <w:rFonts w:ascii="Arial" w:hAnsi="Arial" w:eastAsia="Arial" w:cs="Arial"/>
+                <w:i w:val="false"/>
+                <w:b w:val="false"/>
+                <w:u w:val="none"/>
+                <w:sz w:val="22"/>
+                <w:szCs w:val="22"/>
+                <w:color w:val="000000"/>
+              </w:rPr>
+            </w:pPr>
+            <w:r>
+              <w:rPr>
+                <w:rFonts w:ascii="Arial" w:hAnsi="Arial" w:eastAsia="Arial" w:cs="Arial"/>
+                <w:i w:val="false"/>
+                <w:b w:val="false"/>
+                <w:u w:val="none"/>
+                <w:sz w:val="22"/>
+                <w:szCs w:val="22"/>
+                <w:color w:val="000000"/>
+              </w:rPr>
+              <w:t xml:space="preserve">0.0165</w:t>
+            </w:r>
+          </w:p>
+        </w:tc>
+        <w:tc>
+          <w:tcPr>
+            <w:tcBorders>
+              <w:bottom w:val="none" w:sz="0" w:space="0" w:color="000000"/>
+              <w:top w:val="none" w:sz="0" w:space="0" w:color="000000"/>
+              <w:left w:val="none" w:sz="0" w:space="0" w:color="000000"/>
+              <w:right w:val="none" w:sz="0" w:space="0" w:color="000000"/>
+            </w:tcBorders>
+            <w:shd w:val="clear" w:color="auto" w:fill="FFFFFF"/>
+            <w:tcMar>
+              <w:top w:w="0" w:type="dxa"/>
+              <w:bottom w:w="0" w:type="dxa"/>
+              <w:left w:w="0" w:type="dxa"/>
+              <w:right w:w="0" w:type="dxa"/>
+            </w:tcMar>
+            <w:vAlign w:val="center"/>
+          </w:tcPr>
+          <w:p>
+            <w:pPr>
+              <w:jc w:val="center"/>
+              <w:pBdr>
+                <w:bottom w:val="none" w:sz="0" w:space="0" w:color="000000"/>
+                <w:top w:val="none" w:sz="0" w:space="0" w:color="000000"/>
+                <w:left w:val="none" w:sz="0" w:space="0" w:color="000000"/>
+                <w:right w:val="none" w:sz="0" w:space="0" w:color="000000"/>
+              </w:pBdr>
+              <w:spacing w:after="100" w:before="100" w:line="240"/>
+              <w:ind w:left="100" w:right="100" w:firstLine="0" w:firstLineChars="0"/>
+              <w:rPr>
+                <w:rFonts w:ascii="Arial" w:hAnsi="Arial" w:eastAsia="Arial" w:cs="Arial"/>
+                <w:i w:val="false"/>
+                <w:b w:val="false"/>
+                <w:u w:val="none"/>
+                <w:sz w:val="22"/>
+                <w:szCs w:val="22"/>
+                <w:color w:val="000000"/>
+              </w:rPr>
+            </w:pPr>
+            <w:r>
+              <w:rPr>
+                <w:rFonts w:ascii="Arial" w:hAnsi="Arial" w:eastAsia="Arial" w:cs="Arial"/>
+                <w:i w:val="false"/>
+                <w:b w:val="false"/>
+                <w:u w:val="none"/>
+                <w:sz w:val="22"/>
+                <w:szCs w:val="22"/>
+                <w:color w:val="000000"/>
+              </w:rPr>
+              <w:t xml:space="preserve">1.02</w:t>
+            </w:r>
+          </w:p>
+        </w:tc>
+        <w:tc>
+          <w:tcPr>
+            <w:tcBorders>
+              <w:bottom w:val="none" w:sz="0" w:space="0" w:color="000000"/>
+              <w:top w:val="none" w:sz="0" w:space="0" w:color="000000"/>
+              <w:left w:val="none" w:sz="0" w:space="0" w:color="000000"/>
+              <w:right w:val="none" w:sz="0" w:space="0" w:color="000000"/>
+            </w:tcBorders>
+            <w:shd w:val="clear" w:color="auto" w:fill="FFFFFF"/>
+            <w:tcMar>
+              <w:top w:w="0" w:type="dxa"/>
+              <w:bottom w:w="0" w:type="dxa"/>
+              <w:left w:w="0" w:type="dxa"/>
+              <w:right w:w="0" w:type="dxa"/>
+            </w:tcMar>
+            <w:vAlign w:val="center"/>
+          </w:tcPr>
+          <w:p>
+            <w:pPr>
+              <w:jc w:val="center"/>
+              <w:pBdr>
+                <w:bottom w:val="none" w:sz="0" w:space="0" w:color="000000"/>
+                <w:top w:val="none" w:sz="0" w:space="0" w:color="000000"/>
+                <w:left w:val="none" w:sz="0" w:space="0" w:color="000000"/>
+                <w:right w:val="none" w:sz="0" w:space="0" w:color="000000"/>
+              </w:pBdr>
+              <w:spacing w:after="100" w:before="100" w:line="240"/>
+              <w:ind w:left="100" w:right="100" w:firstLine="0" w:firstLineChars="0"/>
+              <w:rPr>
+                <w:rFonts w:ascii="Arial" w:hAnsi="Arial" w:eastAsia="Arial" w:cs="Arial"/>
+                <w:i w:val="false"/>
+                <w:b w:val="false"/>
+                <w:u w:val="none"/>
+                <w:sz w:val="22"/>
+                <w:szCs w:val="22"/>
+                <w:color w:val="000000"/>
+              </w:rPr>
+            </w:pPr>
+            <w:r>
+              <w:rPr>
+                <w:rFonts w:ascii="Arial" w:hAnsi="Arial" w:eastAsia="Arial" w:cs="Arial"/>
+                <w:i w:val="false"/>
+                <w:b w:val="false"/>
+                <w:u w:val="none"/>
+                <w:sz w:val="22"/>
+                <w:szCs w:val="22"/>
+                <w:color w:val="000000"/>
+              </w:rPr>
+              <w:t xml:space="preserve">0.3138</w:t>
+            </w:r>
+          </w:p>
+        </w:tc>
+        <w:tc>
+          <w:tcPr>
+            <w:tcBorders>
+              <w:bottom w:val="none" w:sz="0" w:space="0" w:color="000000"/>
+              <w:top w:val="none" w:sz="0" w:space="0" w:color="000000"/>
+              <w:left w:val="none" w:sz="0" w:space="0" w:color="000000"/>
+              <w:right w:val="none" w:sz="0" w:space="0" w:color="000000"/>
+            </w:tcBorders>
+            <w:shd w:val="clear" w:color="auto" w:fill="FFFFFF"/>
+            <w:tcMar>
+              <w:top w:w="0" w:type="dxa"/>
+              <w:bottom w:w="0" w:type="dxa"/>
+              <w:left w:w="0" w:type="dxa"/>
+              <w:right w:w="0" w:type="dxa"/>
+            </w:tcMar>
+            <w:vAlign w:val="center"/>
+          </w:tcPr>
+          <w:p>
+            <w:pPr>
+              <w:jc w:val="center"/>
+              <w:pBdr>
+                <w:bottom w:val="none" w:sz="0" w:space="0" w:color="000000"/>
+                <w:top w:val="none" w:sz="0" w:space="0" w:color="000000"/>
+                <w:left w:val="none" w:sz="0" w:space="0" w:color="000000"/>
+                <w:right w:val="none" w:sz="0" w:space="0" w:color="000000"/>
+              </w:pBdr>
+              <w:spacing w:after="100" w:before="100" w:line="240"/>
+              <w:ind w:left="100" w:right="100" w:firstLine="0" w:firstLineChars="0"/>
+              <w:rPr>
+                <w:rFonts w:ascii="Arial" w:hAnsi="Arial" w:eastAsia="Arial" w:cs="Arial"/>
+                <w:i w:val="false"/>
+                <w:b w:val="false"/>
+                <w:u w:val="none"/>
+                <w:sz w:val="22"/>
+                <w:szCs w:val="22"/>
+                <w:color w:val="000000"/>
+              </w:rPr>
+            </w:pPr>
+            <w:r>
+              <w:rPr>
+                <w:rFonts w:ascii="Arial" w:hAnsi="Arial" w:eastAsia="Arial" w:cs="Arial"/>
+                <w:i w:val="false"/>
+                <w:b w:val="false"/>
+                <w:u w:val="none"/>
+                <w:sz w:val="22"/>
+                <w:szCs w:val="22"/>
+                <w:color w:val="000000"/>
+              </w:rPr>
+              <w:t xml:space="preserve">0.45</w:t>
+            </w:r>
+          </w:p>
+        </w:tc>
+        <w:tc>
+          <w:tcPr>
+            <w:tcBorders>
+              <w:bottom w:val="none" w:sz="0" w:space="0" w:color="000000"/>
+              <w:top w:val="none" w:sz="0" w:space="0" w:color="000000"/>
+              <w:left w:val="none" w:sz="0" w:space="0" w:color="000000"/>
+              <w:right w:val="none" w:sz="0" w:space="0" w:color="000000"/>
+            </w:tcBorders>
+            <w:shd w:val="clear" w:color="auto" w:fill="FFFFFF"/>
+            <w:tcMar>
+              <w:top w:w="0" w:type="dxa"/>
+              <w:bottom w:w="0" w:type="dxa"/>
+              <w:left w:w="0" w:type="dxa"/>
+              <w:right w:w="0" w:type="dxa"/>
+            </w:tcMar>
+            <w:vAlign w:val="center"/>
+          </w:tcPr>
+          <w:p>
+            <w:pPr>
+              <w:jc w:val="center"/>
+              <w:pBdr>
+                <w:bottom w:val="none" w:sz="0" w:space="0" w:color="000000"/>
+                <w:top w:val="none" w:sz="0" w:space="0" w:color="000000"/>
+                <w:left w:val="none" w:sz="0" w:space="0" w:color="000000"/>
+                <w:right w:val="none" w:sz="0" w:space="0" w:color="000000"/>
+              </w:pBdr>
+              <w:spacing w:after="100" w:before="100" w:line="240"/>
+              <w:ind w:left="100" w:right="100" w:firstLine="0" w:firstLineChars="0"/>
+              <w:rPr>
+                <w:rFonts w:ascii="Arial" w:hAnsi="Arial" w:eastAsia="Arial" w:cs="Arial"/>
+                <w:i w:val="false"/>
+                <w:b w:val="false"/>
+                <w:u w:val="none"/>
+                <w:sz w:val="22"/>
+                <w:szCs w:val="22"/>
+                <w:color w:val="000000"/>
+              </w:rPr>
+            </w:pPr>
+            <w:r>
+              <w:rPr>
+                <w:rFonts w:ascii="Arial" w:hAnsi="Arial" w:eastAsia="Arial" w:cs="Arial"/>
+                <w:i w:val="false"/>
+                <w:b w:val="false"/>
+                <w:u w:val="none"/>
+                <w:sz w:val="22"/>
+                <w:szCs w:val="22"/>
+                <w:color w:val="000000"/>
+              </w:rPr>
+              <w:t xml:space="preserve">0.0569</w:t>
             </w:r>
           </w:p>
         </w:tc>
@@ -3687,7 +3687,7 @@
                 <w:szCs w:val="22"/>
                 <w:color w:val="000000"/>
               </w:rPr>
-              <w:t xml:space="preserve">11.07</w:t>
+              <w:t xml:space="preserve">9.39</w:t>
             </w:r>
           </w:p>
         </w:tc>
@@ -3791,163 +3791,163 @@
                 <w:szCs w:val="22"/>
                 <w:color w:val="000000"/>
               </w:rPr>
-              <w:t xml:space="preserve">3.92</w:t>
-            </w:r>
-          </w:p>
-        </w:tc>
-        <w:tc>
-          <w:tcPr>
-            <w:tcBorders>
-              <w:bottom w:val="none" w:sz="0" w:space="0" w:color="000000"/>
-              <w:top w:val="none" w:sz="0" w:space="0" w:color="000000"/>
-              <w:left w:val="none" w:sz="0" w:space="0" w:color="000000"/>
-              <w:right w:val="none" w:sz="0" w:space="0" w:color="000000"/>
-            </w:tcBorders>
-            <w:shd w:val="clear" w:color="auto" w:fill="FFFFFF"/>
-            <w:tcMar>
-              <w:top w:w="0" w:type="dxa"/>
-              <w:bottom w:w="0" w:type="dxa"/>
-              <w:left w:w="0" w:type="dxa"/>
-              <w:right w:w="0" w:type="dxa"/>
-            </w:tcMar>
-            <w:vAlign w:val="center"/>
-          </w:tcPr>
-          <w:p>
-            <w:pPr>
-              <w:jc w:val="center"/>
-              <w:pBdr>
-                <w:bottom w:val="none" w:sz="0" w:space="0" w:color="000000"/>
-                <w:top w:val="none" w:sz="0" w:space="0" w:color="000000"/>
-                <w:left w:val="none" w:sz="0" w:space="0" w:color="000000"/>
-                <w:right w:val="none" w:sz="0" w:space="0" w:color="000000"/>
-              </w:pBdr>
-              <w:spacing w:after="100" w:before="100" w:line="240"/>
-              <w:ind w:left="100" w:right="100" w:firstLine="0" w:firstLineChars="0"/>
-              <w:rPr>
-                <w:rFonts w:ascii="Arial" w:hAnsi="Arial" w:eastAsia="Arial" w:cs="Arial"/>
-                <w:i w:val="false"/>
-                <w:b w:val="false"/>
-                <w:u w:val="none"/>
-                <w:sz w:val="22"/>
-                <w:szCs w:val="22"/>
-                <w:color w:val="000000"/>
-              </w:rPr>
-            </w:pPr>
-            <w:r>
-              <w:rPr>
-                <w:rFonts w:ascii="Arial" w:hAnsi="Arial" w:eastAsia="Arial" w:cs="Arial"/>
-                <w:i w:val="false"/>
-                <w:b w:val="false"/>
-                <w:u w:val="none"/>
-                <w:sz w:val="22"/>
-                <w:szCs w:val="22"/>
-                <w:color w:val="000000"/>
-              </w:rPr>
-              <w:t xml:space="preserve">0.0493</w:t>
-            </w:r>
-          </w:p>
-        </w:tc>
-        <w:tc>
-          <w:tcPr>
-            <w:tcBorders>
-              <w:bottom w:val="none" w:sz="0" w:space="0" w:color="000000"/>
-              <w:top w:val="none" w:sz="0" w:space="0" w:color="000000"/>
-              <w:left w:val="none" w:sz="0" w:space="0" w:color="000000"/>
-              <w:right w:val="none" w:sz="0" w:space="0" w:color="000000"/>
-            </w:tcBorders>
-            <w:shd w:val="clear" w:color="auto" w:fill="FFFFFF"/>
-            <w:tcMar>
-              <w:top w:w="0" w:type="dxa"/>
-              <w:bottom w:w="0" w:type="dxa"/>
-              <w:left w:w="0" w:type="dxa"/>
-              <w:right w:w="0" w:type="dxa"/>
-            </w:tcMar>
-            <w:vAlign w:val="center"/>
-          </w:tcPr>
-          <w:p>
-            <w:pPr>
-              <w:jc w:val="center"/>
-              <w:pBdr>
-                <w:bottom w:val="none" w:sz="0" w:space="0" w:color="000000"/>
-                <w:top w:val="none" w:sz="0" w:space="0" w:color="000000"/>
-                <w:left w:val="none" w:sz="0" w:space="0" w:color="000000"/>
-                <w:right w:val="none" w:sz="0" w:space="0" w:color="000000"/>
-              </w:pBdr>
-              <w:spacing w:after="100" w:before="100" w:line="240"/>
-              <w:ind w:left="100" w:right="100" w:firstLine="0" w:firstLineChars="0"/>
-              <w:rPr>
-                <w:rFonts w:ascii="Arial" w:hAnsi="Arial" w:eastAsia="Arial" w:cs="Arial"/>
-                <w:i w:val="false"/>
-                <w:b w:val="false"/>
-                <w:u w:val="none"/>
-                <w:sz w:val="22"/>
-                <w:szCs w:val="22"/>
-                <w:color w:val="000000"/>
-              </w:rPr>
-            </w:pPr>
-            <w:r>
-              <w:rPr>
-                <w:rFonts w:ascii="Arial" w:hAnsi="Arial" w:eastAsia="Arial" w:cs="Arial"/>
-                <w:i w:val="false"/>
-                <w:b w:val="false"/>
-                <w:u w:val="none"/>
-                <w:sz w:val="22"/>
-                <w:szCs w:val="22"/>
-                <w:color w:val="000000"/>
-              </w:rPr>
-              <w:t xml:space="preserve">1.28</w:t>
-            </w:r>
-          </w:p>
-        </w:tc>
-        <w:tc>
-          <w:tcPr>
-            <w:tcBorders>
-              <w:bottom w:val="none" w:sz="0" w:space="0" w:color="000000"/>
-              <w:top w:val="none" w:sz="0" w:space="0" w:color="000000"/>
-              <w:left w:val="none" w:sz="0" w:space="0" w:color="000000"/>
-              <w:right w:val="none" w:sz="0" w:space="0" w:color="000000"/>
-            </w:tcBorders>
-            <w:shd w:val="clear" w:color="auto" w:fill="FFFFFF"/>
-            <w:tcMar>
-              <w:top w:w="0" w:type="dxa"/>
-              <w:bottom w:w="0" w:type="dxa"/>
-              <w:left w:w="0" w:type="dxa"/>
-              <w:right w:w="0" w:type="dxa"/>
-            </w:tcMar>
-            <w:vAlign w:val="center"/>
-          </w:tcPr>
-          <w:p>
-            <w:pPr>
-              <w:jc w:val="center"/>
-              <w:pBdr>
-                <w:bottom w:val="none" w:sz="0" w:space="0" w:color="000000"/>
-                <w:top w:val="none" w:sz="0" w:space="0" w:color="000000"/>
-                <w:left w:val="none" w:sz="0" w:space="0" w:color="000000"/>
-                <w:right w:val="none" w:sz="0" w:space="0" w:color="000000"/>
-              </w:pBdr>
-              <w:spacing w:after="100" w:before="100" w:line="240"/>
-              <w:ind w:left="100" w:right="100" w:firstLine="0" w:firstLineChars="0"/>
-              <w:rPr>
-                <w:rFonts w:ascii="Arial" w:hAnsi="Arial" w:eastAsia="Arial" w:cs="Arial"/>
-                <w:i w:val="false"/>
-                <w:b w:val="false"/>
-                <w:u w:val="none"/>
-                <w:sz w:val="22"/>
-                <w:szCs w:val="22"/>
-                <w:color w:val="000000"/>
-              </w:rPr>
-            </w:pPr>
-            <w:r>
-              <w:rPr>
-                <w:rFonts w:ascii="Arial" w:hAnsi="Arial" w:eastAsia="Arial" w:cs="Arial"/>
-                <w:i w:val="false"/>
-                <w:b w:val="false"/>
-                <w:u w:val="none"/>
-                <w:sz w:val="22"/>
-                <w:szCs w:val="22"/>
-                <w:color w:val="000000"/>
-              </w:rPr>
-              <w:t xml:space="preserve">0.0009</w:t>
+              <w:t xml:space="preserve">2.50</w:t>
+            </w:r>
+          </w:p>
+        </w:tc>
+        <w:tc>
+          <w:tcPr>
+            <w:tcBorders>
+              <w:bottom w:val="none" w:sz="0" w:space="0" w:color="000000"/>
+              <w:top w:val="none" w:sz="0" w:space="0" w:color="000000"/>
+              <w:left w:val="none" w:sz="0" w:space="0" w:color="000000"/>
+              <w:right w:val="none" w:sz="0" w:space="0" w:color="000000"/>
+            </w:tcBorders>
+            <w:shd w:val="clear" w:color="auto" w:fill="FFFFFF"/>
+            <w:tcMar>
+              <w:top w:w="0" w:type="dxa"/>
+              <w:bottom w:w="0" w:type="dxa"/>
+              <w:left w:w="0" w:type="dxa"/>
+              <w:right w:w="0" w:type="dxa"/>
+            </w:tcMar>
+            <w:vAlign w:val="center"/>
+          </w:tcPr>
+          <w:p>
+            <w:pPr>
+              <w:jc w:val="center"/>
+              <w:pBdr>
+                <w:bottom w:val="none" w:sz="0" w:space="0" w:color="000000"/>
+                <w:top w:val="none" w:sz="0" w:space="0" w:color="000000"/>
+                <w:left w:val="none" w:sz="0" w:space="0" w:color="000000"/>
+                <w:right w:val="none" w:sz="0" w:space="0" w:color="000000"/>
+              </w:pBdr>
+              <w:spacing w:after="100" w:before="100" w:line="240"/>
+              <w:ind w:left="100" w:right="100" w:firstLine="0" w:firstLineChars="0"/>
+              <w:rPr>
+                <w:rFonts w:ascii="Arial" w:hAnsi="Arial" w:eastAsia="Arial" w:cs="Arial"/>
+                <w:i w:val="false"/>
+                <w:b w:val="false"/>
+                <w:u w:val="none"/>
+                <w:sz w:val="22"/>
+                <w:szCs w:val="22"/>
+                <w:color w:val="000000"/>
+              </w:rPr>
+            </w:pPr>
+            <w:r>
+              <w:rPr>
+                <w:rFonts w:ascii="Arial" w:hAnsi="Arial" w:eastAsia="Arial" w:cs="Arial"/>
+                <w:i w:val="false"/>
+                <w:b w:val="false"/>
+                <w:u w:val="none"/>
+                <w:sz w:val="22"/>
+                <w:szCs w:val="22"/>
+                <w:color w:val="000000"/>
+              </w:rPr>
+              <w:t xml:space="preserve">0.1158</w:t>
+            </w:r>
+          </w:p>
+        </w:tc>
+        <w:tc>
+          <w:tcPr>
+            <w:tcBorders>
+              <w:bottom w:val="none" w:sz="0" w:space="0" w:color="000000"/>
+              <w:top w:val="none" w:sz="0" w:space="0" w:color="000000"/>
+              <w:left w:val="none" w:sz="0" w:space="0" w:color="000000"/>
+              <w:right w:val="none" w:sz="0" w:space="0" w:color="000000"/>
+            </w:tcBorders>
+            <w:shd w:val="clear" w:color="auto" w:fill="FFFFFF"/>
+            <w:tcMar>
+              <w:top w:w="0" w:type="dxa"/>
+              <w:bottom w:w="0" w:type="dxa"/>
+              <w:left w:w="0" w:type="dxa"/>
+              <w:right w:w="0" w:type="dxa"/>
+            </w:tcMar>
+            <w:vAlign w:val="center"/>
+          </w:tcPr>
+          <w:p>
+            <w:pPr>
+              <w:jc w:val="center"/>
+              <w:pBdr>
+                <w:bottom w:val="none" w:sz="0" w:space="0" w:color="000000"/>
+                <w:top w:val="none" w:sz="0" w:space="0" w:color="000000"/>
+                <w:left w:val="none" w:sz="0" w:space="0" w:color="000000"/>
+                <w:right w:val="none" w:sz="0" w:space="0" w:color="000000"/>
+              </w:pBdr>
+              <w:spacing w:after="100" w:before="100" w:line="240"/>
+              <w:ind w:left="100" w:right="100" w:firstLine="0" w:firstLineChars="0"/>
+              <w:rPr>
+                <w:rFonts w:ascii="Arial" w:hAnsi="Arial" w:eastAsia="Arial" w:cs="Arial"/>
+                <w:i w:val="false"/>
+                <w:b w:val="false"/>
+                <w:u w:val="none"/>
+                <w:sz w:val="22"/>
+                <w:szCs w:val="22"/>
+                <w:color w:val="000000"/>
+              </w:rPr>
+            </w:pPr>
+            <w:r>
+              <w:rPr>
+                <w:rFonts w:ascii="Arial" w:hAnsi="Arial" w:eastAsia="Arial" w:cs="Arial"/>
+                <w:i w:val="false"/>
+                <w:b w:val="false"/>
+                <w:u w:val="none"/>
+                <w:sz w:val="22"/>
+                <w:szCs w:val="22"/>
+                <w:color w:val="000000"/>
+              </w:rPr>
+              <w:t xml:space="preserve">1.19</w:t>
+            </w:r>
+          </w:p>
+        </w:tc>
+        <w:tc>
+          <w:tcPr>
+            <w:tcBorders>
+              <w:bottom w:val="none" w:sz="0" w:space="0" w:color="000000"/>
+              <w:top w:val="none" w:sz="0" w:space="0" w:color="000000"/>
+              <w:left w:val="none" w:sz="0" w:space="0" w:color="000000"/>
+              <w:right w:val="none" w:sz="0" w:space="0" w:color="000000"/>
+            </w:tcBorders>
+            <w:shd w:val="clear" w:color="auto" w:fill="FFFFFF"/>
+            <w:tcMar>
+              <w:top w:w="0" w:type="dxa"/>
+              <w:bottom w:w="0" w:type="dxa"/>
+              <w:left w:w="0" w:type="dxa"/>
+              <w:right w:w="0" w:type="dxa"/>
+            </w:tcMar>
+            <w:vAlign w:val="center"/>
+          </w:tcPr>
+          <w:p>
+            <w:pPr>
+              <w:jc w:val="center"/>
+              <w:pBdr>
+                <w:bottom w:val="none" w:sz="0" w:space="0" w:color="000000"/>
+                <w:top w:val="none" w:sz="0" w:space="0" w:color="000000"/>
+                <w:left w:val="none" w:sz="0" w:space="0" w:color="000000"/>
+                <w:right w:val="none" w:sz="0" w:space="0" w:color="000000"/>
+              </w:pBdr>
+              <w:spacing w:after="100" w:before="100" w:line="240"/>
+              <w:ind w:left="100" w:right="100" w:firstLine="0" w:firstLineChars="0"/>
+              <w:rPr>
+                <w:rFonts w:ascii="Arial" w:hAnsi="Arial" w:eastAsia="Arial" w:cs="Arial"/>
+                <w:i w:val="false"/>
+                <w:b w:val="false"/>
+                <w:u w:val="none"/>
+                <w:sz w:val="22"/>
+                <w:szCs w:val="22"/>
+                <w:color w:val="000000"/>
+              </w:rPr>
+            </w:pPr>
+            <w:r>
+              <w:rPr>
+                <w:rFonts w:ascii="Arial" w:hAnsi="Arial" w:eastAsia="Arial" w:cs="Arial"/>
+                <w:i w:val="false"/>
+                <w:b w:val="false"/>
+                <w:u w:val="none"/>
+                <w:sz w:val="22"/>
+                <w:szCs w:val="22"/>
+                <w:color w:val="000000"/>
+              </w:rPr>
+              <w:t xml:space="preserve">0.0003</w:t>
             </w:r>
           </w:p>
         </w:tc>
@@ -4057,267 +4057,267 @@
                 <w:szCs w:val="22"/>
                 <w:color w:val="000000"/>
               </w:rPr>
-              <w:t xml:space="preserve">19.39</w:t>
-            </w:r>
-          </w:p>
-        </w:tc>
-        <w:tc>
-          <w:tcPr>
-            <w:tcBorders>
-              <w:bottom w:val="none" w:sz="0" w:space="0" w:color="000000"/>
-              <w:top w:val="none" w:sz="0" w:space="0" w:color="000000"/>
-              <w:left w:val="none" w:sz="0" w:space="0" w:color="000000"/>
-              <w:right w:val="none" w:sz="0" w:space="0" w:color="000000"/>
-            </w:tcBorders>
-            <w:shd w:val="clear" w:color="auto" w:fill="FFFFFF"/>
-            <w:tcMar>
-              <w:top w:w="0" w:type="dxa"/>
-              <w:bottom w:w="0" w:type="dxa"/>
-              <w:left w:w="0" w:type="dxa"/>
-              <w:right w:w="0" w:type="dxa"/>
-            </w:tcMar>
-            <w:vAlign w:val="center"/>
-          </w:tcPr>
-          <w:p>
-            <w:pPr>
-              <w:jc w:val="center"/>
-              <w:pBdr>
-                <w:bottom w:val="none" w:sz="0" w:space="0" w:color="000000"/>
-                <w:top w:val="none" w:sz="0" w:space="0" w:color="000000"/>
-                <w:left w:val="none" w:sz="0" w:space="0" w:color="000000"/>
-                <w:right w:val="none" w:sz="0" w:space="0" w:color="000000"/>
-              </w:pBdr>
-              <w:spacing w:after="100" w:before="100" w:line="240"/>
-              <w:ind w:left="100" w:right="100" w:firstLine="0" w:firstLineChars="0"/>
-              <w:rPr>
-                <w:rFonts w:ascii="Arial" w:hAnsi="Arial" w:eastAsia="Arial" w:cs="Arial"/>
-                <w:i w:val="false"/>
-                <w:b w:val="false"/>
-                <w:u w:val="none"/>
-                <w:sz w:val="22"/>
-                <w:szCs w:val="22"/>
-                <w:color w:val="000000"/>
-              </w:rPr>
-            </w:pPr>
-            <w:r>
-              <w:rPr>
-                <w:rFonts w:ascii="Arial" w:hAnsi="Arial" w:eastAsia="Arial" w:cs="Arial"/>
-                <w:i w:val="false"/>
-                <w:b w:val="false"/>
-                <w:u w:val="none"/>
-                <w:sz w:val="22"/>
-                <w:szCs w:val="22"/>
-                <w:color w:val="000000"/>
-              </w:rPr>
-              <w:t xml:space="preserve">0.0000</w:t>
-            </w:r>
-          </w:p>
-        </w:tc>
-        <w:tc>
-          <w:tcPr>
-            <w:tcBorders>
-              <w:bottom w:val="none" w:sz="0" w:space="0" w:color="000000"/>
-              <w:top w:val="none" w:sz="0" w:space="0" w:color="000000"/>
-              <w:left w:val="none" w:sz="0" w:space="0" w:color="000000"/>
-              <w:right w:val="none" w:sz="0" w:space="0" w:color="000000"/>
-            </w:tcBorders>
-            <w:shd w:val="clear" w:color="auto" w:fill="FFFFFF"/>
-            <w:tcMar>
-              <w:top w:w="0" w:type="dxa"/>
-              <w:bottom w:w="0" w:type="dxa"/>
-              <w:left w:w="0" w:type="dxa"/>
-              <w:right w:w="0" w:type="dxa"/>
-            </w:tcMar>
-            <w:vAlign w:val="center"/>
-          </w:tcPr>
-          <w:p>
-            <w:pPr>
-              <w:jc w:val="center"/>
-              <w:pBdr>
-                <w:bottom w:val="none" w:sz="0" w:space="0" w:color="000000"/>
-                <w:top w:val="none" w:sz="0" w:space="0" w:color="000000"/>
-                <w:left w:val="none" w:sz="0" w:space="0" w:color="000000"/>
-                <w:right w:val="none" w:sz="0" w:space="0" w:color="000000"/>
-              </w:pBdr>
-              <w:spacing w:after="100" w:before="100" w:line="240"/>
-              <w:ind w:left="100" w:right="100" w:firstLine="0" w:firstLineChars="0"/>
-              <w:rPr>
-                <w:rFonts w:ascii="Arial" w:hAnsi="Arial" w:eastAsia="Arial" w:cs="Arial"/>
-                <w:i w:val="false"/>
-                <w:b w:val="false"/>
-                <w:u w:val="none"/>
-                <w:sz w:val="22"/>
-                <w:szCs w:val="22"/>
-                <w:color w:val="000000"/>
-              </w:rPr>
-            </w:pPr>
-            <w:r>
-              <w:rPr>
-                <w:rFonts w:ascii="Arial" w:hAnsi="Arial" w:eastAsia="Arial" w:cs="Arial"/>
-                <w:i w:val="false"/>
-                <w:b w:val="false"/>
-                <w:u w:val="none"/>
-                <w:sz w:val="22"/>
-                <w:szCs w:val="22"/>
-                <w:color w:val="000000"/>
-              </w:rPr>
-              <w:t xml:space="preserve">2.43</w:t>
-            </w:r>
-          </w:p>
-        </w:tc>
-        <w:tc>
-          <w:tcPr>
-            <w:tcBorders>
-              <w:bottom w:val="none" w:sz="0" w:space="0" w:color="000000"/>
-              <w:top w:val="none" w:sz="0" w:space="0" w:color="000000"/>
-              <w:left w:val="none" w:sz="0" w:space="0" w:color="000000"/>
-              <w:right w:val="none" w:sz="0" w:space="0" w:color="000000"/>
-            </w:tcBorders>
-            <w:shd w:val="clear" w:color="auto" w:fill="FFFFFF"/>
-            <w:tcMar>
-              <w:top w:w="0" w:type="dxa"/>
-              <w:bottom w:w="0" w:type="dxa"/>
-              <w:left w:w="0" w:type="dxa"/>
-              <w:right w:w="0" w:type="dxa"/>
-            </w:tcMar>
-            <w:vAlign w:val="center"/>
-          </w:tcPr>
-          <w:p>
-            <w:pPr>
-              <w:jc w:val="center"/>
-              <w:pBdr>
-                <w:bottom w:val="none" w:sz="0" w:space="0" w:color="000000"/>
-                <w:top w:val="none" w:sz="0" w:space="0" w:color="000000"/>
-                <w:left w:val="none" w:sz="0" w:space="0" w:color="000000"/>
-                <w:right w:val="none" w:sz="0" w:space="0" w:color="000000"/>
-              </w:pBdr>
-              <w:spacing w:after="100" w:before="100" w:line="240"/>
-              <w:ind w:left="100" w:right="100" w:firstLine="0" w:firstLineChars="0"/>
-              <w:rPr>
-                <w:rFonts w:ascii="Arial" w:hAnsi="Arial" w:eastAsia="Arial" w:cs="Arial"/>
-                <w:i w:val="false"/>
-                <w:b w:val="false"/>
-                <w:u w:val="none"/>
-                <w:sz w:val="22"/>
-                <w:szCs w:val="22"/>
-                <w:color w:val="000000"/>
-              </w:rPr>
-            </w:pPr>
-            <w:r>
-              <w:rPr>
-                <w:rFonts w:ascii="Arial" w:hAnsi="Arial" w:eastAsia="Arial" w:cs="Arial"/>
-                <w:i w:val="false"/>
-                <w:b w:val="false"/>
-                <w:u w:val="none"/>
-                <w:sz w:val="22"/>
-                <w:szCs w:val="22"/>
-                <w:color w:val="000000"/>
-              </w:rPr>
-              <w:t xml:space="preserve">0.1350</w:t>
-            </w:r>
-          </w:p>
-        </w:tc>
-        <w:tc>
-          <w:tcPr>
-            <w:tcBorders>
-              <w:bottom w:val="none" w:sz="0" w:space="0" w:color="000000"/>
-              <w:top w:val="none" w:sz="0" w:space="0" w:color="000000"/>
-              <w:left w:val="none" w:sz="0" w:space="0" w:color="000000"/>
-              <w:right w:val="none" w:sz="0" w:space="0" w:color="000000"/>
-            </w:tcBorders>
-            <w:shd w:val="clear" w:color="auto" w:fill="FFFFFF"/>
-            <w:tcMar>
-              <w:top w:w="0" w:type="dxa"/>
-              <w:bottom w:w="0" w:type="dxa"/>
-              <w:left w:w="0" w:type="dxa"/>
-              <w:right w:w="0" w:type="dxa"/>
-            </w:tcMar>
-            <w:vAlign w:val="center"/>
-          </w:tcPr>
-          <w:p>
-            <w:pPr>
-              <w:jc w:val="center"/>
-              <w:pBdr>
-                <w:bottom w:val="none" w:sz="0" w:space="0" w:color="000000"/>
-                <w:top w:val="none" w:sz="0" w:space="0" w:color="000000"/>
-                <w:left w:val="none" w:sz="0" w:space="0" w:color="000000"/>
-                <w:right w:val="none" w:sz="0" w:space="0" w:color="000000"/>
-              </w:pBdr>
-              <w:spacing w:after="100" w:before="100" w:line="240"/>
-              <w:ind w:left="100" w:right="100" w:firstLine="0" w:firstLineChars="0"/>
-              <w:rPr>
-                <w:rFonts w:ascii="Arial" w:hAnsi="Arial" w:eastAsia="Arial" w:cs="Arial"/>
-                <w:i w:val="false"/>
-                <w:b w:val="false"/>
-                <w:u w:val="none"/>
-                <w:sz w:val="22"/>
-                <w:szCs w:val="22"/>
-                <w:color w:val="000000"/>
-              </w:rPr>
-            </w:pPr>
-            <w:r>
-              <w:rPr>
-                <w:rFonts w:ascii="Arial" w:hAnsi="Arial" w:eastAsia="Arial" w:cs="Arial"/>
-                <w:i w:val="false"/>
-                <w:b w:val="false"/>
-                <w:u w:val="none"/>
-                <w:sz w:val="22"/>
-                <w:szCs w:val="22"/>
-                <w:color w:val="000000"/>
-              </w:rPr>
-              <w:t xml:space="preserve">0.61</w:t>
-            </w:r>
-          </w:p>
-        </w:tc>
-        <w:tc>
-          <w:tcPr>
-            <w:tcBorders>
-              <w:bottom w:val="none" w:sz="0" w:space="0" w:color="000000"/>
-              <w:top w:val="none" w:sz="0" w:space="0" w:color="000000"/>
-              <w:left w:val="none" w:sz="0" w:space="0" w:color="000000"/>
-              <w:right w:val="none" w:sz="0" w:space="0" w:color="000000"/>
-            </w:tcBorders>
-            <w:shd w:val="clear" w:color="auto" w:fill="FFFFFF"/>
-            <w:tcMar>
-              <w:top w:w="0" w:type="dxa"/>
-              <w:bottom w:w="0" w:type="dxa"/>
-              <w:left w:w="0" w:type="dxa"/>
-              <w:right w:w="0" w:type="dxa"/>
-            </w:tcMar>
-            <w:vAlign w:val="center"/>
-          </w:tcPr>
-          <w:p>
-            <w:pPr>
-              <w:jc w:val="center"/>
-              <w:pBdr>
-                <w:bottom w:val="none" w:sz="0" w:space="0" w:color="000000"/>
-                <w:top w:val="none" w:sz="0" w:space="0" w:color="000000"/>
-                <w:left w:val="none" w:sz="0" w:space="0" w:color="000000"/>
-                <w:right w:val="none" w:sz="0" w:space="0" w:color="000000"/>
-              </w:pBdr>
-              <w:spacing w:after="100" w:before="100" w:line="240"/>
-              <w:ind w:left="100" w:right="100" w:firstLine="0" w:firstLineChars="0"/>
-              <w:rPr>
-                <w:rFonts w:ascii="Arial" w:hAnsi="Arial" w:eastAsia="Arial" w:cs="Arial"/>
-                <w:i w:val="false"/>
-                <w:b w:val="false"/>
-                <w:u w:val="none"/>
-                <w:sz w:val="22"/>
-                <w:szCs w:val="22"/>
-                <w:color w:val="000000"/>
-              </w:rPr>
-            </w:pPr>
-            <w:r>
-              <w:rPr>
-                <w:rFonts w:ascii="Arial" w:hAnsi="Arial" w:eastAsia="Arial" w:cs="Arial"/>
-                <w:i w:val="false"/>
-                <w:b w:val="false"/>
-                <w:u w:val="none"/>
-                <w:sz w:val="22"/>
-                <w:szCs w:val="22"/>
-                <w:color w:val="000000"/>
-              </w:rPr>
-              <w:t xml:space="preserve">0.0068</w:t>
+              <w:t xml:space="preserve">2.83</w:t>
+            </w:r>
+          </w:p>
+        </w:tc>
+        <w:tc>
+          <w:tcPr>
+            <w:tcBorders>
+              <w:bottom w:val="none" w:sz="0" w:space="0" w:color="000000"/>
+              <w:top w:val="none" w:sz="0" w:space="0" w:color="000000"/>
+              <w:left w:val="none" w:sz="0" w:space="0" w:color="000000"/>
+              <w:right w:val="none" w:sz="0" w:space="0" w:color="000000"/>
+            </w:tcBorders>
+            <w:shd w:val="clear" w:color="auto" w:fill="FFFFFF"/>
+            <w:tcMar>
+              <w:top w:w="0" w:type="dxa"/>
+              <w:bottom w:w="0" w:type="dxa"/>
+              <w:left w:w="0" w:type="dxa"/>
+              <w:right w:w="0" w:type="dxa"/>
+            </w:tcMar>
+            <w:vAlign w:val="center"/>
+          </w:tcPr>
+          <w:p>
+            <w:pPr>
+              <w:jc w:val="center"/>
+              <w:pBdr>
+                <w:bottom w:val="none" w:sz="0" w:space="0" w:color="000000"/>
+                <w:top w:val="none" w:sz="0" w:space="0" w:color="000000"/>
+                <w:left w:val="none" w:sz="0" w:space="0" w:color="000000"/>
+                <w:right w:val="none" w:sz="0" w:space="0" w:color="000000"/>
+              </w:pBdr>
+              <w:spacing w:after="100" w:before="100" w:line="240"/>
+              <w:ind w:left="100" w:right="100" w:firstLine="0" w:firstLineChars="0"/>
+              <w:rPr>
+                <w:rFonts w:ascii="Arial" w:hAnsi="Arial" w:eastAsia="Arial" w:cs="Arial"/>
+                <w:i w:val="false"/>
+                <w:b w:val="false"/>
+                <w:u w:val="none"/>
+                <w:sz w:val="22"/>
+                <w:szCs w:val="22"/>
+                <w:color w:val="000000"/>
+              </w:rPr>
+            </w:pPr>
+            <w:r>
+              <w:rPr>
+                <w:rFonts w:ascii="Arial" w:hAnsi="Arial" w:eastAsia="Arial" w:cs="Arial"/>
+                <w:i w:val="false"/>
+                <w:b w:val="false"/>
+                <w:u w:val="none"/>
+                <w:sz w:val="22"/>
+                <w:szCs w:val="22"/>
+                <w:color w:val="000000"/>
+              </w:rPr>
+              <w:t xml:space="preserve">0.0080</w:t>
+            </w:r>
+          </w:p>
+        </w:tc>
+        <w:tc>
+          <w:tcPr>
+            <w:tcBorders>
+              <w:bottom w:val="none" w:sz="0" w:space="0" w:color="000000"/>
+              <w:top w:val="none" w:sz="0" w:space="0" w:color="000000"/>
+              <w:left w:val="none" w:sz="0" w:space="0" w:color="000000"/>
+              <w:right w:val="none" w:sz="0" w:space="0" w:color="000000"/>
+            </w:tcBorders>
+            <w:shd w:val="clear" w:color="auto" w:fill="FFFFFF"/>
+            <w:tcMar>
+              <w:top w:w="0" w:type="dxa"/>
+              <w:bottom w:w="0" w:type="dxa"/>
+              <w:left w:w="0" w:type="dxa"/>
+              <w:right w:w="0" w:type="dxa"/>
+            </w:tcMar>
+            <w:vAlign w:val="center"/>
+          </w:tcPr>
+          <w:p>
+            <w:pPr>
+              <w:jc w:val="center"/>
+              <w:pBdr>
+                <w:bottom w:val="none" w:sz="0" w:space="0" w:color="000000"/>
+                <w:top w:val="none" w:sz="0" w:space="0" w:color="000000"/>
+                <w:left w:val="none" w:sz="0" w:space="0" w:color="000000"/>
+                <w:right w:val="none" w:sz="0" w:space="0" w:color="000000"/>
+              </w:pBdr>
+              <w:spacing w:after="100" w:before="100" w:line="240"/>
+              <w:ind w:left="100" w:right="100" w:firstLine="0" w:firstLineChars="0"/>
+              <w:rPr>
+                <w:rFonts w:ascii="Arial" w:hAnsi="Arial" w:eastAsia="Arial" w:cs="Arial"/>
+                <w:i w:val="false"/>
+                <w:b w:val="false"/>
+                <w:u w:val="none"/>
+                <w:sz w:val="22"/>
+                <w:szCs w:val="22"/>
+                <w:color w:val="000000"/>
+              </w:rPr>
+            </w:pPr>
+            <w:r>
+              <w:rPr>
+                <w:rFonts w:ascii="Arial" w:hAnsi="Arial" w:eastAsia="Arial" w:cs="Arial"/>
+                <w:i w:val="false"/>
+                <w:b w:val="false"/>
+                <w:u w:val="none"/>
+                <w:sz w:val="22"/>
+                <w:szCs w:val="22"/>
+                <w:color w:val="000000"/>
+              </w:rPr>
+              <w:t xml:space="preserve">6.46</w:t>
+            </w:r>
+          </w:p>
+        </w:tc>
+        <w:tc>
+          <w:tcPr>
+            <w:tcBorders>
+              <w:bottom w:val="none" w:sz="0" w:space="0" w:color="000000"/>
+              <w:top w:val="none" w:sz="0" w:space="0" w:color="000000"/>
+              <w:left w:val="none" w:sz="0" w:space="0" w:color="000000"/>
+              <w:right w:val="none" w:sz="0" w:space="0" w:color="000000"/>
+            </w:tcBorders>
+            <w:shd w:val="clear" w:color="auto" w:fill="FFFFFF"/>
+            <w:tcMar>
+              <w:top w:w="0" w:type="dxa"/>
+              <w:bottom w:w="0" w:type="dxa"/>
+              <w:left w:w="0" w:type="dxa"/>
+              <w:right w:w="0" w:type="dxa"/>
+            </w:tcMar>
+            <w:vAlign w:val="center"/>
+          </w:tcPr>
+          <w:p>
+            <w:pPr>
+              <w:jc w:val="center"/>
+              <w:pBdr>
+                <w:bottom w:val="none" w:sz="0" w:space="0" w:color="000000"/>
+                <w:top w:val="none" w:sz="0" w:space="0" w:color="000000"/>
+                <w:left w:val="none" w:sz="0" w:space="0" w:color="000000"/>
+                <w:right w:val="none" w:sz="0" w:space="0" w:color="000000"/>
+              </w:pBdr>
+              <w:spacing w:after="100" w:before="100" w:line="240"/>
+              <w:ind w:left="100" w:right="100" w:firstLine="0" w:firstLineChars="0"/>
+              <w:rPr>
+                <w:rFonts w:ascii="Arial" w:hAnsi="Arial" w:eastAsia="Arial" w:cs="Arial"/>
+                <w:i w:val="false"/>
+                <w:b w:val="false"/>
+                <w:u w:val="none"/>
+                <w:sz w:val="22"/>
+                <w:szCs w:val="22"/>
+                <w:color w:val="000000"/>
+              </w:rPr>
+            </w:pPr>
+            <w:r>
+              <w:rPr>
+                <w:rFonts w:ascii="Arial" w:hAnsi="Arial" w:eastAsia="Arial" w:cs="Arial"/>
+                <w:i w:val="false"/>
+                <w:b w:val="false"/>
+                <w:u w:val="none"/>
+                <w:sz w:val="22"/>
+                <w:szCs w:val="22"/>
+                <w:color w:val="000000"/>
+              </w:rPr>
+              <w:t xml:space="preserve">0.0119</w:t>
+            </w:r>
+          </w:p>
+        </w:tc>
+        <w:tc>
+          <w:tcPr>
+            <w:tcBorders>
+              <w:bottom w:val="none" w:sz="0" w:space="0" w:color="000000"/>
+              <w:top w:val="none" w:sz="0" w:space="0" w:color="000000"/>
+              <w:left w:val="none" w:sz="0" w:space="0" w:color="000000"/>
+              <w:right w:val="none" w:sz="0" w:space="0" w:color="000000"/>
+            </w:tcBorders>
+            <w:shd w:val="clear" w:color="auto" w:fill="FFFFFF"/>
+            <w:tcMar>
+              <w:top w:w="0" w:type="dxa"/>
+              <w:bottom w:w="0" w:type="dxa"/>
+              <w:left w:w="0" w:type="dxa"/>
+              <w:right w:w="0" w:type="dxa"/>
+            </w:tcMar>
+            <w:vAlign w:val="center"/>
+          </w:tcPr>
+          <w:p>
+            <w:pPr>
+              <w:jc w:val="center"/>
+              <w:pBdr>
+                <w:bottom w:val="none" w:sz="0" w:space="0" w:color="000000"/>
+                <w:top w:val="none" w:sz="0" w:space="0" w:color="000000"/>
+                <w:left w:val="none" w:sz="0" w:space="0" w:color="000000"/>
+                <w:right w:val="none" w:sz="0" w:space="0" w:color="000000"/>
+              </w:pBdr>
+              <w:spacing w:after="100" w:before="100" w:line="240"/>
+              <w:ind w:left="100" w:right="100" w:firstLine="0" w:firstLineChars="0"/>
+              <w:rPr>
+                <w:rFonts w:ascii="Arial" w:hAnsi="Arial" w:eastAsia="Arial" w:cs="Arial"/>
+                <w:i w:val="false"/>
+                <w:b w:val="false"/>
+                <w:u w:val="none"/>
+                <w:sz w:val="22"/>
+                <w:szCs w:val="22"/>
+                <w:color w:val="000000"/>
+              </w:rPr>
+            </w:pPr>
+            <w:r>
+              <w:rPr>
+                <w:rFonts w:ascii="Arial" w:hAnsi="Arial" w:eastAsia="Arial" w:cs="Arial"/>
+                <w:i w:val="false"/>
+                <w:b w:val="false"/>
+                <w:u w:val="none"/>
+                <w:sz w:val="22"/>
+                <w:szCs w:val="22"/>
+                <w:color w:val="000000"/>
+              </w:rPr>
+              <w:t xml:space="preserve">0.35</w:t>
+            </w:r>
+          </w:p>
+        </w:tc>
+        <w:tc>
+          <w:tcPr>
+            <w:tcBorders>
+              <w:bottom w:val="none" w:sz="0" w:space="0" w:color="000000"/>
+              <w:top w:val="none" w:sz="0" w:space="0" w:color="000000"/>
+              <w:left w:val="none" w:sz="0" w:space="0" w:color="000000"/>
+              <w:right w:val="none" w:sz="0" w:space="0" w:color="000000"/>
+            </w:tcBorders>
+            <w:shd w:val="clear" w:color="auto" w:fill="FFFFFF"/>
+            <w:tcMar>
+              <w:top w:w="0" w:type="dxa"/>
+              <w:bottom w:w="0" w:type="dxa"/>
+              <w:left w:w="0" w:type="dxa"/>
+              <w:right w:w="0" w:type="dxa"/>
+            </w:tcMar>
+            <w:vAlign w:val="center"/>
+          </w:tcPr>
+          <w:p>
+            <w:pPr>
+              <w:jc w:val="center"/>
+              <w:pBdr>
+                <w:bottom w:val="none" w:sz="0" w:space="0" w:color="000000"/>
+                <w:top w:val="none" w:sz="0" w:space="0" w:color="000000"/>
+                <w:left w:val="none" w:sz="0" w:space="0" w:color="000000"/>
+                <w:right w:val="none" w:sz="0" w:space="0" w:color="000000"/>
+              </w:pBdr>
+              <w:spacing w:after="100" w:before="100" w:line="240"/>
+              <w:ind w:left="100" w:right="100" w:firstLine="0" w:firstLineChars="0"/>
+              <w:rPr>
+                <w:rFonts w:ascii="Arial" w:hAnsi="Arial" w:eastAsia="Arial" w:cs="Arial"/>
+                <w:i w:val="false"/>
+                <w:b w:val="false"/>
+                <w:u w:val="none"/>
+                <w:sz w:val="22"/>
+                <w:szCs w:val="22"/>
+                <w:color w:val="000000"/>
+              </w:rPr>
+            </w:pPr>
+            <w:r>
+              <w:rPr>
+                <w:rFonts w:ascii="Arial" w:hAnsi="Arial" w:eastAsia="Arial" w:cs="Arial"/>
+                <w:i w:val="false"/>
+                <w:b w:val="false"/>
+                <w:u w:val="none"/>
+                <w:sz w:val="22"/>
+                <w:szCs w:val="22"/>
+                <w:color w:val="000000"/>
+              </w:rPr>
+              <w:t xml:space="preserve">0.0757</w:t>
             </w:r>
           </w:p>
         </w:tc>
@@ -4427,7 +4427,7 @@
                 <w:szCs w:val="22"/>
                 <w:color w:val="000000"/>
               </w:rPr>
-              <w:t xml:space="preserve">13.73</w:t>
+              <w:t xml:space="preserve">6.21</w:t>
             </w:r>
           </w:p>
         </w:tc>
@@ -4531,163 +4531,163 @@
                 <w:szCs w:val="22"/>
                 <w:color w:val="000000"/>
               </w:rPr>
-              <w:t xml:space="preserve">4.28</w:t>
-            </w:r>
-          </w:p>
-        </w:tc>
-        <w:tc>
-          <w:tcPr>
-            <w:tcBorders>
-              <w:bottom w:val="none" w:sz="0" w:space="0" w:color="000000"/>
-              <w:top w:val="none" w:sz="0" w:space="0" w:color="000000"/>
-              <w:left w:val="none" w:sz="0" w:space="0" w:color="000000"/>
-              <w:right w:val="none" w:sz="0" w:space="0" w:color="000000"/>
-            </w:tcBorders>
-            <w:shd w:val="clear" w:color="auto" w:fill="FFFFFF"/>
-            <w:tcMar>
-              <w:top w:w="0" w:type="dxa"/>
-              <w:bottom w:w="0" w:type="dxa"/>
-              <w:left w:w="0" w:type="dxa"/>
-              <w:right w:w="0" w:type="dxa"/>
-            </w:tcMar>
-            <w:vAlign w:val="center"/>
-          </w:tcPr>
-          <w:p>
-            <w:pPr>
-              <w:jc w:val="center"/>
-              <w:pBdr>
-                <w:bottom w:val="none" w:sz="0" w:space="0" w:color="000000"/>
-                <w:top w:val="none" w:sz="0" w:space="0" w:color="000000"/>
-                <w:left w:val="none" w:sz="0" w:space="0" w:color="000000"/>
-                <w:right w:val="none" w:sz="0" w:space="0" w:color="000000"/>
-              </w:pBdr>
-              <w:spacing w:after="100" w:before="100" w:line="240"/>
-              <w:ind w:left="100" w:right="100" w:firstLine="0" w:firstLineChars="0"/>
-              <w:rPr>
-                <w:rFonts w:ascii="Arial" w:hAnsi="Arial" w:eastAsia="Arial" w:cs="Arial"/>
-                <w:i w:val="false"/>
-                <w:b w:val="false"/>
-                <w:u w:val="none"/>
-                <w:sz w:val="22"/>
-                <w:szCs w:val="22"/>
-                <w:color w:val="000000"/>
-              </w:rPr>
-            </w:pPr>
-            <w:r>
-              <w:rPr>
-                <w:rFonts w:ascii="Arial" w:hAnsi="Arial" w:eastAsia="Arial" w:cs="Arial"/>
-                <w:i w:val="false"/>
-                <w:b w:val="false"/>
-                <w:u w:val="none"/>
-                <w:sz w:val="22"/>
-                <w:szCs w:val="22"/>
-                <w:color w:val="000000"/>
-              </w:rPr>
-              <w:t xml:space="preserve">0.0400</w:t>
-            </w:r>
-          </w:p>
-        </w:tc>
-        <w:tc>
-          <w:tcPr>
-            <w:tcBorders>
-              <w:bottom w:val="none" w:sz="0" w:space="0" w:color="000000"/>
-              <w:top w:val="none" w:sz="0" w:space="0" w:color="000000"/>
-              <w:left w:val="none" w:sz="0" w:space="0" w:color="000000"/>
-              <w:right w:val="none" w:sz="0" w:space="0" w:color="000000"/>
-            </w:tcBorders>
-            <w:shd w:val="clear" w:color="auto" w:fill="FFFFFF"/>
-            <w:tcMar>
-              <w:top w:w="0" w:type="dxa"/>
-              <w:bottom w:w="0" w:type="dxa"/>
-              <w:left w:w="0" w:type="dxa"/>
-              <w:right w:w="0" w:type="dxa"/>
-            </w:tcMar>
-            <w:vAlign w:val="center"/>
-          </w:tcPr>
-          <w:p>
-            <w:pPr>
-              <w:jc w:val="center"/>
-              <w:pBdr>
-                <w:bottom w:val="none" w:sz="0" w:space="0" w:color="000000"/>
-                <w:top w:val="none" w:sz="0" w:space="0" w:color="000000"/>
-                <w:left w:val="none" w:sz="0" w:space="0" w:color="000000"/>
-                <w:right w:val="none" w:sz="0" w:space="0" w:color="000000"/>
-              </w:pBdr>
-              <w:spacing w:after="100" w:before="100" w:line="240"/>
-              <w:ind w:left="100" w:right="100" w:firstLine="0" w:firstLineChars="0"/>
-              <w:rPr>
-                <w:rFonts w:ascii="Arial" w:hAnsi="Arial" w:eastAsia="Arial" w:cs="Arial"/>
-                <w:i w:val="false"/>
-                <w:b w:val="false"/>
-                <w:u w:val="none"/>
-                <w:sz w:val="22"/>
-                <w:szCs w:val="22"/>
-                <w:color w:val="000000"/>
-              </w:rPr>
-            </w:pPr>
-            <w:r>
-              <w:rPr>
-                <w:rFonts w:ascii="Arial" w:hAnsi="Arial" w:eastAsia="Arial" w:cs="Arial"/>
-                <w:i w:val="false"/>
-                <w:b w:val="false"/>
-                <w:u w:val="none"/>
-                <w:sz w:val="22"/>
-                <w:szCs w:val="22"/>
-                <w:color w:val="000000"/>
-              </w:rPr>
-              <w:t xml:space="preserve">0.68</w:t>
-            </w:r>
-          </w:p>
-        </w:tc>
-        <w:tc>
-          <w:tcPr>
-            <w:tcBorders>
-              <w:bottom w:val="none" w:sz="0" w:space="0" w:color="000000"/>
-              <w:top w:val="none" w:sz="0" w:space="0" w:color="000000"/>
-              <w:left w:val="none" w:sz="0" w:space="0" w:color="000000"/>
-              <w:right w:val="none" w:sz="0" w:space="0" w:color="000000"/>
-            </w:tcBorders>
-            <w:shd w:val="clear" w:color="auto" w:fill="FFFFFF"/>
-            <w:tcMar>
-              <w:top w:w="0" w:type="dxa"/>
-              <w:bottom w:w="0" w:type="dxa"/>
-              <w:left w:w="0" w:type="dxa"/>
-              <w:right w:w="0" w:type="dxa"/>
-            </w:tcMar>
-            <w:vAlign w:val="center"/>
-          </w:tcPr>
-          <w:p>
-            <w:pPr>
-              <w:jc w:val="center"/>
-              <w:pBdr>
-                <w:bottom w:val="none" w:sz="0" w:space="0" w:color="000000"/>
-                <w:top w:val="none" w:sz="0" w:space="0" w:color="000000"/>
-                <w:left w:val="none" w:sz="0" w:space="0" w:color="000000"/>
-                <w:right w:val="none" w:sz="0" w:space="0" w:color="000000"/>
-              </w:pBdr>
-              <w:spacing w:after="100" w:before="100" w:line="240"/>
-              <w:ind w:left="100" w:right="100" w:firstLine="0" w:firstLineChars="0"/>
-              <w:rPr>
-                <w:rFonts w:ascii="Arial" w:hAnsi="Arial" w:eastAsia="Arial" w:cs="Arial"/>
-                <w:i w:val="false"/>
-                <w:b w:val="false"/>
-                <w:u w:val="none"/>
-                <w:sz w:val="22"/>
-                <w:szCs w:val="22"/>
-                <w:color w:val="000000"/>
-              </w:rPr>
-            </w:pPr>
-            <w:r>
-              <w:rPr>
-                <w:rFonts w:ascii="Arial" w:hAnsi="Arial" w:eastAsia="Arial" w:cs="Arial"/>
-                <w:i w:val="false"/>
-                <w:b w:val="false"/>
-                <w:u w:val="none"/>
-                <w:sz w:val="22"/>
-                <w:szCs w:val="22"/>
-                <w:color w:val="000000"/>
-              </w:rPr>
-              <w:t xml:space="preserve">0.0146</w:t>
+              <w:t xml:space="preserve">2.70</w:t>
+            </w:r>
+          </w:p>
+        </w:tc>
+        <w:tc>
+          <w:tcPr>
+            <w:tcBorders>
+              <w:bottom w:val="none" w:sz="0" w:space="0" w:color="000000"/>
+              <w:top w:val="none" w:sz="0" w:space="0" w:color="000000"/>
+              <w:left w:val="none" w:sz="0" w:space="0" w:color="000000"/>
+              <w:right w:val="none" w:sz="0" w:space="0" w:color="000000"/>
+            </w:tcBorders>
+            <w:shd w:val="clear" w:color="auto" w:fill="FFFFFF"/>
+            <w:tcMar>
+              <w:top w:w="0" w:type="dxa"/>
+              <w:bottom w:w="0" w:type="dxa"/>
+              <w:left w:w="0" w:type="dxa"/>
+              <w:right w:w="0" w:type="dxa"/>
+            </w:tcMar>
+            <w:vAlign w:val="center"/>
+          </w:tcPr>
+          <w:p>
+            <w:pPr>
+              <w:jc w:val="center"/>
+              <w:pBdr>
+                <w:bottom w:val="none" w:sz="0" w:space="0" w:color="000000"/>
+                <w:top w:val="none" w:sz="0" w:space="0" w:color="000000"/>
+                <w:left w:val="none" w:sz="0" w:space="0" w:color="000000"/>
+                <w:right w:val="none" w:sz="0" w:space="0" w:color="000000"/>
+              </w:pBdr>
+              <w:spacing w:after="100" w:before="100" w:line="240"/>
+              <w:ind w:left="100" w:right="100" w:firstLine="0" w:firstLineChars="0"/>
+              <w:rPr>
+                <w:rFonts w:ascii="Arial" w:hAnsi="Arial" w:eastAsia="Arial" w:cs="Arial"/>
+                <w:i w:val="false"/>
+                <w:b w:val="false"/>
+                <w:u w:val="none"/>
+                <w:sz w:val="22"/>
+                <w:szCs w:val="22"/>
+                <w:color w:val="000000"/>
+              </w:rPr>
+            </w:pPr>
+            <w:r>
+              <w:rPr>
+                <w:rFonts w:ascii="Arial" w:hAnsi="Arial" w:eastAsia="Arial" w:cs="Arial"/>
+                <w:i w:val="false"/>
+                <w:b w:val="false"/>
+                <w:u w:val="none"/>
+                <w:sz w:val="22"/>
+                <w:szCs w:val="22"/>
+                <w:color w:val="000000"/>
+              </w:rPr>
+              <w:t xml:space="preserve">0.1024</w:t>
+            </w:r>
+          </w:p>
+        </w:tc>
+        <w:tc>
+          <w:tcPr>
+            <w:tcBorders>
+              <w:bottom w:val="none" w:sz="0" w:space="0" w:color="000000"/>
+              <w:top w:val="none" w:sz="0" w:space="0" w:color="000000"/>
+              <w:left w:val="none" w:sz="0" w:space="0" w:color="000000"/>
+              <w:right w:val="none" w:sz="0" w:space="0" w:color="000000"/>
+            </w:tcBorders>
+            <w:shd w:val="clear" w:color="auto" w:fill="FFFFFF"/>
+            <w:tcMar>
+              <w:top w:w="0" w:type="dxa"/>
+              <w:bottom w:w="0" w:type="dxa"/>
+              <w:left w:w="0" w:type="dxa"/>
+              <w:right w:w="0" w:type="dxa"/>
+            </w:tcMar>
+            <w:vAlign w:val="center"/>
+          </w:tcPr>
+          <w:p>
+            <w:pPr>
+              <w:jc w:val="center"/>
+              <w:pBdr>
+                <w:bottom w:val="none" w:sz="0" w:space="0" w:color="000000"/>
+                <w:top w:val="none" w:sz="0" w:space="0" w:color="000000"/>
+                <w:left w:val="none" w:sz="0" w:space="0" w:color="000000"/>
+                <w:right w:val="none" w:sz="0" w:space="0" w:color="000000"/>
+              </w:pBdr>
+              <w:spacing w:after="100" w:before="100" w:line="240"/>
+              <w:ind w:left="100" w:right="100" w:firstLine="0" w:firstLineChars="0"/>
+              <w:rPr>
+                <w:rFonts w:ascii="Arial" w:hAnsi="Arial" w:eastAsia="Arial" w:cs="Arial"/>
+                <w:i w:val="false"/>
+                <w:b w:val="false"/>
+                <w:u w:val="none"/>
+                <w:sz w:val="22"/>
+                <w:szCs w:val="22"/>
+                <w:color w:val="000000"/>
+              </w:rPr>
+            </w:pPr>
+            <w:r>
+              <w:rPr>
+                <w:rFonts w:ascii="Arial" w:hAnsi="Arial" w:eastAsia="Arial" w:cs="Arial"/>
+                <w:i w:val="false"/>
+                <w:b w:val="false"/>
+                <w:u w:val="none"/>
+                <w:sz w:val="22"/>
+                <w:szCs w:val="22"/>
+                <w:color w:val="000000"/>
+              </w:rPr>
+              <w:t xml:space="preserve">0.64</w:t>
+            </w:r>
+          </w:p>
+        </w:tc>
+        <w:tc>
+          <w:tcPr>
+            <w:tcBorders>
+              <w:bottom w:val="none" w:sz="0" w:space="0" w:color="000000"/>
+              <w:top w:val="none" w:sz="0" w:space="0" w:color="000000"/>
+              <w:left w:val="none" w:sz="0" w:space="0" w:color="000000"/>
+              <w:right w:val="none" w:sz="0" w:space="0" w:color="000000"/>
+            </w:tcBorders>
+            <w:shd w:val="clear" w:color="auto" w:fill="FFFFFF"/>
+            <w:tcMar>
+              <w:top w:w="0" w:type="dxa"/>
+              <w:bottom w:w="0" w:type="dxa"/>
+              <w:left w:w="0" w:type="dxa"/>
+              <w:right w:w="0" w:type="dxa"/>
+            </w:tcMar>
+            <w:vAlign w:val="center"/>
+          </w:tcPr>
+          <w:p>
+            <w:pPr>
+              <w:jc w:val="center"/>
+              <w:pBdr>
+                <w:bottom w:val="none" w:sz="0" w:space="0" w:color="000000"/>
+                <w:top w:val="none" w:sz="0" w:space="0" w:color="000000"/>
+                <w:left w:val="none" w:sz="0" w:space="0" w:color="000000"/>
+                <w:right w:val="none" w:sz="0" w:space="0" w:color="000000"/>
+              </w:pBdr>
+              <w:spacing w:after="100" w:before="100" w:line="240"/>
+              <w:ind w:left="100" w:right="100" w:firstLine="0" w:firstLineChars="0"/>
+              <w:rPr>
+                <w:rFonts w:ascii="Arial" w:hAnsi="Arial" w:eastAsia="Arial" w:cs="Arial"/>
+                <w:i w:val="false"/>
+                <w:b w:val="false"/>
+                <w:u w:val="none"/>
+                <w:sz w:val="22"/>
+                <w:szCs w:val="22"/>
+                <w:color w:val="000000"/>
+              </w:rPr>
+            </w:pPr>
+            <w:r>
+              <w:rPr>
+                <w:rFonts w:ascii="Arial" w:hAnsi="Arial" w:eastAsia="Arial" w:cs="Arial"/>
+                <w:i w:val="false"/>
+                <w:b w:val="false"/>
+                <w:u w:val="none"/>
+                <w:sz w:val="22"/>
+                <w:szCs w:val="22"/>
+                <w:color w:val="000000"/>
+              </w:rPr>
+              <w:t xml:space="preserve">0.0214</w:t>
             </w:r>
           </w:p>
         </w:tc>
@@ -4797,267 +4797,267 @@
                 <w:szCs w:val="22"/>
                 <w:color w:val="000000"/>
               </w:rPr>
-              <w:t xml:space="preserve">1.24</w:t>
-            </w:r>
-          </w:p>
-        </w:tc>
-        <w:tc>
-          <w:tcPr>
-            <w:tcBorders>
-              <w:bottom w:val="none" w:sz="0" w:space="0" w:color="000000"/>
-              <w:top w:val="none" w:sz="0" w:space="0" w:color="000000"/>
-              <w:left w:val="none" w:sz="0" w:space="0" w:color="000000"/>
-              <w:right w:val="none" w:sz="0" w:space="0" w:color="000000"/>
-            </w:tcBorders>
-            <w:shd w:val="clear" w:color="auto" w:fill="FFFFFF"/>
-            <w:tcMar>
-              <w:top w:w="0" w:type="dxa"/>
-              <w:bottom w:w="0" w:type="dxa"/>
-              <w:left w:w="0" w:type="dxa"/>
-              <w:right w:w="0" w:type="dxa"/>
-            </w:tcMar>
-            <w:vAlign w:val="center"/>
-          </w:tcPr>
-          <w:p>
-            <w:pPr>
-              <w:jc w:val="center"/>
-              <w:pBdr>
-                <w:bottom w:val="none" w:sz="0" w:space="0" w:color="000000"/>
-                <w:top w:val="none" w:sz="0" w:space="0" w:color="000000"/>
-                <w:left w:val="none" w:sz="0" w:space="0" w:color="000000"/>
-                <w:right w:val="none" w:sz="0" w:space="0" w:color="000000"/>
-              </w:pBdr>
-              <w:spacing w:after="100" w:before="100" w:line="240"/>
-              <w:ind w:left="100" w:right="100" w:firstLine="0" w:firstLineChars="0"/>
-              <w:rPr>
-                <w:rFonts w:ascii="Arial" w:hAnsi="Arial" w:eastAsia="Arial" w:cs="Arial"/>
-                <w:i w:val="false"/>
-                <w:b w:val="false"/>
-                <w:u w:val="none"/>
-                <w:sz w:val="22"/>
-                <w:szCs w:val="22"/>
-                <w:color w:val="000000"/>
-              </w:rPr>
-            </w:pPr>
-            <w:r>
-              <w:rPr>
-                <w:rFonts w:ascii="Arial" w:hAnsi="Arial" w:eastAsia="Arial" w:cs="Arial"/>
-                <w:i w:val="false"/>
-                <w:b w:val="false"/>
-                <w:u w:val="none"/>
-                <w:sz w:val="22"/>
-                <w:szCs w:val="22"/>
-                <w:color w:val="000000"/>
-              </w:rPr>
-              <w:t xml:space="preserve">0.2844</w:t>
-            </w:r>
-          </w:p>
-        </w:tc>
-        <w:tc>
-          <w:tcPr>
-            <w:tcBorders>
-              <w:bottom w:val="none" w:sz="0" w:space="0" w:color="000000"/>
-              <w:top w:val="none" w:sz="0" w:space="0" w:color="000000"/>
-              <w:left w:val="none" w:sz="0" w:space="0" w:color="000000"/>
-              <w:right w:val="none" w:sz="0" w:space="0" w:color="000000"/>
-            </w:tcBorders>
-            <w:shd w:val="clear" w:color="auto" w:fill="FFFFFF"/>
-            <w:tcMar>
-              <w:top w:w="0" w:type="dxa"/>
-              <w:bottom w:w="0" w:type="dxa"/>
-              <w:left w:w="0" w:type="dxa"/>
-              <w:right w:w="0" w:type="dxa"/>
-            </w:tcMar>
-            <w:vAlign w:val="center"/>
-          </w:tcPr>
-          <w:p>
-            <w:pPr>
-              <w:jc w:val="center"/>
-              <w:pBdr>
-                <w:bottom w:val="none" w:sz="0" w:space="0" w:color="000000"/>
-                <w:top w:val="none" w:sz="0" w:space="0" w:color="000000"/>
-                <w:left w:val="none" w:sz="0" w:space="0" w:color="000000"/>
-                <w:right w:val="none" w:sz="0" w:space="0" w:color="000000"/>
-              </w:pBdr>
-              <w:spacing w:after="100" w:before="100" w:line="240"/>
-              <w:ind w:left="100" w:right="100" w:firstLine="0" w:firstLineChars="0"/>
-              <w:rPr>
-                <w:rFonts w:ascii="Arial" w:hAnsi="Arial" w:eastAsia="Arial" w:cs="Arial"/>
-                <w:i w:val="false"/>
-                <w:b w:val="false"/>
-                <w:u w:val="none"/>
-                <w:sz w:val="22"/>
-                <w:szCs w:val="22"/>
-                <w:color w:val="000000"/>
-              </w:rPr>
-            </w:pPr>
-            <w:r>
-              <w:rPr>
-                <w:rFonts w:ascii="Arial" w:hAnsi="Arial" w:eastAsia="Arial" w:cs="Arial"/>
-                <w:i w:val="false"/>
-                <w:b w:val="false"/>
-                <w:u w:val="none"/>
-                <w:sz w:val="22"/>
-                <w:szCs w:val="22"/>
-                <w:color w:val="000000"/>
-              </w:rPr>
-              <w:t xml:space="preserve">3.26</w:t>
-            </w:r>
-          </w:p>
-        </w:tc>
-        <w:tc>
-          <w:tcPr>
-            <w:tcBorders>
-              <w:bottom w:val="none" w:sz="0" w:space="0" w:color="000000"/>
-              <w:top w:val="none" w:sz="0" w:space="0" w:color="000000"/>
-              <w:left w:val="none" w:sz="0" w:space="0" w:color="000000"/>
-              <w:right w:val="none" w:sz="0" w:space="0" w:color="000000"/>
-            </w:tcBorders>
-            <w:shd w:val="clear" w:color="auto" w:fill="FFFFFF"/>
-            <w:tcMar>
-              <w:top w:w="0" w:type="dxa"/>
-              <w:bottom w:w="0" w:type="dxa"/>
-              <w:left w:w="0" w:type="dxa"/>
-              <w:right w:w="0" w:type="dxa"/>
-            </w:tcMar>
-            <w:vAlign w:val="center"/>
-          </w:tcPr>
-          <w:p>
-            <w:pPr>
-              <w:jc w:val="center"/>
-              <w:pBdr>
-                <w:bottom w:val="none" w:sz="0" w:space="0" w:color="000000"/>
-                <w:top w:val="none" w:sz="0" w:space="0" w:color="000000"/>
-                <w:left w:val="none" w:sz="0" w:space="0" w:color="000000"/>
-                <w:right w:val="none" w:sz="0" w:space="0" w:color="000000"/>
-              </w:pBdr>
-              <w:spacing w:after="100" w:before="100" w:line="240"/>
-              <w:ind w:left="100" w:right="100" w:firstLine="0" w:firstLineChars="0"/>
-              <w:rPr>
-                <w:rFonts w:ascii="Arial" w:hAnsi="Arial" w:eastAsia="Arial" w:cs="Arial"/>
-                <w:i w:val="false"/>
-                <w:b w:val="false"/>
-                <w:u w:val="none"/>
-                <w:sz w:val="22"/>
-                <w:szCs w:val="22"/>
-                <w:color w:val="000000"/>
-              </w:rPr>
-            </w:pPr>
-            <w:r>
-              <w:rPr>
-                <w:rFonts w:ascii="Arial" w:hAnsi="Arial" w:eastAsia="Arial" w:cs="Arial"/>
-                <w:i w:val="false"/>
-                <w:b w:val="false"/>
-                <w:u w:val="none"/>
-                <w:sz w:val="22"/>
-                <w:szCs w:val="22"/>
-                <w:color w:val="000000"/>
-              </w:rPr>
-              <w:t xml:space="preserve">0.0729</w:t>
-            </w:r>
-          </w:p>
-        </w:tc>
-        <w:tc>
-          <w:tcPr>
-            <w:tcBorders>
-              <w:bottom w:val="none" w:sz="0" w:space="0" w:color="000000"/>
-              <w:top w:val="none" w:sz="0" w:space="0" w:color="000000"/>
-              <w:left w:val="none" w:sz="0" w:space="0" w:color="000000"/>
-              <w:right w:val="none" w:sz="0" w:space="0" w:color="000000"/>
-            </w:tcBorders>
-            <w:shd w:val="clear" w:color="auto" w:fill="FFFFFF"/>
-            <w:tcMar>
-              <w:top w:w="0" w:type="dxa"/>
-              <w:bottom w:w="0" w:type="dxa"/>
-              <w:left w:w="0" w:type="dxa"/>
-              <w:right w:w="0" w:type="dxa"/>
-            </w:tcMar>
-            <w:vAlign w:val="center"/>
-          </w:tcPr>
-          <w:p>
-            <w:pPr>
-              <w:jc w:val="center"/>
-              <w:pBdr>
-                <w:bottom w:val="none" w:sz="0" w:space="0" w:color="000000"/>
-                <w:top w:val="none" w:sz="0" w:space="0" w:color="000000"/>
-                <w:left w:val="none" w:sz="0" w:space="0" w:color="000000"/>
-                <w:right w:val="none" w:sz="0" w:space="0" w:color="000000"/>
-              </w:pBdr>
-              <w:spacing w:after="100" w:before="100" w:line="240"/>
-              <w:ind w:left="100" w:right="100" w:firstLine="0" w:firstLineChars="0"/>
-              <w:rPr>
-                <w:rFonts w:ascii="Arial" w:hAnsi="Arial" w:eastAsia="Arial" w:cs="Arial"/>
-                <w:i w:val="false"/>
-                <w:b w:val="false"/>
-                <w:u w:val="none"/>
-                <w:sz w:val="22"/>
-                <w:szCs w:val="22"/>
-                <w:color w:val="000000"/>
-              </w:rPr>
-            </w:pPr>
-            <w:r>
-              <w:rPr>
-                <w:rFonts w:ascii="Arial" w:hAnsi="Arial" w:eastAsia="Arial" w:cs="Arial"/>
-                <w:i w:val="false"/>
-                <w:b w:val="false"/>
-                <w:u w:val="none"/>
-                <w:sz w:val="22"/>
-                <w:szCs w:val="22"/>
-                <w:color w:val="000000"/>
-              </w:rPr>
-              <w:t xml:space="preserve">1.16</w:t>
-            </w:r>
-          </w:p>
-        </w:tc>
-        <w:tc>
-          <w:tcPr>
-            <w:tcBorders>
-              <w:bottom w:val="none" w:sz="0" w:space="0" w:color="000000"/>
-              <w:top w:val="none" w:sz="0" w:space="0" w:color="000000"/>
-              <w:left w:val="none" w:sz="0" w:space="0" w:color="000000"/>
-              <w:right w:val="none" w:sz="0" w:space="0" w:color="000000"/>
-            </w:tcBorders>
-            <w:shd w:val="clear" w:color="auto" w:fill="FFFFFF"/>
-            <w:tcMar>
-              <w:top w:w="0" w:type="dxa"/>
-              <w:bottom w:w="0" w:type="dxa"/>
-              <w:left w:w="0" w:type="dxa"/>
-              <w:right w:w="0" w:type="dxa"/>
-            </w:tcMar>
-            <w:vAlign w:val="center"/>
-          </w:tcPr>
-          <w:p>
-            <w:pPr>
-              <w:jc w:val="center"/>
-              <w:pBdr>
-                <w:bottom w:val="none" w:sz="0" w:space="0" w:color="000000"/>
-                <w:top w:val="none" w:sz="0" w:space="0" w:color="000000"/>
-                <w:left w:val="none" w:sz="0" w:space="0" w:color="000000"/>
-                <w:right w:val="none" w:sz="0" w:space="0" w:color="000000"/>
-              </w:pBdr>
-              <w:spacing w:after="100" w:before="100" w:line="240"/>
-              <w:ind w:left="100" w:right="100" w:firstLine="0" w:firstLineChars="0"/>
-              <w:rPr>
-                <w:rFonts w:ascii="Arial" w:hAnsi="Arial" w:eastAsia="Arial" w:cs="Arial"/>
-                <w:i w:val="false"/>
-                <w:b w:val="false"/>
-                <w:u w:val="none"/>
-                <w:sz w:val="22"/>
-                <w:szCs w:val="22"/>
-                <w:color w:val="000000"/>
-              </w:rPr>
-            </w:pPr>
-            <w:r>
-              <w:rPr>
-                <w:rFonts w:ascii="Arial" w:hAnsi="Arial" w:eastAsia="Arial" w:cs="Arial"/>
-                <w:i w:val="false"/>
-                <w:b w:val="false"/>
-                <w:u w:val="none"/>
-                <w:sz w:val="22"/>
-                <w:szCs w:val="22"/>
-                <w:color w:val="000000"/>
-              </w:rPr>
-              <w:t xml:space="preserve">0.0007</w:t>
+              <w:t xml:space="preserve">1.82</w:t>
+            </w:r>
+          </w:p>
+        </w:tc>
+        <w:tc>
+          <w:tcPr>
+            <w:tcBorders>
+              <w:bottom w:val="none" w:sz="0" w:space="0" w:color="000000"/>
+              <w:top w:val="none" w:sz="0" w:space="0" w:color="000000"/>
+              <w:left w:val="none" w:sz="0" w:space="0" w:color="000000"/>
+              <w:right w:val="none" w:sz="0" w:space="0" w:color="000000"/>
+            </w:tcBorders>
+            <w:shd w:val="clear" w:color="auto" w:fill="FFFFFF"/>
+            <w:tcMar>
+              <w:top w:w="0" w:type="dxa"/>
+              <w:bottom w:w="0" w:type="dxa"/>
+              <w:left w:w="0" w:type="dxa"/>
+              <w:right w:w="0" w:type="dxa"/>
+            </w:tcMar>
+            <w:vAlign w:val="center"/>
+          </w:tcPr>
+          <w:p>
+            <w:pPr>
+              <w:jc w:val="center"/>
+              <w:pBdr>
+                <w:bottom w:val="none" w:sz="0" w:space="0" w:color="000000"/>
+                <w:top w:val="none" w:sz="0" w:space="0" w:color="000000"/>
+                <w:left w:val="none" w:sz="0" w:space="0" w:color="000000"/>
+                <w:right w:val="none" w:sz="0" w:space="0" w:color="000000"/>
+              </w:pBdr>
+              <w:spacing w:after="100" w:before="100" w:line="240"/>
+              <w:ind w:left="100" w:right="100" w:firstLine="0" w:firstLineChars="0"/>
+              <w:rPr>
+                <w:rFonts w:ascii="Arial" w:hAnsi="Arial" w:eastAsia="Arial" w:cs="Arial"/>
+                <w:i w:val="false"/>
+                <w:b w:val="false"/>
+                <w:u w:val="none"/>
+                <w:sz w:val="22"/>
+                <w:szCs w:val="22"/>
+                <w:color w:val="000000"/>
+              </w:rPr>
+            </w:pPr>
+            <w:r>
+              <w:rPr>
+                <w:rFonts w:ascii="Arial" w:hAnsi="Arial" w:eastAsia="Arial" w:cs="Arial"/>
+                <w:i w:val="false"/>
+                <w:b w:val="false"/>
+                <w:u w:val="none"/>
+                <w:sz w:val="22"/>
+                <w:szCs w:val="22"/>
+                <w:color w:val="000000"/>
+              </w:rPr>
+              <w:t xml:space="preserve">0.0859</w:t>
+            </w:r>
+          </w:p>
+        </w:tc>
+        <w:tc>
+          <w:tcPr>
+            <w:tcBorders>
+              <w:bottom w:val="none" w:sz="0" w:space="0" w:color="000000"/>
+              <w:top w:val="none" w:sz="0" w:space="0" w:color="000000"/>
+              <w:left w:val="none" w:sz="0" w:space="0" w:color="000000"/>
+              <w:right w:val="none" w:sz="0" w:space="0" w:color="000000"/>
+            </w:tcBorders>
+            <w:shd w:val="clear" w:color="auto" w:fill="FFFFFF"/>
+            <w:tcMar>
+              <w:top w:w="0" w:type="dxa"/>
+              <w:bottom w:w="0" w:type="dxa"/>
+              <w:left w:w="0" w:type="dxa"/>
+              <w:right w:w="0" w:type="dxa"/>
+            </w:tcMar>
+            <w:vAlign w:val="center"/>
+          </w:tcPr>
+          <w:p>
+            <w:pPr>
+              <w:jc w:val="center"/>
+              <w:pBdr>
+                <w:bottom w:val="none" w:sz="0" w:space="0" w:color="000000"/>
+                <w:top w:val="none" w:sz="0" w:space="0" w:color="000000"/>
+                <w:left w:val="none" w:sz="0" w:space="0" w:color="000000"/>
+                <w:right w:val="none" w:sz="0" w:space="0" w:color="000000"/>
+              </w:pBdr>
+              <w:spacing w:after="100" w:before="100" w:line="240"/>
+              <w:ind w:left="100" w:right="100" w:firstLine="0" w:firstLineChars="0"/>
+              <w:rPr>
+                <w:rFonts w:ascii="Arial" w:hAnsi="Arial" w:eastAsia="Arial" w:cs="Arial"/>
+                <w:i w:val="false"/>
+                <w:b w:val="false"/>
+                <w:u w:val="none"/>
+                <w:sz w:val="22"/>
+                <w:szCs w:val="22"/>
+                <w:color w:val="000000"/>
+              </w:rPr>
+            </w:pPr>
+            <w:r>
+              <w:rPr>
+                <w:rFonts w:ascii="Arial" w:hAnsi="Arial" w:eastAsia="Arial" w:cs="Arial"/>
+                <w:i w:val="false"/>
+                <w:b w:val="false"/>
+                <w:u w:val="none"/>
+                <w:sz w:val="22"/>
+                <w:szCs w:val="22"/>
+                <w:color w:val="000000"/>
+              </w:rPr>
+              <w:t xml:space="preserve">3.97</w:t>
+            </w:r>
+          </w:p>
+        </w:tc>
+        <w:tc>
+          <w:tcPr>
+            <w:tcBorders>
+              <w:bottom w:val="none" w:sz="0" w:space="0" w:color="000000"/>
+              <w:top w:val="none" w:sz="0" w:space="0" w:color="000000"/>
+              <w:left w:val="none" w:sz="0" w:space="0" w:color="000000"/>
+              <w:right w:val="none" w:sz="0" w:space="0" w:color="000000"/>
+            </w:tcBorders>
+            <w:shd w:val="clear" w:color="auto" w:fill="FFFFFF"/>
+            <w:tcMar>
+              <w:top w:w="0" w:type="dxa"/>
+              <w:bottom w:w="0" w:type="dxa"/>
+              <w:left w:w="0" w:type="dxa"/>
+              <w:right w:w="0" w:type="dxa"/>
+            </w:tcMar>
+            <w:vAlign w:val="center"/>
+          </w:tcPr>
+          <w:p>
+            <w:pPr>
+              <w:jc w:val="center"/>
+              <w:pBdr>
+                <w:bottom w:val="none" w:sz="0" w:space="0" w:color="000000"/>
+                <w:top w:val="none" w:sz="0" w:space="0" w:color="000000"/>
+                <w:left w:val="none" w:sz="0" w:space="0" w:color="000000"/>
+                <w:right w:val="none" w:sz="0" w:space="0" w:color="000000"/>
+              </w:pBdr>
+              <w:spacing w:after="100" w:before="100" w:line="240"/>
+              <w:ind w:left="100" w:right="100" w:firstLine="0" w:firstLineChars="0"/>
+              <w:rPr>
+                <w:rFonts w:ascii="Arial" w:hAnsi="Arial" w:eastAsia="Arial" w:cs="Arial"/>
+                <w:i w:val="false"/>
+                <w:b w:val="false"/>
+                <w:u w:val="none"/>
+                <w:sz w:val="22"/>
+                <w:szCs w:val="22"/>
+                <w:color w:val="000000"/>
+              </w:rPr>
+            </w:pPr>
+            <w:r>
+              <w:rPr>
+                <w:rFonts w:ascii="Arial" w:hAnsi="Arial" w:eastAsia="Arial" w:cs="Arial"/>
+                <w:i w:val="false"/>
+                <w:b w:val="false"/>
+                <w:u w:val="none"/>
+                <w:sz w:val="22"/>
+                <w:szCs w:val="22"/>
+                <w:color w:val="000000"/>
+              </w:rPr>
+              <w:t xml:space="preserve">0.0478</w:t>
+            </w:r>
+          </w:p>
+        </w:tc>
+        <w:tc>
+          <w:tcPr>
+            <w:tcBorders>
+              <w:bottom w:val="none" w:sz="0" w:space="0" w:color="000000"/>
+              <w:top w:val="none" w:sz="0" w:space="0" w:color="000000"/>
+              <w:left w:val="none" w:sz="0" w:space="0" w:color="000000"/>
+              <w:right w:val="none" w:sz="0" w:space="0" w:color="000000"/>
+            </w:tcBorders>
+            <w:shd w:val="clear" w:color="auto" w:fill="FFFFFF"/>
+            <w:tcMar>
+              <w:top w:w="0" w:type="dxa"/>
+              <w:bottom w:w="0" w:type="dxa"/>
+              <w:left w:w="0" w:type="dxa"/>
+              <w:right w:w="0" w:type="dxa"/>
+            </w:tcMar>
+            <w:vAlign w:val="center"/>
+          </w:tcPr>
+          <w:p>
+            <w:pPr>
+              <w:jc w:val="center"/>
+              <w:pBdr>
+                <w:bottom w:val="none" w:sz="0" w:space="0" w:color="000000"/>
+                <w:top w:val="none" w:sz="0" w:space="0" w:color="000000"/>
+                <w:left w:val="none" w:sz="0" w:space="0" w:color="000000"/>
+                <w:right w:val="none" w:sz="0" w:space="0" w:color="000000"/>
+              </w:pBdr>
+              <w:spacing w:after="100" w:before="100" w:line="240"/>
+              <w:ind w:left="100" w:right="100" w:firstLine="0" w:firstLineChars="0"/>
+              <w:rPr>
+                <w:rFonts w:ascii="Arial" w:hAnsi="Arial" w:eastAsia="Arial" w:cs="Arial"/>
+                <w:i w:val="false"/>
+                <w:b w:val="false"/>
+                <w:u w:val="none"/>
+                <w:sz w:val="22"/>
+                <w:szCs w:val="22"/>
+                <w:color w:val="000000"/>
+              </w:rPr>
+            </w:pPr>
+            <w:r>
+              <w:rPr>
+                <w:rFonts w:ascii="Arial" w:hAnsi="Arial" w:eastAsia="Arial" w:cs="Arial"/>
+                <w:i w:val="false"/>
+                <w:b w:val="false"/>
+                <w:u w:val="none"/>
+                <w:sz w:val="22"/>
+                <w:szCs w:val="22"/>
+                <w:color w:val="000000"/>
+              </w:rPr>
+              <w:t xml:space="preserve">0.94</w:t>
+            </w:r>
+          </w:p>
+        </w:tc>
+        <w:tc>
+          <w:tcPr>
+            <w:tcBorders>
+              <w:bottom w:val="none" w:sz="0" w:space="0" w:color="000000"/>
+              <w:top w:val="none" w:sz="0" w:space="0" w:color="000000"/>
+              <w:left w:val="none" w:sz="0" w:space="0" w:color="000000"/>
+              <w:right w:val="none" w:sz="0" w:space="0" w:color="000000"/>
+            </w:tcBorders>
+            <w:shd w:val="clear" w:color="auto" w:fill="FFFFFF"/>
+            <w:tcMar>
+              <w:top w:w="0" w:type="dxa"/>
+              <w:bottom w:w="0" w:type="dxa"/>
+              <w:left w:w="0" w:type="dxa"/>
+              <w:right w:w="0" w:type="dxa"/>
+            </w:tcMar>
+            <w:vAlign w:val="center"/>
+          </w:tcPr>
+          <w:p>
+            <w:pPr>
+              <w:jc w:val="center"/>
+              <w:pBdr>
+                <w:bottom w:val="none" w:sz="0" w:space="0" w:color="000000"/>
+                <w:top w:val="none" w:sz="0" w:space="0" w:color="000000"/>
+                <w:left w:val="none" w:sz="0" w:space="0" w:color="000000"/>
+                <w:right w:val="none" w:sz="0" w:space="0" w:color="000000"/>
+              </w:pBdr>
+              <w:spacing w:after="100" w:before="100" w:line="240"/>
+              <w:ind w:left="100" w:right="100" w:firstLine="0" w:firstLineChars="0"/>
+              <w:rPr>
+                <w:rFonts w:ascii="Arial" w:hAnsi="Arial" w:eastAsia="Arial" w:cs="Arial"/>
+                <w:i w:val="false"/>
+                <w:b w:val="false"/>
+                <w:u w:val="none"/>
+                <w:sz w:val="22"/>
+                <w:szCs w:val="22"/>
+                <w:color w:val="000000"/>
+              </w:rPr>
+            </w:pPr>
+            <w:r>
+              <w:rPr>
+                <w:rFonts w:ascii="Arial" w:hAnsi="Arial" w:eastAsia="Arial" w:cs="Arial"/>
+                <w:i w:val="false"/>
+                <w:b w:val="false"/>
+                <w:u w:val="none"/>
+                <w:sz w:val="22"/>
+                <w:szCs w:val="22"/>
+                <w:color w:val="000000"/>
+              </w:rPr>
+              <w:t xml:space="preserve">0.0032</w:t>
             </w:r>
           </w:p>
         </w:tc>
@@ -5167,7 +5167,7 @@
                 <w:szCs w:val="22"/>
                 <w:color w:val="000000"/>
               </w:rPr>
-              <w:t xml:space="preserve">9.09</w:t>
+              <w:t xml:space="preserve">6.00</w:t>
             </w:r>
           </w:p>
         </w:tc>
@@ -5271,163 +5271,163 @@
                 <w:szCs w:val="22"/>
                 <w:color w:val="000000"/>
               </w:rPr>
-              <w:t xml:space="preserve">3.01</w:t>
-            </w:r>
-          </w:p>
-        </w:tc>
-        <w:tc>
-          <w:tcPr>
-            <w:tcBorders>
-              <w:bottom w:val="none" w:sz="0" w:space="0" w:color="000000"/>
-              <w:top w:val="none" w:sz="0" w:space="0" w:color="000000"/>
-              <w:left w:val="none" w:sz="0" w:space="0" w:color="000000"/>
-              <w:right w:val="none" w:sz="0" w:space="0" w:color="000000"/>
-            </w:tcBorders>
-            <w:shd w:val="clear" w:color="auto" w:fill="FFFFFF"/>
-            <w:tcMar>
-              <w:top w:w="0" w:type="dxa"/>
-              <w:bottom w:w="0" w:type="dxa"/>
-              <w:left w:w="0" w:type="dxa"/>
-              <w:right w:w="0" w:type="dxa"/>
-            </w:tcMar>
-            <w:vAlign w:val="center"/>
-          </w:tcPr>
-          <w:p>
-            <w:pPr>
-              <w:jc w:val="center"/>
-              <w:pBdr>
-                <w:bottom w:val="none" w:sz="0" w:space="0" w:color="000000"/>
-                <w:top w:val="none" w:sz="0" w:space="0" w:color="000000"/>
-                <w:left w:val="none" w:sz="0" w:space="0" w:color="000000"/>
-                <w:right w:val="none" w:sz="0" w:space="0" w:color="000000"/>
-              </w:pBdr>
-              <w:spacing w:after="100" w:before="100" w:line="240"/>
-              <w:ind w:left="100" w:right="100" w:firstLine="0" w:firstLineChars="0"/>
-              <w:rPr>
-                <w:rFonts w:ascii="Arial" w:hAnsi="Arial" w:eastAsia="Arial" w:cs="Arial"/>
-                <w:i w:val="false"/>
-                <w:b w:val="false"/>
-                <w:u w:val="none"/>
-                <w:sz w:val="22"/>
-                <w:szCs w:val="22"/>
-                <w:color w:val="000000"/>
-              </w:rPr>
-            </w:pPr>
-            <w:r>
-              <w:rPr>
-                <w:rFonts w:ascii="Arial" w:hAnsi="Arial" w:eastAsia="Arial" w:cs="Arial"/>
-                <w:i w:val="false"/>
-                <w:b w:val="false"/>
-                <w:u w:val="none"/>
-                <w:sz w:val="22"/>
-                <w:szCs w:val="22"/>
-                <w:color w:val="000000"/>
-              </w:rPr>
-              <w:t xml:space="preserve">0.0259</w:t>
-            </w:r>
-          </w:p>
-        </w:tc>
-        <w:tc>
-          <w:tcPr>
-            <w:tcBorders>
-              <w:bottom w:val="none" w:sz="0" w:space="0" w:color="000000"/>
-              <w:top w:val="none" w:sz="0" w:space="0" w:color="000000"/>
-              <w:left w:val="none" w:sz="0" w:space="0" w:color="000000"/>
-              <w:right w:val="none" w:sz="0" w:space="0" w:color="000000"/>
-            </w:tcBorders>
-            <w:shd w:val="clear" w:color="auto" w:fill="FFFFFF"/>
-            <w:tcMar>
-              <w:top w:w="0" w:type="dxa"/>
-              <w:bottom w:w="0" w:type="dxa"/>
-              <w:left w:w="0" w:type="dxa"/>
-              <w:right w:w="0" w:type="dxa"/>
-            </w:tcMar>
-            <w:vAlign w:val="center"/>
-          </w:tcPr>
-          <w:p>
-            <w:pPr>
-              <w:jc w:val="center"/>
-              <w:pBdr>
-                <w:bottom w:val="none" w:sz="0" w:space="0" w:color="000000"/>
-                <w:top w:val="none" w:sz="0" w:space="0" w:color="000000"/>
-                <w:left w:val="none" w:sz="0" w:space="0" w:color="000000"/>
-                <w:right w:val="none" w:sz="0" w:space="0" w:color="000000"/>
-              </w:pBdr>
-              <w:spacing w:after="100" w:before="100" w:line="240"/>
-              <w:ind w:left="100" w:right="100" w:firstLine="0" w:firstLineChars="0"/>
-              <w:rPr>
-                <w:rFonts w:ascii="Arial" w:hAnsi="Arial" w:eastAsia="Arial" w:cs="Arial"/>
-                <w:i w:val="false"/>
-                <w:b w:val="false"/>
-                <w:u w:val="none"/>
-                <w:sz w:val="22"/>
-                <w:szCs w:val="22"/>
-                <w:color w:val="000000"/>
-              </w:rPr>
-            </w:pPr>
-            <w:r>
-              <w:rPr>
-                <w:rFonts w:ascii="Arial" w:hAnsi="Arial" w:eastAsia="Arial" w:cs="Arial"/>
-                <w:i w:val="false"/>
-                <w:b w:val="false"/>
-                <w:u w:val="none"/>
-                <w:sz w:val="22"/>
-                <w:szCs w:val="22"/>
-                <w:color w:val="000000"/>
-              </w:rPr>
-              <w:t xml:space="preserve">0.25</w:t>
-            </w:r>
-          </w:p>
-        </w:tc>
-        <w:tc>
-          <w:tcPr>
-            <w:tcBorders>
-              <w:bottom w:val="none" w:sz="0" w:space="0" w:color="000000"/>
-              <w:top w:val="none" w:sz="0" w:space="0" w:color="000000"/>
-              <w:left w:val="none" w:sz="0" w:space="0" w:color="000000"/>
-              <w:right w:val="none" w:sz="0" w:space="0" w:color="000000"/>
-            </w:tcBorders>
-            <w:shd w:val="clear" w:color="auto" w:fill="FFFFFF"/>
-            <w:tcMar>
-              <w:top w:w="0" w:type="dxa"/>
-              <w:bottom w:w="0" w:type="dxa"/>
-              <w:left w:w="0" w:type="dxa"/>
-              <w:right w:w="0" w:type="dxa"/>
-            </w:tcMar>
-            <w:vAlign w:val="center"/>
-          </w:tcPr>
-          <w:p>
-            <w:pPr>
-              <w:jc w:val="center"/>
-              <w:pBdr>
-                <w:bottom w:val="none" w:sz="0" w:space="0" w:color="000000"/>
-                <w:top w:val="none" w:sz="0" w:space="0" w:color="000000"/>
-                <w:left w:val="none" w:sz="0" w:space="0" w:color="000000"/>
-                <w:right w:val="none" w:sz="0" w:space="0" w:color="000000"/>
-              </w:pBdr>
-              <w:spacing w:after="100" w:before="100" w:line="240"/>
-              <w:ind w:left="100" w:right="100" w:firstLine="0" w:firstLineChars="0"/>
-              <w:rPr>
-                <w:rFonts w:ascii="Arial" w:hAnsi="Arial" w:eastAsia="Arial" w:cs="Arial"/>
-                <w:i w:val="false"/>
-                <w:b w:val="false"/>
-                <w:u w:val="none"/>
-                <w:sz w:val="22"/>
-                <w:szCs w:val="22"/>
-                <w:color w:val="000000"/>
-              </w:rPr>
-            </w:pPr>
-            <w:r>
-              <w:rPr>
-                <w:rFonts w:ascii="Arial" w:hAnsi="Arial" w:eastAsia="Arial" w:cs="Arial"/>
-                <w:i w:val="false"/>
-                <w:b w:val="false"/>
-                <w:u w:val="none"/>
-                <w:sz w:val="22"/>
-                <w:szCs w:val="22"/>
-                <w:color w:val="000000"/>
-              </w:rPr>
-              <w:t xml:space="preserve">0.1368</w:t>
+              <w:t xml:space="preserve">2.95</w:t>
+            </w:r>
+          </w:p>
+        </w:tc>
+        <w:tc>
+          <w:tcPr>
+            <w:tcBorders>
+              <w:bottom w:val="none" w:sz="0" w:space="0" w:color="000000"/>
+              <w:top w:val="none" w:sz="0" w:space="0" w:color="000000"/>
+              <w:left w:val="none" w:sz="0" w:space="0" w:color="000000"/>
+              <w:right w:val="none" w:sz="0" w:space="0" w:color="000000"/>
+            </w:tcBorders>
+            <w:shd w:val="clear" w:color="auto" w:fill="FFFFFF"/>
+            <w:tcMar>
+              <w:top w:w="0" w:type="dxa"/>
+              <w:bottom w:w="0" w:type="dxa"/>
+              <w:left w:w="0" w:type="dxa"/>
+              <w:right w:w="0" w:type="dxa"/>
+            </w:tcMar>
+            <w:vAlign w:val="center"/>
+          </w:tcPr>
+          <w:p>
+            <w:pPr>
+              <w:jc w:val="center"/>
+              <w:pBdr>
+                <w:bottom w:val="none" w:sz="0" w:space="0" w:color="000000"/>
+                <w:top w:val="none" w:sz="0" w:space="0" w:color="000000"/>
+                <w:left w:val="none" w:sz="0" w:space="0" w:color="000000"/>
+                <w:right w:val="none" w:sz="0" w:space="0" w:color="000000"/>
+              </w:pBdr>
+              <w:spacing w:after="100" w:before="100" w:line="240"/>
+              <w:ind w:left="100" w:right="100" w:firstLine="0" w:firstLineChars="0"/>
+              <w:rPr>
+                <w:rFonts w:ascii="Arial" w:hAnsi="Arial" w:eastAsia="Arial" w:cs="Arial"/>
+                <w:i w:val="false"/>
+                <w:b w:val="false"/>
+                <w:u w:val="none"/>
+                <w:sz w:val="22"/>
+                <w:szCs w:val="22"/>
+                <w:color w:val="000000"/>
+              </w:rPr>
+            </w:pPr>
+            <w:r>
+              <w:rPr>
+                <w:rFonts w:ascii="Arial" w:hAnsi="Arial" w:eastAsia="Arial" w:cs="Arial"/>
+                <w:i w:val="false"/>
+                <w:b w:val="false"/>
+                <w:u w:val="none"/>
+                <w:sz w:val="22"/>
+                <w:szCs w:val="22"/>
+                <w:color w:val="000000"/>
+              </w:rPr>
+              <w:t xml:space="preserve">0.0270</w:t>
+            </w:r>
+          </w:p>
+        </w:tc>
+        <w:tc>
+          <w:tcPr>
+            <w:tcBorders>
+              <w:bottom w:val="none" w:sz="0" w:space="0" w:color="000000"/>
+              <w:top w:val="none" w:sz="0" w:space="0" w:color="000000"/>
+              <w:left w:val="none" w:sz="0" w:space="0" w:color="000000"/>
+              <w:right w:val="none" w:sz="0" w:space="0" w:color="000000"/>
+            </w:tcBorders>
+            <w:shd w:val="clear" w:color="auto" w:fill="FFFFFF"/>
+            <w:tcMar>
+              <w:top w:w="0" w:type="dxa"/>
+              <w:bottom w:w="0" w:type="dxa"/>
+              <w:left w:w="0" w:type="dxa"/>
+              <w:right w:w="0" w:type="dxa"/>
+            </w:tcMar>
+            <w:vAlign w:val="center"/>
+          </w:tcPr>
+          <w:p>
+            <w:pPr>
+              <w:jc w:val="center"/>
+              <w:pBdr>
+                <w:bottom w:val="none" w:sz="0" w:space="0" w:color="000000"/>
+                <w:top w:val="none" w:sz="0" w:space="0" w:color="000000"/>
+                <w:left w:val="none" w:sz="0" w:space="0" w:color="000000"/>
+                <w:right w:val="none" w:sz="0" w:space="0" w:color="000000"/>
+              </w:pBdr>
+              <w:spacing w:after="100" w:before="100" w:line="240"/>
+              <w:ind w:left="100" w:right="100" w:firstLine="0" w:firstLineChars="0"/>
+              <w:rPr>
+                <w:rFonts w:ascii="Arial" w:hAnsi="Arial" w:eastAsia="Arial" w:cs="Arial"/>
+                <w:i w:val="false"/>
+                <w:b w:val="false"/>
+                <w:u w:val="none"/>
+                <w:sz w:val="22"/>
+                <w:szCs w:val="22"/>
+                <w:color w:val="000000"/>
+              </w:rPr>
+            </w:pPr>
+            <w:r>
+              <w:rPr>
+                <w:rFonts w:ascii="Arial" w:hAnsi="Arial" w:eastAsia="Arial" w:cs="Arial"/>
+                <w:i w:val="false"/>
+                <w:b w:val="false"/>
+                <w:u w:val="none"/>
+                <w:sz w:val="22"/>
+                <w:szCs w:val="22"/>
+                <w:color w:val="000000"/>
+              </w:rPr>
+              <w:t xml:space="preserve">0.23</w:t>
+            </w:r>
+          </w:p>
+        </w:tc>
+        <w:tc>
+          <w:tcPr>
+            <w:tcBorders>
+              <w:bottom w:val="none" w:sz="0" w:space="0" w:color="000000"/>
+              <w:top w:val="none" w:sz="0" w:space="0" w:color="000000"/>
+              <w:left w:val="none" w:sz="0" w:space="0" w:color="000000"/>
+              <w:right w:val="none" w:sz="0" w:space="0" w:color="000000"/>
+            </w:tcBorders>
+            <w:shd w:val="clear" w:color="auto" w:fill="FFFFFF"/>
+            <w:tcMar>
+              <w:top w:w="0" w:type="dxa"/>
+              <w:bottom w:w="0" w:type="dxa"/>
+              <w:left w:w="0" w:type="dxa"/>
+              <w:right w:w="0" w:type="dxa"/>
+            </w:tcMar>
+            <w:vAlign w:val="center"/>
+          </w:tcPr>
+          <w:p>
+            <w:pPr>
+              <w:jc w:val="center"/>
+              <w:pBdr>
+                <w:bottom w:val="none" w:sz="0" w:space="0" w:color="000000"/>
+                <w:top w:val="none" w:sz="0" w:space="0" w:color="000000"/>
+                <w:left w:val="none" w:sz="0" w:space="0" w:color="000000"/>
+                <w:right w:val="none" w:sz="0" w:space="0" w:color="000000"/>
+              </w:pBdr>
+              <w:spacing w:after="100" w:before="100" w:line="240"/>
+              <w:ind w:left="100" w:right="100" w:firstLine="0" w:firstLineChars="0"/>
+              <w:rPr>
+                <w:rFonts w:ascii="Arial" w:hAnsi="Arial" w:eastAsia="Arial" w:cs="Arial"/>
+                <w:i w:val="false"/>
+                <w:b w:val="false"/>
+                <w:u w:val="none"/>
+                <w:sz w:val="22"/>
+                <w:szCs w:val="22"/>
+                <w:color w:val="000000"/>
+              </w:rPr>
+            </w:pPr>
+            <w:r>
+              <w:rPr>
+                <w:rFonts w:ascii="Arial" w:hAnsi="Arial" w:eastAsia="Arial" w:cs="Arial"/>
+                <w:i w:val="false"/>
+                <w:b w:val="false"/>
+                <w:u w:val="none"/>
+                <w:sz w:val="22"/>
+                <w:szCs w:val="22"/>
+                <w:color w:val="000000"/>
+              </w:rPr>
+              <w:t xml:space="preserve">0.1467</w:t>
             </w:r>
           </w:p>
         </w:tc>
@@ -5537,7 +5537,7 @@
                 <w:szCs w:val="22"/>
                 <w:color w:val="000000"/>
               </w:rPr>
-              <w:t xml:space="preserve">8.76</w:t>
+              <w:t xml:space="preserve">4.26</w:t>
             </w:r>
           </w:p>
         </w:tc>
@@ -5589,7 +5589,7 @@
                 <w:szCs w:val="22"/>
                 <w:color w:val="000000"/>
               </w:rPr>
-              <w:t xml:space="preserve">0.0000</w:t>
+              <w:t xml:space="preserve">0.0002</w:t>
             </w:r>
           </w:p>
         </w:tc>
@@ -5641,7 +5641,7 @@
                 <w:szCs w:val="22"/>
                 <w:color w:val="000000"/>
               </w:rPr>
-              <w:t xml:space="preserve">0.63</w:t>
+              <w:t xml:space="preserve">0.74</w:t>
             </w:r>
           </w:p>
         </w:tc>
@@ -5693,7 +5693,7 @@
                 <w:szCs w:val="22"/>
                 <w:color w:val="000000"/>
               </w:rPr>
-              <w:t xml:space="preserve">0.4291</w:t>
+              <w:t xml:space="preserve">0.3921</w:t>
             </w:r>
           </w:p>
         </w:tc>
@@ -5797,7 +5797,7 @@
                 <w:szCs w:val="22"/>
                 <w:color w:val="000000"/>
               </w:rPr>
-              <w:t xml:space="preserve">0.0966</w:t>
+              <w:t xml:space="preserve">0.1075</w:t>
             </w:r>
           </w:p>
         </w:tc>
